--- a/interview questions/4.react.js.docx
+++ b/interview questions/4.react.js.docx
@@ -2,7 +2,4494 @@
 <file path=word/document.xml><?xml version="1.0" encoding="utf-8"?>
 <w:document xmlns:wpc="http://schemas.microsoft.com/office/word/2010/wordprocessingCanvas" xmlns:cx="http://schemas.microsoft.com/office/drawing/2014/chartex" xmlns:cx1="http://schemas.microsoft.com/office/drawing/2015/9/8/chartex" xmlns:cx2="http://schemas.microsoft.com/office/drawing/2015/10/21/chartex" xmlns:cx3="http://schemas.microsoft.com/office/drawing/2016/5/9/chartex" xmlns:cx4="http://schemas.microsoft.com/office/drawing/2016/5/10/chartex" xmlns:cx5="http://schemas.microsoft.com/office/drawing/2016/5/11/chartex" xmlns:cx6="http://schemas.microsoft.com/office/drawing/2016/5/12/chartex" xmlns:cx7="http://schemas.microsoft.com/office/drawing/2016/5/13/chartex" xmlns:cx8="http://schemas.microsoft.com/office/drawing/2016/5/14/chartex" xmlns:mc="http://schemas.openxmlformats.org/markup-compatibility/2006" xmlns:aink="http://schemas.microsoft.com/office/drawing/2016/ink" xmlns:am3d="http://schemas.microsoft.com/office/drawing/2017/model3d" xmlns:o="urn:schemas-microsoft-com:office:office" xmlns:oel="http://schemas.microsoft.com/office/2019/extlst" xmlns:r="http://schemas.openxmlformats.org/officeDocument/2006/relationships" xmlns:m="http://schemas.openxmlformats.org/officeDocument/2006/math" xmlns:v="urn:schemas-microsoft-com:vml" xmlns:wp14="http://schemas.microsoft.com/office/word/2010/wordprocessingDrawing" xmlns:wp="http://schemas.openxmlformats.org/drawingml/2006/wordprocessingDrawing" xmlns:w10="urn:schemas-microsoft-com:office:word" xmlns:w="http://schemas.openxmlformats.org/wordprocessingml/2006/main" xmlns:w14="http://schemas.microsoft.com/office/word/2010/wordml" xmlns:w15="http://schemas.microsoft.com/office/word/2012/wordml" xmlns:w16cex="http://schemas.microsoft.com/office/word/2018/wordml/cex" xmlns:w16cid="http://schemas.microsoft.com/office/word/2016/wordml/cid" xmlns:w16="http://schemas.microsoft.com/office/word/2018/wordml" xmlns:w16du="http://schemas.microsoft.com/office/word/2023/wordml/word16du" xmlns:w16sdtdh="http://schemas.microsoft.com/office/word/2020/wordml/sdtdatahash" xmlns:w16sdtfl="http://schemas.microsoft.com/office/word/2024/wordml/sdtformatlock" xmlns:w16se="http://schemas.microsoft.com/office/word/2015/wordml/symex" xmlns:wpg="http://schemas.microsoft.com/office/word/2010/wordprocessingGroup" xmlns:wpi="http://schemas.microsoft.com/office/word/2010/wordprocessingInk" xmlns:wne="http://schemas.microsoft.com/office/word/2006/wordml" xmlns:wps="http://schemas.microsoft.com/office/word/2010/wordprocessingShape" mc:Ignorable="w14 w15 w16se w16cid w16 w16cex w16sdtdh w16sdtfl w16du wp14">
   <w:body>
-    <w:p/>
+    <w:p>
+      <w:pPr>
+        <w:spacing w:line="240" w:lineRule="auto"/>
+        <w:jc w:val="both"/>
+        <w:rPr>
+          <w:b/>
+          <w:bCs/>
+        </w:rPr>
+      </w:pPr>
+      <w:r>
+        <w:rPr>
+          <w:b/>
+          <w:bCs/>
+        </w:rPr>
+        <w:t>1. What is React.js?</w:t>
+      </w:r>
+    </w:p>
+    <w:p>
+      <w:pPr>
+        <w:spacing w:line="240" w:lineRule="auto"/>
+        <w:jc w:val="both"/>
+      </w:pPr>
+      <w:r>
+        <w:rPr>
+          <w:b/>
+          <w:bCs/>
+        </w:rPr>
+        <w:t>Answer:</w:t>
+      </w:r>
+      <w:r>
+        <w:br/>
+        <w:t xml:space="preserve">React.js is a </w:t>
+      </w:r>
+      <w:r>
+        <w:rPr>
+          <w:b/>
+          <w:bCs/>
+        </w:rPr>
+        <w:t>JavaScript library for building user interfaces</w:t>
+      </w:r>
+      <w:r>
+        <w:t>, especially for single-page applications (SPAs). It was developed by Facebook (now Meta).</w:t>
+      </w:r>
+    </w:p>
+    <w:p>
+      <w:pPr>
+        <w:spacing w:line="240" w:lineRule="auto"/>
+        <w:jc w:val="both"/>
+      </w:pPr>
+      <w:r>
+        <w:t>React allows developers to create reusable UI components and efficiently update the UI using a virtual DOM.</w:t>
+      </w:r>
+    </w:p>
+    <w:p>
+      <w:pPr>
+        <w:spacing w:line="240" w:lineRule="auto"/>
+        <w:jc w:val="both"/>
+      </w:pPr>
+      <w:r>
+        <w:pict w14:anchorId="22A3E934">
+          <v:rect id="_x0000_i1145" style="width:0;height:1.5pt" o:hralign="center" o:hrstd="t" o:hr="t" fillcolor="#a0a0a0" stroked="f"/>
+        </w:pict>
+      </w:r>
+    </w:p>
+    <w:p>
+      <w:pPr>
+        <w:spacing w:line="240" w:lineRule="auto"/>
+        <w:jc w:val="both"/>
+        <w:rPr>
+          <w:b/>
+          <w:bCs/>
+        </w:rPr>
+      </w:pPr>
+      <w:r>
+        <w:rPr>
+          <w:b/>
+          <w:bCs/>
+        </w:rPr>
+        <w:t>2. What are the main features of React?</w:t>
+      </w:r>
+    </w:p>
+    <w:p>
+      <w:pPr>
+        <w:spacing w:line="240" w:lineRule="auto"/>
+        <w:jc w:val="both"/>
+      </w:pPr>
+      <w:r>
+        <w:rPr>
+          <w:b/>
+          <w:bCs/>
+        </w:rPr>
+        <w:t>Answer:</w:t>
+      </w:r>
+      <w:r>
+        <w:br/>
+        <w:t>The main features of React are:</w:t>
+      </w:r>
+    </w:p>
+    <w:p>
+      <w:pPr>
+        <w:numPr>
+          <w:ilvl w:val="0"/>
+          <w:numId w:val="6"/>
+        </w:numPr>
+        <w:spacing w:line="240" w:lineRule="auto"/>
+        <w:jc w:val="both"/>
+      </w:pPr>
+      <w:r>
+        <w:t xml:space="preserve">Component-based architecture </w:t>
+      </w:r>
+    </w:p>
+    <w:p>
+      <w:pPr>
+        <w:numPr>
+          <w:ilvl w:val="0"/>
+          <w:numId w:val="6"/>
+        </w:numPr>
+        <w:spacing w:line="240" w:lineRule="auto"/>
+        <w:jc w:val="both"/>
+      </w:pPr>
+      <w:r>
+        <w:t xml:space="preserve">Virtual DOM </w:t>
+      </w:r>
+    </w:p>
+    <w:p>
+      <w:pPr>
+        <w:numPr>
+          <w:ilvl w:val="0"/>
+          <w:numId w:val="6"/>
+        </w:numPr>
+        <w:spacing w:line="240" w:lineRule="auto"/>
+        <w:jc w:val="both"/>
+      </w:pPr>
+      <w:r>
+        <w:t xml:space="preserve">JSX </w:t>
+      </w:r>
+    </w:p>
+    <w:p>
+      <w:pPr>
+        <w:numPr>
+          <w:ilvl w:val="0"/>
+          <w:numId w:val="6"/>
+        </w:numPr>
+        <w:spacing w:line="240" w:lineRule="auto"/>
+        <w:jc w:val="both"/>
+      </w:pPr>
+      <w:r>
+        <w:t xml:space="preserve">Reusable components </w:t>
+      </w:r>
+    </w:p>
+    <w:p>
+      <w:pPr>
+        <w:numPr>
+          <w:ilvl w:val="0"/>
+          <w:numId w:val="6"/>
+        </w:numPr>
+        <w:spacing w:line="240" w:lineRule="auto"/>
+        <w:jc w:val="both"/>
+      </w:pPr>
+      <w:r>
+        <w:t xml:space="preserve">One-way data binding </w:t>
+      </w:r>
+    </w:p>
+    <w:p>
+      <w:pPr>
+        <w:numPr>
+          <w:ilvl w:val="0"/>
+          <w:numId w:val="6"/>
+        </w:numPr>
+        <w:spacing w:line="240" w:lineRule="auto"/>
+        <w:jc w:val="both"/>
+      </w:pPr>
+      <w:r>
+        <w:t xml:space="preserve">Hooks </w:t>
+      </w:r>
+    </w:p>
+    <w:p>
+      <w:pPr>
+        <w:numPr>
+          <w:ilvl w:val="0"/>
+          <w:numId w:val="6"/>
+        </w:numPr>
+        <w:spacing w:line="240" w:lineRule="auto"/>
+        <w:jc w:val="both"/>
+      </w:pPr>
+      <w:r>
+        <w:t xml:space="preserve">Declarative UI </w:t>
+      </w:r>
+    </w:p>
+    <w:p>
+      <w:pPr>
+        <w:numPr>
+          <w:ilvl w:val="0"/>
+          <w:numId w:val="6"/>
+        </w:numPr>
+        <w:spacing w:line="240" w:lineRule="auto"/>
+        <w:jc w:val="both"/>
+      </w:pPr>
+      <w:r>
+        <w:t xml:space="preserve">Efficient rendering </w:t>
+      </w:r>
+    </w:p>
+    <w:p>
+      <w:pPr>
+        <w:numPr>
+          <w:ilvl w:val="0"/>
+          <w:numId w:val="6"/>
+        </w:numPr>
+        <w:spacing w:line="240" w:lineRule="auto"/>
+        <w:jc w:val="both"/>
+      </w:pPr>
+      <w:r>
+        <w:t xml:space="preserve">Support for single-page applications </w:t>
+      </w:r>
+    </w:p>
+    <w:p>
+      <w:pPr>
+        <w:spacing w:line="240" w:lineRule="auto"/>
+        <w:jc w:val="both"/>
+      </w:pPr>
+      <w:r>
+        <w:pict w14:anchorId="05364191">
+          <v:rect id="_x0000_i1146" style="width:0;height:1.5pt" o:hralign="center" o:hrstd="t" o:hr="t" fillcolor="#a0a0a0" stroked="f"/>
+        </w:pict>
+      </w:r>
+    </w:p>
+    <w:p>
+      <w:pPr>
+        <w:spacing w:line="240" w:lineRule="auto"/>
+        <w:jc w:val="both"/>
+        <w:rPr>
+          <w:b/>
+          <w:bCs/>
+        </w:rPr>
+      </w:pPr>
+      <w:r>
+        <w:rPr>
+          <w:b/>
+          <w:bCs/>
+        </w:rPr>
+        <w:t>3. What is JSX?</w:t>
+      </w:r>
+    </w:p>
+    <w:p>
+      <w:pPr>
+        <w:spacing w:line="240" w:lineRule="auto"/>
+        <w:jc w:val="both"/>
+      </w:pPr>
+      <w:r>
+        <w:rPr>
+          <w:b/>
+          <w:bCs/>
+        </w:rPr>
+        <w:t>Answer:</w:t>
+      </w:r>
+      <w:r>
+        <w:br/>
+        <w:t xml:space="preserve">JSX stands for </w:t>
+      </w:r>
+      <w:r>
+        <w:rPr>
+          <w:b/>
+          <w:bCs/>
+        </w:rPr>
+        <w:t>JavaScript XML</w:t>
+      </w:r>
+      <w:r>
+        <w:t>. It allows us to write HTML-like syntax inside JavaScript.</w:t>
+      </w:r>
+    </w:p>
+    <w:p>
+      <w:pPr>
+        <w:spacing w:line="240" w:lineRule="auto"/>
+        <w:jc w:val="both"/>
+      </w:pPr>
+      <w:r>
+        <w:t>Example:</w:t>
+      </w:r>
+    </w:p>
+    <w:p>
+      <w:pPr>
+        <w:spacing w:line="240" w:lineRule="auto"/>
+        <w:jc w:val="both"/>
+      </w:pPr>
+      <w:proofErr w:type="spellStart"/>
+      <w:r>
+        <w:t>const</w:t>
+      </w:r>
+      <w:proofErr w:type="spellEnd"/>
+      <w:r>
+        <w:t xml:space="preserve"> element = &lt;h1&gt;Hello World&lt;/h1&gt;;</w:t>
+      </w:r>
+    </w:p>
+    <w:p>
+      <w:pPr>
+        <w:spacing w:line="240" w:lineRule="auto"/>
+        <w:jc w:val="both"/>
+      </w:pPr>
+      <w:r>
+        <w:t>JSX is converted into JavaScript by tools such as Babel.</w:t>
+      </w:r>
+    </w:p>
+    <w:p>
+      <w:pPr>
+        <w:spacing w:line="240" w:lineRule="auto"/>
+        <w:jc w:val="both"/>
+      </w:pPr>
+      <w:r>
+        <w:pict w14:anchorId="0D7E0AB5">
+          <v:rect id="_x0000_i1147" style="width:0;height:1.5pt" o:hralign="center" o:hrstd="t" o:hr="t" fillcolor="#a0a0a0" stroked="f"/>
+        </w:pict>
+      </w:r>
+    </w:p>
+    <w:p>
+      <w:pPr>
+        <w:spacing w:line="240" w:lineRule="auto"/>
+        <w:jc w:val="both"/>
+        <w:rPr>
+          <w:b/>
+          <w:bCs/>
+        </w:rPr>
+      </w:pPr>
+      <w:r>
+        <w:rPr>
+          <w:b/>
+          <w:bCs/>
+        </w:rPr>
+        <w:t>4. What is a component in React?</w:t>
+      </w:r>
+    </w:p>
+    <w:p>
+      <w:pPr>
+        <w:spacing w:line="240" w:lineRule="auto"/>
+        <w:jc w:val="both"/>
+      </w:pPr>
+      <w:r>
+        <w:rPr>
+          <w:b/>
+          <w:bCs/>
+        </w:rPr>
+        <w:t>Answer:</w:t>
+      </w:r>
+      <w:r>
+        <w:br/>
+        <w:t xml:space="preserve">A component is a </w:t>
+      </w:r>
+      <w:r>
+        <w:rPr>
+          <w:b/>
+          <w:bCs/>
+        </w:rPr>
+        <w:t>reusable piece of UI</w:t>
+      </w:r>
+      <w:r>
+        <w:t xml:space="preserve"> in a React application.</w:t>
+      </w:r>
+    </w:p>
+    <w:p>
+      <w:pPr>
+        <w:spacing w:line="240" w:lineRule="auto"/>
+        <w:jc w:val="both"/>
+      </w:pPr>
+      <w:r>
+        <w:t>Example:</w:t>
+      </w:r>
+    </w:p>
+    <w:p>
+      <w:pPr>
+        <w:spacing w:line="240" w:lineRule="auto"/>
+        <w:jc w:val="both"/>
+      </w:pPr>
+      <w:r>
+        <w:t xml:space="preserve">function </w:t>
+      </w:r>
+      <w:proofErr w:type="gramStart"/>
+      <w:r>
+        <w:t>Welcome(</w:t>
+      </w:r>
+      <w:proofErr w:type="gramEnd"/>
+      <w:r>
+        <w:t>) {</w:t>
+      </w:r>
+    </w:p>
+    <w:p>
+      <w:pPr>
+        <w:spacing w:line="240" w:lineRule="auto"/>
+        <w:jc w:val="both"/>
+      </w:pPr>
+      <w:r>
+        <w:t xml:space="preserve">  return &lt;h1&gt;Welcome to React&lt;/h1&gt;;</w:t>
+      </w:r>
+    </w:p>
+    <w:p>
+      <w:pPr>
+        <w:spacing w:line="240" w:lineRule="auto"/>
+        <w:jc w:val="both"/>
+      </w:pPr>
+      <w:r>
+        <w:lastRenderedPageBreak/>
+        <w:t>}</w:t>
+      </w:r>
+    </w:p>
+    <w:p>
+      <w:pPr>
+        <w:spacing w:line="240" w:lineRule="auto"/>
+        <w:jc w:val="both"/>
+      </w:pPr>
+    </w:p>
+    <w:p>
+      <w:pPr>
+        <w:spacing w:line="240" w:lineRule="auto"/>
+        <w:jc w:val="both"/>
+      </w:pPr>
+      <w:r>
+        <w:t>export default Welcome;</w:t>
+      </w:r>
+    </w:p>
+    <w:p>
+      <w:pPr>
+        <w:spacing w:line="240" w:lineRule="auto"/>
+        <w:jc w:val="both"/>
+      </w:pPr>
+      <w:r>
+        <w:t>There are mainly two approaches:</w:t>
+      </w:r>
+    </w:p>
+    <w:p>
+      <w:pPr>
+        <w:numPr>
+          <w:ilvl w:val="0"/>
+          <w:numId w:val="7"/>
+        </w:numPr>
+        <w:spacing w:line="240" w:lineRule="auto"/>
+        <w:jc w:val="both"/>
+      </w:pPr>
+      <w:r>
+        <w:t xml:space="preserve">Functional components </w:t>
+      </w:r>
+    </w:p>
+    <w:p>
+      <w:pPr>
+        <w:numPr>
+          <w:ilvl w:val="0"/>
+          <w:numId w:val="7"/>
+        </w:numPr>
+        <w:spacing w:line="240" w:lineRule="auto"/>
+        <w:jc w:val="both"/>
+      </w:pPr>
+      <w:r>
+        <w:t xml:space="preserve">Class components </w:t>
+      </w:r>
+    </w:p>
+    <w:p>
+      <w:pPr>
+        <w:spacing w:line="240" w:lineRule="auto"/>
+        <w:jc w:val="both"/>
+      </w:pPr>
+      <w:r>
+        <w:t xml:space="preserve">Modern React primarily uses </w:t>
+      </w:r>
+      <w:r>
+        <w:rPr>
+          <w:b/>
+          <w:bCs/>
+        </w:rPr>
+        <w:t>functional components with Hooks</w:t>
+      </w:r>
+      <w:r>
+        <w:t>.</w:t>
+      </w:r>
+    </w:p>
+    <w:p>
+      <w:pPr>
+        <w:spacing w:line="240" w:lineRule="auto"/>
+        <w:jc w:val="both"/>
+      </w:pPr>
+      <w:r>
+        <w:pict w14:anchorId="376D699E">
+          <v:rect id="_x0000_i1148" style="width:0;height:1.5pt" o:hralign="center" o:hrstd="t" o:hr="t" fillcolor="#a0a0a0" stroked="f"/>
+        </w:pict>
+      </w:r>
+    </w:p>
+    <w:p>
+      <w:pPr>
+        <w:spacing w:line="240" w:lineRule="auto"/>
+        <w:jc w:val="both"/>
+        <w:rPr>
+          <w:b/>
+          <w:bCs/>
+        </w:rPr>
+      </w:pPr>
+      <w:r>
+        <w:rPr>
+          <w:b/>
+          <w:bCs/>
+        </w:rPr>
+        <w:t>5. What is the Virtual DOM?</w:t>
+      </w:r>
+    </w:p>
+    <w:p>
+      <w:pPr>
+        <w:spacing w:line="240" w:lineRule="auto"/>
+        <w:jc w:val="both"/>
+      </w:pPr>
+      <w:r>
+        <w:rPr>
+          <w:b/>
+          <w:bCs/>
+        </w:rPr>
+        <w:t>Answer:</w:t>
+      </w:r>
+      <w:r>
+        <w:br/>
+        <w:t>The Virtual DOM is a lightweight JavaScript representation of the actual DOM.</w:t>
+      </w:r>
+    </w:p>
+    <w:p>
+      <w:pPr>
+        <w:spacing w:line="240" w:lineRule="auto"/>
+        <w:jc w:val="both"/>
+      </w:pPr>
+      <w:r>
+        <w:t>When state or props change, React:</w:t>
+      </w:r>
+    </w:p>
+    <w:p>
+      <w:pPr>
+        <w:numPr>
+          <w:ilvl w:val="0"/>
+          <w:numId w:val="8"/>
+        </w:numPr>
+        <w:spacing w:line="240" w:lineRule="auto"/>
+        <w:jc w:val="both"/>
+      </w:pPr>
+      <w:r>
+        <w:t xml:space="preserve">Creates an updated Virtual DOM. </w:t>
+      </w:r>
+    </w:p>
+    <w:p>
+      <w:pPr>
+        <w:numPr>
+          <w:ilvl w:val="0"/>
+          <w:numId w:val="8"/>
+        </w:numPr>
+        <w:spacing w:line="240" w:lineRule="auto"/>
+        <w:jc w:val="both"/>
+      </w:pPr>
+      <w:r>
+        <w:t xml:space="preserve">Compares it with the previous Virtual DOM. </w:t>
+      </w:r>
+    </w:p>
+    <w:p>
+      <w:pPr>
+        <w:numPr>
+          <w:ilvl w:val="0"/>
+          <w:numId w:val="8"/>
+        </w:numPr>
+        <w:spacing w:line="240" w:lineRule="auto"/>
+        <w:jc w:val="both"/>
+      </w:pPr>
+      <w:r>
+        <w:t xml:space="preserve">Finds the changes. </w:t>
+      </w:r>
+    </w:p>
+    <w:p>
+      <w:pPr>
+        <w:numPr>
+          <w:ilvl w:val="0"/>
+          <w:numId w:val="8"/>
+        </w:numPr>
+        <w:spacing w:line="240" w:lineRule="auto"/>
+        <w:jc w:val="both"/>
+      </w:pPr>
+      <w:r>
+        <w:t xml:space="preserve">Updates only the necessary parts of the real DOM. </w:t>
+      </w:r>
+    </w:p>
+    <w:p>
+      <w:pPr>
+        <w:spacing w:line="240" w:lineRule="auto"/>
+        <w:jc w:val="both"/>
+      </w:pPr>
+      <w:r>
+        <w:t>This process helps React efficiently update the UI.</w:t>
+      </w:r>
+    </w:p>
+    <w:p>
+      <w:pPr>
+        <w:spacing w:line="240" w:lineRule="auto"/>
+        <w:jc w:val="both"/>
+      </w:pPr>
+      <w:r>
+        <w:pict w14:anchorId="7B799E26">
+          <v:rect id="_x0000_i1149" style="width:0;height:1.5pt" o:hralign="center" o:hrstd="t" o:hr="t" fillcolor="#a0a0a0" stroked="f"/>
+        </w:pict>
+      </w:r>
+    </w:p>
+    <w:p>
+      <w:pPr>
+        <w:spacing w:line="240" w:lineRule="auto"/>
+        <w:jc w:val="both"/>
+        <w:rPr>
+          <w:b/>
+          <w:bCs/>
+        </w:rPr>
+      </w:pPr>
+      <w:r>
+        <w:rPr>
+          <w:b/>
+          <w:bCs/>
+        </w:rPr>
+        <w:t>6. What is the difference between props and state?</w:t>
+      </w:r>
+    </w:p>
+    <w:p>
+      <w:pPr>
+        <w:spacing w:line="240" w:lineRule="auto"/>
+        <w:jc w:val="both"/>
+      </w:pPr>
+      <w:r>
+        <w:rPr>
+          <w:b/>
+          <w:bCs/>
+        </w:rPr>
+        <w:t>Answer:</w:t>
+      </w:r>
+    </w:p>
+    <w:tbl>
+      <w:tblPr>
+        <w:tblW w:w="0" w:type="auto"/>
+        <w:tblCellSpacing w:w="15" w:type="dxa"/>
+        <w:tblCellMar>
+          <w:top w:w="15" w:type="dxa"/>
+          <w:left w:w="15" w:type="dxa"/>
+          <w:bottom w:w="15" w:type="dxa"/>
+          <w:right w:w="15" w:type="dxa"/>
+        </w:tblCellMar>
+        <w:tblLook w:val="04A0" w:firstRow="1" w:lastRow="0" w:firstColumn="1" w:lastColumn="0" w:noHBand="0" w:noVBand="1"/>
+      </w:tblPr>
+      <w:tblGrid>
+        <w:gridCol w:w="2745"/>
+        <w:gridCol w:w="3076"/>
+      </w:tblGrid>
+      <w:tr>
+        <w:trPr>
+          <w:tblHeader/>
+          <w:tblCellSpacing w:w="15" w:type="dxa"/>
+        </w:trPr>
+        <w:tc>
+          <w:tcPr>
+            <w:tcW w:w="0" w:type="auto"/>
+            <w:vAlign w:val="center"/>
+            <w:hideMark/>
+          </w:tcPr>
+          <w:p>
+            <w:pPr>
+              <w:spacing w:line="240" w:lineRule="auto"/>
+              <w:jc w:val="both"/>
+              <w:rPr>
+                <w:b/>
+                <w:bCs/>
+              </w:rPr>
+            </w:pPr>
+            <w:r>
+              <w:rPr>
+                <w:b/>
+                <w:bCs/>
+              </w:rPr>
+              <w:t>Props</w:t>
+            </w:r>
+          </w:p>
+        </w:tc>
+        <w:tc>
+          <w:tcPr>
+            <w:tcW w:w="0" w:type="auto"/>
+            <w:vAlign w:val="center"/>
+            <w:hideMark/>
+          </w:tcPr>
+          <w:p>
+            <w:pPr>
+              <w:spacing w:line="240" w:lineRule="auto"/>
+              <w:jc w:val="both"/>
+              <w:rPr>
+                <w:b/>
+                <w:bCs/>
+              </w:rPr>
+            </w:pPr>
+            <w:r>
+              <w:rPr>
+                <w:b/>
+                <w:bCs/>
+              </w:rPr>
+              <w:t>State</w:t>
+            </w:r>
+          </w:p>
+        </w:tc>
+      </w:tr>
+      <w:tr>
+        <w:trPr>
+          <w:tblCellSpacing w:w="15" w:type="dxa"/>
+        </w:trPr>
+        <w:tc>
+          <w:tcPr>
+            <w:tcW w:w="0" w:type="auto"/>
+            <w:vAlign w:val="center"/>
+            <w:hideMark/>
+          </w:tcPr>
+          <w:p>
+            <w:pPr>
+              <w:spacing w:line="240" w:lineRule="auto"/>
+              <w:jc w:val="both"/>
+            </w:pPr>
+            <w:r>
+              <w:t>Passed from parent to child</w:t>
+            </w:r>
+          </w:p>
+        </w:tc>
+        <w:tc>
+          <w:tcPr>
+            <w:tcW w:w="0" w:type="auto"/>
+            <w:vAlign w:val="center"/>
+            <w:hideMark/>
+          </w:tcPr>
+          <w:p>
+            <w:pPr>
+              <w:spacing w:line="240" w:lineRule="auto"/>
+              <w:jc w:val="both"/>
+            </w:pPr>
+            <w:r>
+              <w:t>Managed inside a component</w:t>
+            </w:r>
+          </w:p>
+        </w:tc>
+      </w:tr>
+      <w:tr>
+        <w:trPr>
+          <w:tblCellSpacing w:w="15" w:type="dxa"/>
+        </w:trPr>
+        <w:tc>
+          <w:tcPr>
+            <w:tcW w:w="0" w:type="auto"/>
+            <w:vAlign w:val="center"/>
+            <w:hideMark/>
+          </w:tcPr>
+          <w:p>
+            <w:pPr>
+              <w:spacing w:line="240" w:lineRule="auto"/>
+              <w:jc w:val="both"/>
+            </w:pPr>
+            <w:r>
+              <w:t>Read-only</w:t>
+            </w:r>
+          </w:p>
+        </w:tc>
+        <w:tc>
+          <w:tcPr>
+            <w:tcW w:w="0" w:type="auto"/>
+            <w:vAlign w:val="center"/>
+            <w:hideMark/>
+          </w:tcPr>
+          <w:p>
+            <w:pPr>
+              <w:spacing w:line="240" w:lineRule="auto"/>
+              <w:jc w:val="both"/>
+            </w:pPr>
+            <w:r>
+              <w:t>Can be updated</w:t>
+            </w:r>
+          </w:p>
+        </w:tc>
+      </w:tr>
+      <w:tr>
+        <w:trPr>
+          <w:tblCellSpacing w:w="15" w:type="dxa"/>
+        </w:trPr>
+        <w:tc>
+          <w:tcPr>
+            <w:tcW w:w="0" w:type="auto"/>
+            <w:vAlign w:val="center"/>
+            <w:hideMark/>
+          </w:tcPr>
+          <w:p>
+            <w:pPr>
+              <w:spacing w:line="240" w:lineRule="auto"/>
+              <w:jc w:val="both"/>
+            </w:pPr>
+            <w:r>
+              <w:t>Used to pass data</w:t>
+            </w:r>
+          </w:p>
+        </w:tc>
+        <w:tc>
+          <w:tcPr>
+            <w:tcW w:w="0" w:type="auto"/>
+            <w:vAlign w:val="center"/>
+            <w:hideMark/>
+          </w:tcPr>
+          <w:p>
+            <w:pPr>
+              <w:spacing w:line="240" w:lineRule="auto"/>
+              <w:jc w:val="both"/>
+            </w:pPr>
+            <w:r>
+              <w:t>Used to manage changing data</w:t>
+            </w:r>
+          </w:p>
+        </w:tc>
+      </w:tr>
+      <w:tr>
+        <w:trPr>
+          <w:tblCellSpacing w:w="15" w:type="dxa"/>
+        </w:trPr>
+        <w:tc>
+          <w:tcPr>
+            <w:tcW w:w="0" w:type="auto"/>
+            <w:vAlign w:val="center"/>
+            <w:hideMark/>
+          </w:tcPr>
+          <w:p>
+            <w:pPr>
+              <w:spacing w:line="240" w:lineRule="auto"/>
+              <w:jc w:val="both"/>
+            </w:pPr>
+            <w:r>
+              <w:t>Controlled by parent</w:t>
+            </w:r>
+          </w:p>
+        </w:tc>
+        <w:tc>
+          <w:tcPr>
+            <w:tcW w:w="0" w:type="auto"/>
+            <w:vAlign w:val="center"/>
+            <w:hideMark/>
+          </w:tcPr>
+          <w:p>
+            <w:pPr>
+              <w:spacing w:line="240" w:lineRule="auto"/>
+              <w:jc w:val="both"/>
+            </w:pPr>
+            <w:r>
+              <w:t>Controlled by component</w:t>
+            </w:r>
+          </w:p>
+        </w:tc>
+      </w:tr>
+    </w:tbl>
+    <w:p>
+      <w:pPr>
+        <w:spacing w:line="240" w:lineRule="auto"/>
+        <w:jc w:val="both"/>
+      </w:pPr>
+      <w:r>
+        <w:t>Example:</w:t>
+      </w:r>
+    </w:p>
+    <w:p>
+      <w:pPr>
+        <w:spacing w:line="240" w:lineRule="auto"/>
+        <w:jc w:val="both"/>
+      </w:pPr>
+      <w:r>
+        <w:t xml:space="preserve">function </w:t>
+      </w:r>
+      <w:proofErr w:type="gramStart"/>
+      <w:r>
+        <w:t>User({ name</w:t>
+      </w:r>
+      <w:proofErr w:type="gramEnd"/>
+      <w:r>
+        <w:t xml:space="preserve"> }) {</w:t>
+      </w:r>
+    </w:p>
+    <w:p>
+      <w:pPr>
+        <w:spacing w:line="240" w:lineRule="auto"/>
+        <w:jc w:val="both"/>
+      </w:pPr>
+      <w:r>
+        <w:t xml:space="preserve">  return &lt;h1&gt;Hello {name}&lt;/h1&gt;;</w:t>
+      </w:r>
+    </w:p>
+    <w:p>
+      <w:pPr>
+        <w:spacing w:line="240" w:lineRule="auto"/>
+        <w:jc w:val="both"/>
+      </w:pPr>
+      <w:r>
+        <w:t>}</w:t>
+      </w:r>
+    </w:p>
+    <w:p>
+      <w:pPr>
+        <w:spacing w:line="240" w:lineRule="auto"/>
+        <w:jc w:val="both"/>
+      </w:pPr>
+      <w:r>
+        <w:t>Here, name is a prop.</w:t>
+      </w:r>
+    </w:p>
+    <w:p>
+      <w:pPr>
+        <w:spacing w:line="240" w:lineRule="auto"/>
+        <w:jc w:val="both"/>
+      </w:pPr>
+      <w:r>
+        <w:lastRenderedPageBreak/>
+        <w:pict w14:anchorId="03B50A26">
+          <v:rect id="_x0000_i1150" style="width:0;height:1.5pt" o:hralign="center" o:hrstd="t" o:hr="t" fillcolor="#a0a0a0" stroked="f"/>
+        </w:pict>
+      </w:r>
+    </w:p>
+    <w:p>
+      <w:pPr>
+        <w:spacing w:line="240" w:lineRule="auto"/>
+        <w:jc w:val="both"/>
+        <w:rPr>
+          <w:b/>
+          <w:bCs/>
+        </w:rPr>
+      </w:pPr>
+      <w:r>
+        <w:rPr>
+          <w:b/>
+          <w:bCs/>
+        </w:rPr>
+        <w:t>7. What is state in React?</w:t>
+      </w:r>
+    </w:p>
+    <w:p>
+      <w:pPr>
+        <w:spacing w:line="240" w:lineRule="auto"/>
+        <w:jc w:val="both"/>
+      </w:pPr>
+      <w:r>
+        <w:rPr>
+          <w:b/>
+          <w:bCs/>
+        </w:rPr>
+        <w:t>Answer:</w:t>
+      </w:r>
+      <w:r>
+        <w:br/>
+        <w:t>State is data that belongs to a component and can change over time.</w:t>
+      </w:r>
+    </w:p>
+    <w:p>
+      <w:pPr>
+        <w:spacing w:line="240" w:lineRule="auto"/>
+        <w:jc w:val="both"/>
+      </w:pPr>
+      <w:r>
+        <w:t>Example:</w:t>
+      </w:r>
+    </w:p>
+    <w:p>
+      <w:pPr>
+        <w:spacing w:line="240" w:lineRule="auto"/>
+        <w:jc w:val="both"/>
+      </w:pPr>
+      <w:r>
+        <w:t xml:space="preserve">import </w:t>
+      </w:r>
+      <w:proofErr w:type="gramStart"/>
+      <w:r>
+        <w:t xml:space="preserve">{ </w:t>
+      </w:r>
+      <w:proofErr w:type="spellStart"/>
+      <w:r>
+        <w:t>useState</w:t>
+      </w:r>
+      <w:proofErr w:type="spellEnd"/>
+      <w:proofErr w:type="gramEnd"/>
+      <w:r>
+        <w:t xml:space="preserve"> } from "react";</w:t>
+      </w:r>
+    </w:p>
+    <w:p>
+      <w:pPr>
+        <w:spacing w:line="240" w:lineRule="auto"/>
+        <w:jc w:val="both"/>
+      </w:pPr>
+    </w:p>
+    <w:p>
+      <w:pPr>
+        <w:spacing w:line="240" w:lineRule="auto"/>
+        <w:jc w:val="both"/>
+      </w:pPr>
+      <w:r>
+        <w:t xml:space="preserve">function </w:t>
+      </w:r>
+      <w:proofErr w:type="gramStart"/>
+      <w:r>
+        <w:t>Counter(</w:t>
+      </w:r>
+      <w:proofErr w:type="gramEnd"/>
+      <w:r>
+        <w:t>) {</w:t>
+      </w:r>
+    </w:p>
+    <w:p>
+      <w:pPr>
+        <w:spacing w:line="240" w:lineRule="auto"/>
+        <w:jc w:val="both"/>
+      </w:pPr>
+      <w:r>
+        <w:t xml:space="preserve">  </w:t>
+      </w:r>
+      <w:proofErr w:type="spellStart"/>
+      <w:r>
+        <w:t>const</w:t>
+      </w:r>
+      <w:proofErr w:type="spellEnd"/>
+      <w:r>
+        <w:t xml:space="preserve"> [count, </w:t>
+      </w:r>
+      <w:proofErr w:type="spellStart"/>
+      <w:r>
+        <w:t>setCount</w:t>
+      </w:r>
+      <w:proofErr w:type="spellEnd"/>
+      <w:r>
+        <w:t xml:space="preserve">] = </w:t>
+      </w:r>
+      <w:proofErr w:type="spellStart"/>
+      <w:proofErr w:type="gramStart"/>
+      <w:r>
+        <w:t>useState</w:t>
+      </w:r>
+      <w:proofErr w:type="spellEnd"/>
+      <w:r>
+        <w:t>(</w:t>
+      </w:r>
+      <w:proofErr w:type="gramEnd"/>
+      <w:r>
+        <w:t>0);</w:t>
+      </w:r>
+    </w:p>
+    <w:p>
+      <w:pPr>
+        <w:spacing w:line="240" w:lineRule="auto"/>
+        <w:jc w:val="both"/>
+      </w:pPr>
+    </w:p>
+    <w:p>
+      <w:pPr>
+        <w:spacing w:line="240" w:lineRule="auto"/>
+        <w:jc w:val="both"/>
+      </w:pPr>
+      <w:r>
+        <w:t xml:space="preserve">  return (</w:t>
+      </w:r>
+    </w:p>
+    <w:p>
+      <w:pPr>
+        <w:spacing w:line="240" w:lineRule="auto"/>
+        <w:jc w:val="both"/>
+      </w:pPr>
+      <w:r>
+        <w:t xml:space="preserve">    &lt;button </w:t>
+      </w:r>
+      <w:proofErr w:type="spellStart"/>
+      <w:r>
+        <w:t>onClick</w:t>
+      </w:r>
+      <w:proofErr w:type="spellEnd"/>
+      <w:proofErr w:type="gramStart"/>
+      <w:r>
+        <w:t>={</w:t>
+      </w:r>
+      <w:proofErr w:type="gramEnd"/>
+      <w:r>
+        <w:t xml:space="preserve">() =&gt; </w:t>
+      </w:r>
+      <w:proofErr w:type="spellStart"/>
+      <w:proofErr w:type="gramStart"/>
+      <w:r>
+        <w:t>setCount</w:t>
+      </w:r>
+      <w:proofErr w:type="spellEnd"/>
+      <w:r>
+        <w:t>(</w:t>
+      </w:r>
+      <w:proofErr w:type="gramEnd"/>
+      <w:r>
+        <w:t>count + 1)}&gt;</w:t>
+      </w:r>
+    </w:p>
+    <w:p>
+      <w:pPr>
+        <w:spacing w:line="240" w:lineRule="auto"/>
+        <w:jc w:val="both"/>
+      </w:pPr>
+      <w:r>
+        <w:t xml:space="preserve">      {count}</w:t>
+      </w:r>
+    </w:p>
+    <w:p>
+      <w:pPr>
+        <w:spacing w:line="240" w:lineRule="auto"/>
+        <w:jc w:val="both"/>
+      </w:pPr>
+      <w:r>
+        <w:t xml:space="preserve">    &lt;/button&gt;</w:t>
+      </w:r>
+    </w:p>
+    <w:p>
+      <w:pPr>
+        <w:spacing w:line="240" w:lineRule="auto"/>
+        <w:jc w:val="both"/>
+      </w:pPr>
+      <w:r>
+        <w:t xml:space="preserve">  );</w:t>
+      </w:r>
+    </w:p>
+    <w:p>
+      <w:pPr>
+        <w:spacing w:line="240" w:lineRule="auto"/>
+        <w:jc w:val="both"/>
+      </w:pPr>
+      <w:r>
+        <w:t>}</w:t>
+      </w:r>
+    </w:p>
+    <w:p>
+      <w:pPr>
+        <w:spacing w:line="240" w:lineRule="auto"/>
+        <w:jc w:val="both"/>
+      </w:pPr>
+      <w:r>
+        <w:t xml:space="preserve">When state changes, </w:t>
+      </w:r>
+      <w:proofErr w:type="gramStart"/>
+      <w:r>
+        <w:t>React</w:t>
+      </w:r>
+      <w:proofErr w:type="gramEnd"/>
+      <w:r>
+        <w:t xml:space="preserve"> re-renders the component.</w:t>
+      </w:r>
+    </w:p>
+    <w:p>
+      <w:pPr>
+        <w:spacing w:line="240" w:lineRule="auto"/>
+        <w:jc w:val="both"/>
+      </w:pPr>
+      <w:r>
+        <w:pict w14:anchorId="53530E79">
+          <v:rect id="_x0000_i1151" style="width:0;height:1.5pt" o:hralign="center" o:hrstd="t" o:hr="t" fillcolor="#a0a0a0" stroked="f"/>
+        </w:pict>
+      </w:r>
+    </w:p>
+    <w:p>
+      <w:pPr>
+        <w:spacing w:line="240" w:lineRule="auto"/>
+        <w:jc w:val="both"/>
+        <w:rPr>
+          <w:b/>
+          <w:bCs/>
+        </w:rPr>
+      </w:pPr>
+      <w:r>
+        <w:rPr>
+          <w:b/>
+          <w:bCs/>
+        </w:rPr>
+        <w:t xml:space="preserve">8. What is the </w:t>
+      </w:r>
+      <w:proofErr w:type="spellStart"/>
+      <w:r>
+        <w:rPr>
+          <w:b/>
+          <w:bCs/>
+        </w:rPr>
+        <w:t>useState</w:t>
+      </w:r>
+      <w:proofErr w:type="spellEnd"/>
+      <w:r>
+        <w:rPr>
+          <w:b/>
+          <w:bCs/>
+        </w:rPr>
+        <w:t xml:space="preserve"> Hook?</w:t>
+      </w:r>
+    </w:p>
+    <w:p>
+      <w:pPr>
+        <w:spacing w:line="240" w:lineRule="auto"/>
+        <w:jc w:val="both"/>
+      </w:pPr>
+      <w:r>
+        <w:rPr>
+          <w:b/>
+          <w:bCs/>
+        </w:rPr>
+        <w:t>Answer:</w:t>
+      </w:r>
+      <w:r>
+        <w:br/>
+      </w:r>
+      <w:proofErr w:type="spellStart"/>
+      <w:r>
+        <w:t>useState</w:t>
+      </w:r>
+      <w:proofErr w:type="spellEnd"/>
+      <w:r>
+        <w:t xml:space="preserve"> is a React Hook used to add state to functional components.</w:t>
+      </w:r>
+    </w:p>
+    <w:p>
+      <w:pPr>
+        <w:spacing w:line="240" w:lineRule="auto"/>
+        <w:jc w:val="both"/>
+      </w:pPr>
+      <w:r>
+        <w:t>Syntax:</w:t>
+      </w:r>
+    </w:p>
+    <w:p>
+      <w:pPr>
+        <w:spacing w:line="240" w:lineRule="auto"/>
+        <w:jc w:val="both"/>
+      </w:pPr>
+      <w:proofErr w:type="spellStart"/>
+      <w:r>
+        <w:t>const</w:t>
+      </w:r>
+      <w:proofErr w:type="spellEnd"/>
+      <w:r>
+        <w:t xml:space="preserve"> [state, </w:t>
+      </w:r>
+      <w:proofErr w:type="spellStart"/>
+      <w:r>
+        <w:t>setState</w:t>
+      </w:r>
+      <w:proofErr w:type="spellEnd"/>
+      <w:r>
+        <w:t xml:space="preserve">] = </w:t>
+      </w:r>
+      <w:proofErr w:type="spellStart"/>
+      <w:r>
+        <w:t>useState</w:t>
+      </w:r>
+      <w:proofErr w:type="spellEnd"/>
+      <w:r>
+        <w:t>(</w:t>
+      </w:r>
+      <w:proofErr w:type="spellStart"/>
+      <w:r>
+        <w:t>initialValue</w:t>
+      </w:r>
+      <w:proofErr w:type="spellEnd"/>
+      <w:r>
+        <w:t>);</w:t>
+      </w:r>
+    </w:p>
+    <w:p>
+      <w:pPr>
+        <w:spacing w:line="240" w:lineRule="auto"/>
+        <w:jc w:val="both"/>
+      </w:pPr>
+      <w:r>
+        <w:t>Example:</w:t>
+      </w:r>
+    </w:p>
+    <w:p>
+      <w:pPr>
+        <w:spacing w:line="240" w:lineRule="auto"/>
+        <w:jc w:val="both"/>
+      </w:pPr>
+      <w:proofErr w:type="spellStart"/>
+      <w:r>
+        <w:t>const</w:t>
+      </w:r>
+      <w:proofErr w:type="spellEnd"/>
+      <w:r>
+        <w:t xml:space="preserve"> [name, </w:t>
+      </w:r>
+      <w:proofErr w:type="spellStart"/>
+      <w:r>
+        <w:t>setName</w:t>
+      </w:r>
+      <w:proofErr w:type="spellEnd"/>
+      <w:r>
+        <w:t xml:space="preserve">] = </w:t>
+      </w:r>
+      <w:proofErr w:type="spellStart"/>
+      <w:r>
+        <w:t>useState</w:t>
+      </w:r>
+      <w:proofErr w:type="spellEnd"/>
+      <w:r>
+        <w:t>("Sandeep");</w:t>
+      </w:r>
+    </w:p>
+    <w:p>
+      <w:pPr>
+        <w:spacing w:line="240" w:lineRule="auto"/>
+        <w:jc w:val="both"/>
+      </w:pPr>
+      <w:r>
+        <w:t>Here:</w:t>
+      </w:r>
+    </w:p>
+    <w:p>
+      <w:pPr>
+        <w:numPr>
+          <w:ilvl w:val="0"/>
+          <w:numId w:val="9"/>
+        </w:numPr>
+        <w:spacing w:line="240" w:lineRule="auto"/>
+        <w:jc w:val="both"/>
+      </w:pPr>
+      <w:r>
+        <w:t xml:space="preserve">name → current state </w:t>
+      </w:r>
+    </w:p>
+    <w:p>
+      <w:pPr>
+        <w:numPr>
+          <w:ilvl w:val="0"/>
+          <w:numId w:val="9"/>
+        </w:numPr>
+        <w:spacing w:line="240" w:lineRule="auto"/>
+        <w:jc w:val="both"/>
+      </w:pPr>
+      <w:proofErr w:type="spellStart"/>
+      <w:r>
+        <w:t>setName</w:t>
+      </w:r>
+      <w:proofErr w:type="spellEnd"/>
+      <w:r>
+        <w:t xml:space="preserve"> → function used to update state </w:t>
+      </w:r>
+    </w:p>
+    <w:p>
+      <w:pPr>
+        <w:numPr>
+          <w:ilvl w:val="0"/>
+          <w:numId w:val="9"/>
+        </w:numPr>
+        <w:spacing w:line="240" w:lineRule="auto"/>
+        <w:jc w:val="both"/>
+      </w:pPr>
+      <w:r>
+        <w:t xml:space="preserve">"Sandeep" → initial value </w:t>
+      </w:r>
+    </w:p>
+    <w:p>
+      <w:pPr>
+        <w:spacing w:line="240" w:lineRule="auto"/>
+        <w:jc w:val="both"/>
+      </w:pPr>
+      <w:r>
+        <w:pict w14:anchorId="345F1A6A">
+          <v:rect id="_x0000_i1152" style="width:0;height:1.5pt" o:hralign="center" o:hrstd="t" o:hr="t" fillcolor="#a0a0a0" stroked="f"/>
+        </w:pict>
+      </w:r>
+    </w:p>
+    <w:p>
+      <w:pPr>
+        <w:spacing w:line="240" w:lineRule="auto"/>
+        <w:jc w:val="both"/>
+        <w:rPr>
+          <w:b/>
+          <w:bCs/>
+        </w:rPr>
+      </w:pPr>
+      <w:r>
+        <w:rPr>
+          <w:b/>
+          <w:bCs/>
+        </w:rPr>
+        <w:t xml:space="preserve">9. What is the </w:t>
+      </w:r>
+      <w:proofErr w:type="spellStart"/>
+      <w:r>
+        <w:rPr>
+          <w:b/>
+          <w:bCs/>
+        </w:rPr>
+        <w:t>useEffect</w:t>
+      </w:r>
+      <w:proofErr w:type="spellEnd"/>
+      <w:r>
+        <w:rPr>
+          <w:b/>
+          <w:bCs/>
+        </w:rPr>
+        <w:t xml:space="preserve"> Hook?</w:t>
+      </w:r>
+    </w:p>
+    <w:p>
+      <w:pPr>
+        <w:spacing w:line="240" w:lineRule="auto"/>
+        <w:jc w:val="both"/>
+      </w:pPr>
+      <w:r>
+        <w:rPr>
+          <w:b/>
+          <w:bCs/>
+        </w:rPr>
+        <w:lastRenderedPageBreak/>
+        <w:t>Answer:</w:t>
+      </w:r>
+      <w:r>
+        <w:br/>
+      </w:r>
+      <w:proofErr w:type="spellStart"/>
+      <w:r>
+        <w:t>useEffect</w:t>
+      </w:r>
+      <w:proofErr w:type="spellEnd"/>
+      <w:r>
+        <w:t xml:space="preserve"> is used to perform </w:t>
+      </w:r>
+      <w:r>
+        <w:rPr>
+          <w:b/>
+          <w:bCs/>
+        </w:rPr>
+        <w:t>side effects</w:t>
+      </w:r>
+      <w:r>
+        <w:t xml:space="preserve"> in a React component.</w:t>
+      </w:r>
+    </w:p>
+    <w:p>
+      <w:pPr>
+        <w:spacing w:line="240" w:lineRule="auto"/>
+        <w:jc w:val="both"/>
+      </w:pPr>
+      <w:r>
+        <w:t>Common uses include:</w:t>
+      </w:r>
+    </w:p>
+    <w:p>
+      <w:pPr>
+        <w:numPr>
+          <w:ilvl w:val="0"/>
+          <w:numId w:val="10"/>
+        </w:numPr>
+        <w:spacing w:line="240" w:lineRule="auto"/>
+        <w:jc w:val="both"/>
+      </w:pPr>
+      <w:r>
+        <w:t xml:space="preserve">API calls </w:t>
+      </w:r>
+    </w:p>
+    <w:p>
+      <w:pPr>
+        <w:numPr>
+          <w:ilvl w:val="0"/>
+          <w:numId w:val="10"/>
+        </w:numPr>
+        <w:spacing w:line="240" w:lineRule="auto"/>
+        <w:jc w:val="both"/>
+      </w:pPr>
+      <w:r>
+        <w:t xml:space="preserve">Timers </w:t>
+      </w:r>
+    </w:p>
+    <w:p>
+      <w:pPr>
+        <w:numPr>
+          <w:ilvl w:val="0"/>
+          <w:numId w:val="10"/>
+        </w:numPr>
+        <w:spacing w:line="240" w:lineRule="auto"/>
+        <w:jc w:val="both"/>
+      </w:pPr>
+      <w:r>
+        <w:t xml:space="preserve">Event listeners </w:t>
+      </w:r>
+    </w:p>
+    <w:p>
+      <w:pPr>
+        <w:numPr>
+          <w:ilvl w:val="0"/>
+          <w:numId w:val="10"/>
+        </w:numPr>
+        <w:spacing w:line="240" w:lineRule="auto"/>
+        <w:jc w:val="both"/>
+      </w:pPr>
+      <w:r>
+        <w:t xml:space="preserve">Updating the document title </w:t>
+      </w:r>
+    </w:p>
+    <w:p>
+      <w:pPr>
+        <w:numPr>
+          <w:ilvl w:val="0"/>
+          <w:numId w:val="10"/>
+        </w:numPr>
+        <w:spacing w:line="240" w:lineRule="auto"/>
+        <w:jc w:val="both"/>
+      </w:pPr>
+      <w:r>
+        <w:t xml:space="preserve">Subscriptions </w:t>
+      </w:r>
+    </w:p>
+    <w:p>
+      <w:pPr>
+        <w:spacing w:line="240" w:lineRule="auto"/>
+        <w:jc w:val="both"/>
+      </w:pPr>
+      <w:r>
+        <w:t>Example:</w:t>
+      </w:r>
+    </w:p>
+    <w:p>
+      <w:pPr>
+        <w:spacing w:line="240" w:lineRule="auto"/>
+        <w:jc w:val="both"/>
+      </w:pPr>
+      <w:proofErr w:type="spellStart"/>
+      <w:proofErr w:type="gramStart"/>
+      <w:r>
+        <w:t>useEffect</w:t>
+      </w:r>
+      <w:proofErr w:type="spellEnd"/>
+      <w:r>
+        <w:t>(</w:t>
+      </w:r>
+      <w:proofErr w:type="gramEnd"/>
+      <w:r>
+        <w:t>() =&gt; {</w:t>
+      </w:r>
+    </w:p>
+    <w:p>
+      <w:pPr>
+        <w:spacing w:line="240" w:lineRule="auto"/>
+        <w:jc w:val="both"/>
+      </w:pPr>
+      <w:r>
+        <w:t xml:space="preserve">  </w:t>
+      </w:r>
+      <w:proofErr w:type="gramStart"/>
+      <w:r>
+        <w:t>console.log(</w:t>
+      </w:r>
+      <w:proofErr w:type="gramEnd"/>
+      <w:r>
+        <w:t>"Component rendered");</w:t>
+      </w:r>
+    </w:p>
+    <w:p>
+      <w:pPr>
+        <w:spacing w:line="240" w:lineRule="auto"/>
+        <w:jc w:val="both"/>
+      </w:pPr>
+      <w:r>
+        <w:t>}, []);</w:t>
+      </w:r>
+    </w:p>
+    <w:p>
+      <w:pPr>
+        <w:spacing w:line="240" w:lineRule="auto"/>
+        <w:jc w:val="both"/>
+      </w:pPr>
+      <w:r>
+        <w:t>The empty dependency array means the effect normally runs after the initial mount.</w:t>
+      </w:r>
+    </w:p>
+    <w:p>
+      <w:pPr>
+        <w:spacing w:line="240" w:lineRule="auto"/>
+        <w:jc w:val="both"/>
+      </w:pPr>
+      <w:r>
+        <w:pict w14:anchorId="3F8521E9">
+          <v:rect id="_x0000_i1153" style="width:0;height:1.5pt" o:hralign="center" o:hrstd="t" o:hr="t" fillcolor="#a0a0a0" stroked="f"/>
+        </w:pict>
+      </w:r>
+    </w:p>
+    <w:p>
+      <w:pPr>
+        <w:spacing w:line="240" w:lineRule="auto"/>
+        <w:jc w:val="both"/>
+        <w:rPr>
+          <w:b/>
+          <w:bCs/>
+        </w:rPr>
+      </w:pPr>
+      <w:r>
+        <w:rPr>
+          <w:b/>
+          <w:bCs/>
+        </w:rPr>
+        <w:t xml:space="preserve">10. What is the dependency array in </w:t>
+      </w:r>
+      <w:proofErr w:type="spellStart"/>
+      <w:r>
+        <w:rPr>
+          <w:b/>
+          <w:bCs/>
+        </w:rPr>
+        <w:t>useEffect</w:t>
+      </w:r>
+      <w:proofErr w:type="spellEnd"/>
+      <w:r>
+        <w:rPr>
+          <w:b/>
+          <w:bCs/>
+        </w:rPr>
+        <w:t>?</w:t>
+      </w:r>
+    </w:p>
+    <w:p>
+      <w:pPr>
+        <w:spacing w:line="240" w:lineRule="auto"/>
+        <w:jc w:val="both"/>
+      </w:pPr>
+      <w:r>
+        <w:rPr>
+          <w:b/>
+          <w:bCs/>
+        </w:rPr>
+        <w:t>Answer:</w:t>
+      </w:r>
+      <w:r>
+        <w:br/>
+        <w:t>The dependency array tells React when the effect should run.</w:t>
+      </w:r>
+    </w:p>
+    <w:p>
+      <w:pPr>
+        <w:spacing w:line="240" w:lineRule="auto"/>
+        <w:jc w:val="both"/>
+      </w:pPr>
+      <w:r>
+        <w:t>Example:</w:t>
+      </w:r>
+    </w:p>
+    <w:p>
+      <w:pPr>
+        <w:spacing w:line="240" w:lineRule="auto"/>
+        <w:jc w:val="both"/>
+      </w:pPr>
+      <w:proofErr w:type="spellStart"/>
+      <w:proofErr w:type="gramStart"/>
+      <w:r>
+        <w:t>useEffect</w:t>
+      </w:r>
+      <w:proofErr w:type="spellEnd"/>
+      <w:r>
+        <w:t>(</w:t>
+      </w:r>
+      <w:proofErr w:type="gramEnd"/>
+      <w:r>
+        <w:t>() =&gt; {</w:t>
+      </w:r>
+    </w:p>
+    <w:p>
+      <w:pPr>
+        <w:spacing w:line="240" w:lineRule="auto"/>
+        <w:jc w:val="both"/>
+      </w:pPr>
+      <w:r>
+        <w:t xml:space="preserve">  </w:t>
+      </w:r>
+      <w:proofErr w:type="gramStart"/>
+      <w:r>
+        <w:t>console.log(</w:t>
+      </w:r>
+      <w:proofErr w:type="gramEnd"/>
+      <w:r>
+        <w:t>"Count changed");</w:t>
+      </w:r>
+    </w:p>
+    <w:p>
+      <w:pPr>
+        <w:spacing w:line="240" w:lineRule="auto"/>
+        <w:jc w:val="both"/>
+      </w:pPr>
+      <w:r>
+        <w:t>}, [count]);</w:t>
+      </w:r>
+    </w:p>
+    <w:p>
+      <w:pPr>
+        <w:spacing w:line="240" w:lineRule="auto"/>
+        <w:jc w:val="both"/>
+      </w:pPr>
+      <w:r>
+        <w:t>The effect runs after the initial render and when count changes.</w:t>
+      </w:r>
+    </w:p>
+    <w:p>
+      <w:pPr>
+        <w:spacing w:line="240" w:lineRule="auto"/>
+        <w:jc w:val="both"/>
+      </w:pPr>
+      <w:r>
+        <w:t>An empty array:</w:t>
+      </w:r>
+    </w:p>
+    <w:p>
+      <w:pPr>
+        <w:spacing w:line="240" w:lineRule="auto"/>
+        <w:jc w:val="both"/>
+      </w:pPr>
+      <w:proofErr w:type="spellStart"/>
+      <w:proofErr w:type="gramStart"/>
+      <w:r>
+        <w:t>useEffect</w:t>
+      </w:r>
+      <w:proofErr w:type="spellEnd"/>
+      <w:r>
+        <w:t>(</w:t>
+      </w:r>
+      <w:proofErr w:type="gramEnd"/>
+      <w:r>
+        <w:t>() =&gt; {</w:t>
+      </w:r>
+    </w:p>
+    <w:p>
+      <w:pPr>
+        <w:spacing w:line="240" w:lineRule="auto"/>
+        <w:jc w:val="both"/>
+      </w:pPr>
+      <w:r>
+        <w:t xml:space="preserve">  </w:t>
+      </w:r>
+      <w:proofErr w:type="gramStart"/>
+      <w:r>
+        <w:t>console.log(</w:t>
+      </w:r>
+      <w:proofErr w:type="gramEnd"/>
+      <w:r>
+        <w:t>"Runs after initial mount");</w:t>
+      </w:r>
+    </w:p>
+    <w:p>
+      <w:pPr>
+        <w:spacing w:line="240" w:lineRule="auto"/>
+        <w:jc w:val="both"/>
+      </w:pPr>
+      <w:r>
+        <w:t>}, []);</w:t>
+      </w:r>
+    </w:p>
+    <w:p>
+      <w:pPr>
+        <w:spacing w:line="240" w:lineRule="auto"/>
+        <w:jc w:val="both"/>
+      </w:pPr>
+      <w:r>
+        <w:t>means it doesn't re-run because of dependency changes.</w:t>
+      </w:r>
+    </w:p>
+    <w:p>
+      <w:pPr>
+        <w:spacing w:line="240" w:lineRule="auto"/>
+        <w:jc w:val="both"/>
+      </w:pPr>
+      <w:r>
+        <w:pict w14:anchorId="7172B378">
+          <v:rect id="_x0000_i1154" style="width:0;height:1.5pt" o:hralign="center" o:hrstd="t" o:hr="t" fillcolor="#a0a0a0" stroked="f"/>
+        </w:pict>
+      </w:r>
+    </w:p>
+    <w:p>
+      <w:pPr>
+        <w:spacing w:line="240" w:lineRule="auto"/>
+        <w:jc w:val="both"/>
+        <w:rPr>
+          <w:b/>
+          <w:bCs/>
+        </w:rPr>
+      </w:pPr>
+      <w:r>
+        <w:rPr>
+          <w:b/>
+          <w:bCs/>
+        </w:rPr>
+        <w:t>11. What is conditional rendering in React?</w:t>
+      </w:r>
+    </w:p>
+    <w:p>
+      <w:pPr>
+        <w:spacing w:line="240" w:lineRule="auto"/>
+        <w:jc w:val="both"/>
+      </w:pPr>
+      <w:r>
+        <w:rPr>
+          <w:b/>
+          <w:bCs/>
+        </w:rPr>
+        <w:t>Answer:</w:t>
+      </w:r>
+      <w:r>
+        <w:br/>
+        <w:t>Conditional rendering means displaying different UI based on a condition.</w:t>
+      </w:r>
+    </w:p>
+    <w:p>
+      <w:pPr>
+        <w:spacing w:line="240" w:lineRule="auto"/>
+        <w:jc w:val="both"/>
+      </w:pPr>
+      <w:r>
+        <w:t>Example:</w:t>
+      </w:r>
+    </w:p>
+    <w:p>
+      <w:pPr>
+        <w:spacing w:line="240" w:lineRule="auto"/>
+        <w:jc w:val="both"/>
+      </w:pPr>
+      <w:r>
+        <w:lastRenderedPageBreak/>
+        <w:t xml:space="preserve">function </w:t>
+      </w:r>
+      <w:proofErr w:type="gramStart"/>
+      <w:r>
+        <w:t xml:space="preserve">App({ </w:t>
+      </w:r>
+      <w:proofErr w:type="spellStart"/>
+      <w:r>
+        <w:t>isLoggedIn</w:t>
+      </w:r>
+      <w:proofErr w:type="spellEnd"/>
+      <w:proofErr w:type="gramEnd"/>
+      <w:r>
+        <w:t xml:space="preserve"> }) {</w:t>
+      </w:r>
+    </w:p>
+    <w:p>
+      <w:pPr>
+        <w:spacing w:line="240" w:lineRule="auto"/>
+        <w:jc w:val="both"/>
+      </w:pPr>
+      <w:r>
+        <w:t xml:space="preserve">  return (</w:t>
+      </w:r>
+    </w:p>
+    <w:p>
+      <w:pPr>
+        <w:spacing w:line="240" w:lineRule="auto"/>
+        <w:jc w:val="both"/>
+      </w:pPr>
+      <w:r>
+        <w:t xml:space="preserve">    &lt;div&gt;</w:t>
+      </w:r>
+    </w:p>
+    <w:p>
+      <w:pPr>
+        <w:spacing w:line="240" w:lineRule="auto"/>
+        <w:jc w:val="both"/>
+      </w:pPr>
+      <w:r>
+        <w:t xml:space="preserve">      {</w:t>
+      </w:r>
+      <w:proofErr w:type="spellStart"/>
+      <w:proofErr w:type="gramStart"/>
+      <w:r>
+        <w:t>isLoggedIn</w:t>
+      </w:r>
+      <w:proofErr w:type="spellEnd"/>
+      <w:r>
+        <w:t xml:space="preserve"> ?</w:t>
+      </w:r>
+      <w:proofErr w:type="gramEnd"/>
+      <w:r>
+        <w:t xml:space="preserve"> &lt;h1&gt;Welcome&lt;/h1</w:t>
+      </w:r>
+      <w:proofErr w:type="gramStart"/>
+      <w:r>
+        <w:t>&gt; :</w:t>
+      </w:r>
+      <w:proofErr w:type="gramEnd"/>
+      <w:r>
+        <w:t xml:space="preserve"> &lt;h1&gt;Please Login&lt;/h1&gt;}</w:t>
+      </w:r>
+    </w:p>
+    <w:p>
+      <w:pPr>
+        <w:spacing w:line="240" w:lineRule="auto"/>
+        <w:jc w:val="both"/>
+      </w:pPr>
+      <w:r>
+        <w:t xml:space="preserve">    &lt;/div&gt;</w:t>
+      </w:r>
+    </w:p>
+    <w:p>
+      <w:pPr>
+        <w:spacing w:line="240" w:lineRule="auto"/>
+        <w:jc w:val="both"/>
+      </w:pPr>
+      <w:r>
+        <w:t xml:space="preserve">  );</w:t>
+      </w:r>
+    </w:p>
+    <w:p>
+      <w:pPr>
+        <w:spacing w:line="240" w:lineRule="auto"/>
+        <w:jc w:val="both"/>
+      </w:pPr>
+      <w:r>
+        <w:t>}</w:t>
+      </w:r>
+    </w:p>
+    <w:p>
+      <w:pPr>
+        <w:spacing w:line="240" w:lineRule="auto"/>
+        <w:jc w:val="both"/>
+      </w:pPr>
+      <w:r>
+        <w:t xml:space="preserve">Here, React displays different content depending on </w:t>
+      </w:r>
+      <w:proofErr w:type="spellStart"/>
+      <w:r>
+        <w:t>isLoggedIn</w:t>
+      </w:r>
+      <w:proofErr w:type="spellEnd"/>
+      <w:r>
+        <w:t>.</w:t>
+      </w:r>
+    </w:p>
+    <w:p>
+      <w:pPr>
+        <w:spacing w:line="240" w:lineRule="auto"/>
+        <w:jc w:val="both"/>
+      </w:pPr>
+      <w:r>
+        <w:pict w14:anchorId="585BFBE7">
+          <v:rect id="_x0000_i1155" style="width:0;height:1.5pt" o:hralign="center" o:hrstd="t" o:hr="t" fillcolor="#a0a0a0" stroked="f"/>
+        </w:pict>
+      </w:r>
+    </w:p>
+    <w:p>
+      <w:pPr>
+        <w:spacing w:line="240" w:lineRule="auto"/>
+        <w:jc w:val="both"/>
+        <w:rPr>
+          <w:b/>
+          <w:bCs/>
+        </w:rPr>
+      </w:pPr>
+      <w:r>
+        <w:rPr>
+          <w:b/>
+          <w:bCs/>
+        </w:rPr>
+        <w:t>12. How do you render a list in React?</w:t>
+      </w:r>
+    </w:p>
+    <w:p>
+      <w:pPr>
+        <w:spacing w:line="240" w:lineRule="auto"/>
+        <w:jc w:val="both"/>
+      </w:pPr>
+      <w:r>
+        <w:rPr>
+          <w:b/>
+          <w:bCs/>
+        </w:rPr>
+        <w:t>Answer:</w:t>
+      </w:r>
+      <w:r>
+        <w:br/>
+        <w:t xml:space="preserve">We commonly use the JavaScript </w:t>
+      </w:r>
+      <w:proofErr w:type="gramStart"/>
+      <w:r>
+        <w:t>map(</w:t>
+      </w:r>
+      <w:proofErr w:type="gramEnd"/>
+      <w:r>
+        <w:t>) method.</w:t>
+      </w:r>
+    </w:p>
+    <w:p>
+      <w:pPr>
+        <w:spacing w:line="240" w:lineRule="auto"/>
+        <w:jc w:val="both"/>
+      </w:pPr>
+      <w:r>
+        <w:t>Example:</w:t>
+      </w:r>
+    </w:p>
+    <w:p>
+      <w:pPr>
+        <w:spacing w:line="240" w:lineRule="auto"/>
+        <w:jc w:val="both"/>
+      </w:pPr>
+      <w:proofErr w:type="spellStart"/>
+      <w:r>
+        <w:t>const</w:t>
+      </w:r>
+      <w:proofErr w:type="spellEnd"/>
+      <w:r>
+        <w:t xml:space="preserve"> users = ["Sandeep", "Rahul", "Amit"];</w:t>
+      </w:r>
+    </w:p>
+    <w:p>
+      <w:pPr>
+        <w:spacing w:line="240" w:lineRule="auto"/>
+        <w:jc w:val="both"/>
+      </w:pPr>
+    </w:p>
+    <w:p>
+      <w:pPr>
+        <w:spacing w:line="240" w:lineRule="auto"/>
+        <w:jc w:val="both"/>
+      </w:pPr>
+      <w:r>
+        <w:t xml:space="preserve">function </w:t>
+      </w:r>
+      <w:proofErr w:type="gramStart"/>
+      <w:r>
+        <w:t>App(</w:t>
+      </w:r>
+      <w:proofErr w:type="gramEnd"/>
+      <w:r>
+        <w:t>) {</w:t>
+      </w:r>
+    </w:p>
+    <w:p>
+      <w:pPr>
+        <w:spacing w:line="240" w:lineRule="auto"/>
+        <w:jc w:val="both"/>
+      </w:pPr>
+      <w:r>
+        <w:t xml:space="preserve">  return (</w:t>
+      </w:r>
+    </w:p>
+    <w:p>
+      <w:pPr>
+        <w:spacing w:line="240" w:lineRule="auto"/>
+        <w:jc w:val="both"/>
+      </w:pPr>
+      <w:r>
+        <w:t xml:space="preserve">    &lt;ul&gt;</w:t>
+      </w:r>
+    </w:p>
+    <w:p>
+      <w:pPr>
+        <w:spacing w:line="240" w:lineRule="auto"/>
+        <w:jc w:val="both"/>
+      </w:pPr>
+      <w:r>
+        <w:t xml:space="preserve">      {</w:t>
+      </w:r>
+      <w:proofErr w:type="spellStart"/>
+      <w:r>
+        <w:t>users.map</w:t>
+      </w:r>
+      <w:proofErr w:type="spellEnd"/>
+      <w:r>
+        <w:t>((user) =&gt; (</w:t>
+      </w:r>
+    </w:p>
+    <w:p>
+      <w:pPr>
+        <w:spacing w:line="240" w:lineRule="auto"/>
+        <w:jc w:val="both"/>
+      </w:pPr>
+      <w:r>
+        <w:t xml:space="preserve">        &lt;li key={user}&gt;{user}&lt;/li&gt;</w:t>
+      </w:r>
+    </w:p>
+    <w:p>
+      <w:pPr>
+        <w:spacing w:line="240" w:lineRule="auto"/>
+        <w:jc w:val="both"/>
+      </w:pPr>
+      <w:r>
+        <w:t xml:space="preserve">      ))}</w:t>
+      </w:r>
+    </w:p>
+    <w:p>
+      <w:pPr>
+        <w:spacing w:line="240" w:lineRule="auto"/>
+        <w:jc w:val="both"/>
+      </w:pPr>
+      <w:r>
+        <w:t xml:space="preserve">    &lt;/ul&gt;</w:t>
+      </w:r>
+    </w:p>
+    <w:p>
+      <w:pPr>
+        <w:spacing w:line="240" w:lineRule="auto"/>
+        <w:jc w:val="both"/>
+      </w:pPr>
+      <w:r>
+        <w:t xml:space="preserve">  );</w:t>
+      </w:r>
+    </w:p>
+    <w:p>
+      <w:pPr>
+        <w:spacing w:line="240" w:lineRule="auto"/>
+        <w:jc w:val="both"/>
+      </w:pPr>
+      <w:r>
+        <w:t>}</w:t>
+      </w:r>
+    </w:p>
+    <w:p>
+      <w:pPr>
+        <w:spacing w:line="240" w:lineRule="auto"/>
+        <w:jc w:val="both"/>
+      </w:pPr>
+      <w:r>
+        <w:t>The key helps React identify list items efficiently.</w:t>
+      </w:r>
+    </w:p>
+    <w:p>
+      <w:pPr>
+        <w:spacing w:line="240" w:lineRule="auto"/>
+        <w:jc w:val="both"/>
+      </w:pPr>
+      <w:r>
+        <w:pict w14:anchorId="5BDBA9C1">
+          <v:rect id="_x0000_i1156" style="width:0;height:1.5pt" o:hralign="center" o:hrstd="t" o:hr="t" fillcolor="#a0a0a0" stroked="f"/>
+        </w:pict>
+      </w:r>
+    </w:p>
+    <w:p>
+      <w:pPr>
+        <w:spacing w:line="240" w:lineRule="auto"/>
+        <w:jc w:val="both"/>
+        <w:rPr>
+          <w:b/>
+          <w:bCs/>
+        </w:rPr>
+      </w:pPr>
+      <w:r>
+        <w:rPr>
+          <w:b/>
+          <w:bCs/>
+        </w:rPr>
+        <w:t>13. Why are keys important in React?</w:t>
+      </w:r>
+    </w:p>
+    <w:p>
+      <w:pPr>
+        <w:spacing w:line="240" w:lineRule="auto"/>
+        <w:jc w:val="both"/>
+      </w:pPr>
+      <w:r>
+        <w:rPr>
+          <w:b/>
+          <w:bCs/>
+        </w:rPr>
+        <w:t>Answer:</w:t>
+      </w:r>
+      <w:r>
+        <w:br/>
+        <w:t>Keys provide a unique identity to elements in a list.</w:t>
+      </w:r>
+    </w:p>
+    <w:p>
+      <w:pPr>
+        <w:spacing w:line="240" w:lineRule="auto"/>
+        <w:jc w:val="both"/>
+      </w:pPr>
+      <w:r>
+        <w:t>Example:</w:t>
+      </w:r>
+    </w:p>
+    <w:p>
+      <w:pPr>
+        <w:spacing w:line="240" w:lineRule="auto"/>
+        <w:jc w:val="both"/>
+      </w:pPr>
+      <w:proofErr w:type="spellStart"/>
+      <w:r>
+        <w:t>users.map</w:t>
+      </w:r>
+      <w:proofErr w:type="spellEnd"/>
+      <w:r>
+        <w:t>((user) =&gt; (</w:t>
+      </w:r>
+    </w:p>
+    <w:p>
+      <w:pPr>
+        <w:spacing w:line="240" w:lineRule="auto"/>
+        <w:jc w:val="both"/>
+      </w:pPr>
+      <w:r>
+        <w:lastRenderedPageBreak/>
+        <w:t xml:space="preserve">  &lt;li key={user.id}&gt;{</w:t>
+      </w:r>
+      <w:proofErr w:type="gramStart"/>
+      <w:r>
+        <w:t>user.name}&lt;</w:t>
+      </w:r>
+      <w:proofErr w:type="gramEnd"/>
+      <w:r>
+        <w:t>/li&gt;</w:t>
+      </w:r>
+    </w:p>
+    <w:p>
+      <w:pPr>
+        <w:spacing w:line="240" w:lineRule="auto"/>
+        <w:jc w:val="both"/>
+      </w:pPr>
+      <w:r>
+        <w:t>));</w:t>
+      </w:r>
+    </w:p>
+    <w:p>
+      <w:pPr>
+        <w:spacing w:line="240" w:lineRule="auto"/>
+        <w:jc w:val="both"/>
+      </w:pPr>
+      <w:r>
+        <w:t>Keys help React determine:</w:t>
+      </w:r>
+    </w:p>
+    <w:p>
+      <w:pPr>
+        <w:numPr>
+          <w:ilvl w:val="0"/>
+          <w:numId w:val="11"/>
+        </w:numPr>
+        <w:spacing w:line="240" w:lineRule="auto"/>
+        <w:jc w:val="both"/>
+      </w:pPr>
+      <w:r>
+        <w:t xml:space="preserve">Which item was added </w:t>
+      </w:r>
+    </w:p>
+    <w:p>
+      <w:pPr>
+        <w:numPr>
+          <w:ilvl w:val="0"/>
+          <w:numId w:val="11"/>
+        </w:numPr>
+        <w:spacing w:line="240" w:lineRule="auto"/>
+        <w:jc w:val="both"/>
+      </w:pPr>
+      <w:r>
+        <w:t xml:space="preserve">Which item was removed </w:t>
+      </w:r>
+    </w:p>
+    <w:p>
+      <w:pPr>
+        <w:numPr>
+          <w:ilvl w:val="0"/>
+          <w:numId w:val="11"/>
+        </w:numPr>
+        <w:spacing w:line="240" w:lineRule="auto"/>
+        <w:jc w:val="both"/>
+      </w:pPr>
+      <w:r>
+        <w:t xml:space="preserve">Which item was changed </w:t>
+      </w:r>
+    </w:p>
+    <w:p>
+      <w:pPr>
+        <w:numPr>
+          <w:ilvl w:val="0"/>
+          <w:numId w:val="11"/>
+        </w:numPr>
+        <w:spacing w:line="240" w:lineRule="auto"/>
+        <w:jc w:val="both"/>
+      </w:pPr>
+      <w:r>
+        <w:t xml:space="preserve">Which elements can be reused </w:t>
+      </w:r>
+    </w:p>
+    <w:p>
+      <w:pPr>
+        <w:spacing w:line="240" w:lineRule="auto"/>
+        <w:jc w:val="both"/>
+      </w:pPr>
+      <w:r>
+        <w:t>A stable and unique key should be used whenever possible.</w:t>
+      </w:r>
+    </w:p>
+    <w:p>
+      <w:pPr>
+        <w:spacing w:line="240" w:lineRule="auto"/>
+        <w:jc w:val="both"/>
+      </w:pPr>
+      <w:r>
+        <w:pict w14:anchorId="150C2CFA">
+          <v:rect id="_x0000_i1157" style="width:0;height:1.5pt" o:hralign="center" o:hrstd="t" o:hr="t" fillcolor="#a0a0a0" stroked="f"/>
+        </w:pict>
+      </w:r>
+    </w:p>
+    <w:p>
+      <w:pPr>
+        <w:spacing w:line="240" w:lineRule="auto"/>
+        <w:jc w:val="both"/>
+        <w:rPr>
+          <w:b/>
+          <w:bCs/>
+        </w:rPr>
+      </w:pPr>
+      <w:r>
+        <w:rPr>
+          <w:b/>
+          <w:bCs/>
+        </w:rPr>
+        <w:t xml:space="preserve">14. What is </w:t>
+      </w:r>
+      <w:proofErr w:type="spellStart"/>
+      <w:r>
+        <w:rPr>
+          <w:b/>
+          <w:bCs/>
+        </w:rPr>
+        <w:t>useRef</w:t>
+      </w:r>
+      <w:proofErr w:type="spellEnd"/>
+      <w:r>
+        <w:rPr>
+          <w:b/>
+          <w:bCs/>
+        </w:rPr>
+        <w:t xml:space="preserve"> in React?</w:t>
+      </w:r>
+    </w:p>
+    <w:p>
+      <w:pPr>
+        <w:spacing w:line="240" w:lineRule="auto"/>
+        <w:jc w:val="both"/>
+      </w:pPr>
+      <w:r>
+        <w:rPr>
+          <w:b/>
+          <w:bCs/>
+        </w:rPr>
+        <w:t>Answer:</w:t>
+      </w:r>
+      <w:r>
+        <w:br/>
+      </w:r>
+      <w:proofErr w:type="spellStart"/>
+      <w:r>
+        <w:t>useRef</w:t>
+      </w:r>
+      <w:proofErr w:type="spellEnd"/>
+      <w:r>
+        <w:t xml:space="preserve"> is used to store a mutable value that persists between renders without causing a re-render when changed.</w:t>
+      </w:r>
+    </w:p>
+    <w:p>
+      <w:pPr>
+        <w:spacing w:line="240" w:lineRule="auto"/>
+        <w:jc w:val="both"/>
+      </w:pPr>
+      <w:r>
+        <w:t>It is also commonly used to access DOM elements.</w:t>
+      </w:r>
+    </w:p>
+    <w:p>
+      <w:pPr>
+        <w:spacing w:line="240" w:lineRule="auto"/>
+        <w:jc w:val="both"/>
+      </w:pPr>
+      <w:r>
+        <w:t>Example:</w:t>
+      </w:r>
+    </w:p>
+    <w:p>
+      <w:pPr>
+        <w:spacing w:line="240" w:lineRule="auto"/>
+        <w:jc w:val="both"/>
+      </w:pPr>
+      <w:r>
+        <w:t xml:space="preserve">import </w:t>
+      </w:r>
+      <w:proofErr w:type="gramStart"/>
+      <w:r>
+        <w:t xml:space="preserve">{ </w:t>
+      </w:r>
+      <w:proofErr w:type="spellStart"/>
+      <w:r>
+        <w:t>useRef</w:t>
+      </w:r>
+      <w:proofErr w:type="spellEnd"/>
+      <w:proofErr w:type="gramEnd"/>
+      <w:r>
+        <w:t xml:space="preserve"> } from "react";</w:t>
+      </w:r>
+    </w:p>
+    <w:p>
+      <w:pPr>
+        <w:spacing w:line="240" w:lineRule="auto"/>
+        <w:jc w:val="both"/>
+      </w:pPr>
+    </w:p>
+    <w:p>
+      <w:pPr>
+        <w:spacing w:line="240" w:lineRule="auto"/>
+        <w:jc w:val="both"/>
+      </w:pPr>
+      <w:r>
+        <w:t xml:space="preserve">function </w:t>
+      </w:r>
+      <w:proofErr w:type="gramStart"/>
+      <w:r>
+        <w:t>App(</w:t>
+      </w:r>
+      <w:proofErr w:type="gramEnd"/>
+      <w:r>
+        <w:t>) {</w:t>
+      </w:r>
+    </w:p>
+    <w:p>
+      <w:pPr>
+        <w:spacing w:line="240" w:lineRule="auto"/>
+        <w:jc w:val="both"/>
+      </w:pPr>
+      <w:r>
+        <w:t xml:space="preserve">  </w:t>
+      </w:r>
+      <w:proofErr w:type="spellStart"/>
+      <w:r>
+        <w:t>const</w:t>
+      </w:r>
+      <w:proofErr w:type="spellEnd"/>
+      <w:r>
+        <w:t xml:space="preserve"> </w:t>
+      </w:r>
+      <w:proofErr w:type="spellStart"/>
+      <w:r>
+        <w:t>inputRef</w:t>
+      </w:r>
+      <w:proofErr w:type="spellEnd"/>
+      <w:r>
+        <w:t xml:space="preserve"> = </w:t>
+      </w:r>
+      <w:proofErr w:type="spellStart"/>
+      <w:proofErr w:type="gramStart"/>
+      <w:r>
+        <w:t>useRef</w:t>
+      </w:r>
+      <w:proofErr w:type="spellEnd"/>
+      <w:r>
+        <w:t>(</w:t>
+      </w:r>
+      <w:proofErr w:type="gramEnd"/>
+      <w:r>
+        <w:t>);</w:t>
+      </w:r>
+    </w:p>
+    <w:p>
+      <w:pPr>
+        <w:spacing w:line="240" w:lineRule="auto"/>
+        <w:jc w:val="both"/>
+      </w:pPr>
+    </w:p>
+    <w:p>
+      <w:pPr>
+        <w:spacing w:line="240" w:lineRule="auto"/>
+        <w:jc w:val="both"/>
+      </w:pPr>
+      <w:r>
+        <w:t xml:space="preserve">  </w:t>
+      </w:r>
+      <w:proofErr w:type="spellStart"/>
+      <w:r>
+        <w:t>const</w:t>
+      </w:r>
+      <w:proofErr w:type="spellEnd"/>
+      <w:r>
+        <w:t xml:space="preserve"> </w:t>
+      </w:r>
+      <w:proofErr w:type="spellStart"/>
+      <w:r>
+        <w:t>focusInput</w:t>
+      </w:r>
+      <w:proofErr w:type="spellEnd"/>
+      <w:r>
+        <w:t xml:space="preserve"> = () =&gt; {</w:t>
+      </w:r>
+    </w:p>
+    <w:p>
+      <w:pPr>
+        <w:spacing w:line="240" w:lineRule="auto"/>
+        <w:jc w:val="both"/>
+      </w:pPr>
+      <w:r>
+        <w:t xml:space="preserve">    </w:t>
+      </w:r>
+      <w:proofErr w:type="spellStart"/>
+      <w:proofErr w:type="gramStart"/>
+      <w:r>
+        <w:t>inputRef.current.focus</w:t>
+      </w:r>
+      <w:proofErr w:type="spellEnd"/>
+      <w:proofErr w:type="gramEnd"/>
+      <w:r>
+        <w:t>();</w:t>
+      </w:r>
+    </w:p>
+    <w:p>
+      <w:pPr>
+        <w:spacing w:line="240" w:lineRule="auto"/>
+        <w:jc w:val="both"/>
+      </w:pPr>
+      <w:r>
+        <w:t xml:space="preserve">  };</w:t>
+      </w:r>
+    </w:p>
+    <w:p>
+      <w:pPr>
+        <w:spacing w:line="240" w:lineRule="auto"/>
+        <w:jc w:val="both"/>
+      </w:pPr>
+    </w:p>
+    <w:p>
+      <w:pPr>
+        <w:spacing w:line="240" w:lineRule="auto"/>
+        <w:jc w:val="both"/>
+      </w:pPr>
+      <w:r>
+        <w:t xml:space="preserve">  return (</w:t>
+      </w:r>
+    </w:p>
+    <w:p>
+      <w:pPr>
+        <w:spacing w:line="240" w:lineRule="auto"/>
+        <w:jc w:val="both"/>
+      </w:pPr>
+      <w:r>
+        <w:t xml:space="preserve">    &lt;&gt;</w:t>
+      </w:r>
+    </w:p>
+    <w:p>
+      <w:pPr>
+        <w:spacing w:line="240" w:lineRule="auto"/>
+        <w:jc w:val="both"/>
+      </w:pPr>
+      <w:r>
+        <w:t xml:space="preserve">      &lt;input ref={</w:t>
+      </w:r>
+      <w:proofErr w:type="spellStart"/>
+      <w:r>
+        <w:t>inputRef</w:t>
+      </w:r>
+      <w:proofErr w:type="spellEnd"/>
+      <w:r>
+        <w:t>} /&gt;</w:t>
+      </w:r>
+    </w:p>
+    <w:p>
+      <w:pPr>
+        <w:spacing w:line="240" w:lineRule="auto"/>
+        <w:jc w:val="both"/>
+      </w:pPr>
+      <w:r>
+        <w:t xml:space="preserve">      &lt;button </w:t>
+      </w:r>
+      <w:proofErr w:type="spellStart"/>
+      <w:r>
+        <w:t>onClick</w:t>
+      </w:r>
+      <w:proofErr w:type="spellEnd"/>
+      <w:r>
+        <w:t>={</w:t>
+      </w:r>
+      <w:proofErr w:type="spellStart"/>
+      <w:r>
+        <w:t>focusInput</w:t>
+      </w:r>
+      <w:proofErr w:type="spellEnd"/>
+      <w:r>
+        <w:t>}&gt;Focus&lt;/button&gt;</w:t>
+      </w:r>
+    </w:p>
+    <w:p>
+      <w:pPr>
+        <w:spacing w:line="240" w:lineRule="auto"/>
+        <w:jc w:val="both"/>
+      </w:pPr>
+      <w:r>
+        <w:t xml:space="preserve">    &lt;/&gt;</w:t>
+      </w:r>
+    </w:p>
+    <w:p>
+      <w:pPr>
+        <w:spacing w:line="240" w:lineRule="auto"/>
+        <w:jc w:val="both"/>
+      </w:pPr>
+      <w:r>
+        <w:t xml:space="preserve">  );</w:t>
+      </w:r>
+    </w:p>
+    <w:p>
+      <w:pPr>
+        <w:spacing w:line="240" w:lineRule="auto"/>
+        <w:jc w:val="both"/>
+      </w:pPr>
+      <w:r>
+        <w:t>}</w:t>
+      </w:r>
+    </w:p>
+    <w:p>
+      <w:pPr>
+        <w:spacing w:line="240" w:lineRule="auto"/>
+        <w:jc w:val="both"/>
+      </w:pPr>
+      <w:r>
+        <w:lastRenderedPageBreak/>
+        <w:pict w14:anchorId="0F2640D3">
+          <v:rect id="_x0000_i1158" style="width:0;height:1.5pt" o:hralign="center" o:hrstd="t" o:hr="t" fillcolor="#a0a0a0" stroked="f"/>
+        </w:pict>
+      </w:r>
+    </w:p>
+    <w:p>
+      <w:pPr>
+        <w:spacing w:line="240" w:lineRule="auto"/>
+        <w:jc w:val="both"/>
+        <w:rPr>
+          <w:b/>
+          <w:bCs/>
+        </w:rPr>
+      </w:pPr>
+      <w:r>
+        <w:rPr>
+          <w:b/>
+          <w:bCs/>
+        </w:rPr>
+        <w:t xml:space="preserve">15. What is </w:t>
+      </w:r>
+      <w:proofErr w:type="spellStart"/>
+      <w:r>
+        <w:rPr>
+          <w:b/>
+          <w:bCs/>
+        </w:rPr>
+        <w:t>useContext</w:t>
+      </w:r>
+      <w:proofErr w:type="spellEnd"/>
+      <w:r>
+        <w:rPr>
+          <w:b/>
+          <w:bCs/>
+        </w:rPr>
+        <w:t>?</w:t>
+      </w:r>
+    </w:p>
+    <w:p>
+      <w:pPr>
+        <w:spacing w:line="240" w:lineRule="auto"/>
+        <w:jc w:val="both"/>
+      </w:pPr>
+      <w:r>
+        <w:rPr>
+          <w:b/>
+          <w:bCs/>
+        </w:rPr>
+        <w:t>Answer:</w:t>
+      </w:r>
+      <w:r>
+        <w:br/>
+      </w:r>
+      <w:proofErr w:type="spellStart"/>
+      <w:r>
+        <w:t>useContext</w:t>
+      </w:r>
+      <w:proofErr w:type="spellEnd"/>
+      <w:r>
+        <w:t xml:space="preserve"> is used to access data from a React Context without passing props manually through every component.</w:t>
+      </w:r>
+    </w:p>
+    <w:p>
+      <w:pPr>
+        <w:spacing w:line="240" w:lineRule="auto"/>
+        <w:jc w:val="both"/>
+      </w:pPr>
+      <w:r>
+        <w:t>It is useful for data such as:</w:t>
+      </w:r>
+    </w:p>
+    <w:p>
+      <w:pPr>
+        <w:numPr>
+          <w:ilvl w:val="0"/>
+          <w:numId w:val="12"/>
+        </w:numPr>
+        <w:spacing w:line="240" w:lineRule="auto"/>
+        <w:jc w:val="both"/>
+      </w:pPr>
+      <w:r>
+        <w:t xml:space="preserve">Theme </w:t>
+      </w:r>
+    </w:p>
+    <w:p>
+      <w:pPr>
+        <w:numPr>
+          <w:ilvl w:val="0"/>
+          <w:numId w:val="12"/>
+        </w:numPr>
+        <w:spacing w:line="240" w:lineRule="auto"/>
+        <w:jc w:val="both"/>
+      </w:pPr>
+      <w:r>
+        <w:t xml:space="preserve">User information </w:t>
+      </w:r>
+    </w:p>
+    <w:p>
+      <w:pPr>
+        <w:numPr>
+          <w:ilvl w:val="0"/>
+          <w:numId w:val="12"/>
+        </w:numPr>
+        <w:spacing w:line="240" w:lineRule="auto"/>
+        <w:jc w:val="both"/>
+      </w:pPr>
+      <w:r>
+        <w:t xml:space="preserve">Language </w:t>
+      </w:r>
+    </w:p>
+    <w:p>
+      <w:pPr>
+        <w:numPr>
+          <w:ilvl w:val="0"/>
+          <w:numId w:val="12"/>
+        </w:numPr>
+        <w:spacing w:line="240" w:lineRule="auto"/>
+        <w:jc w:val="both"/>
+      </w:pPr>
+      <w:r>
+        <w:t xml:space="preserve">Authentication information </w:t>
+      </w:r>
+    </w:p>
+    <w:p>
+      <w:pPr>
+        <w:spacing w:line="240" w:lineRule="auto"/>
+        <w:jc w:val="both"/>
+      </w:pPr>
+      <w:r>
+        <w:t>Example:</w:t>
+      </w:r>
+    </w:p>
+    <w:p>
+      <w:pPr>
+        <w:spacing w:line="240" w:lineRule="auto"/>
+        <w:jc w:val="both"/>
+      </w:pPr>
+      <w:proofErr w:type="spellStart"/>
+      <w:r>
+        <w:t>const</w:t>
+      </w:r>
+      <w:proofErr w:type="spellEnd"/>
+      <w:r>
+        <w:t xml:space="preserve"> </w:t>
+      </w:r>
+      <w:proofErr w:type="spellStart"/>
+      <w:r>
+        <w:t>UserContext</w:t>
+      </w:r>
+      <w:proofErr w:type="spellEnd"/>
+      <w:r>
+        <w:t xml:space="preserve"> = </w:t>
+      </w:r>
+      <w:proofErr w:type="spellStart"/>
+      <w:proofErr w:type="gramStart"/>
+      <w:r>
+        <w:t>createContext</w:t>
+      </w:r>
+      <w:proofErr w:type="spellEnd"/>
+      <w:r>
+        <w:t>(</w:t>
+      </w:r>
+      <w:proofErr w:type="gramEnd"/>
+      <w:r>
+        <w:t>);</w:t>
+      </w:r>
+    </w:p>
+    <w:p>
+      <w:pPr>
+        <w:spacing w:line="240" w:lineRule="auto"/>
+        <w:jc w:val="both"/>
+      </w:pPr>
+    </w:p>
+    <w:p>
+      <w:pPr>
+        <w:spacing w:line="240" w:lineRule="auto"/>
+        <w:jc w:val="both"/>
+      </w:pPr>
+      <w:r>
+        <w:t xml:space="preserve">function </w:t>
+      </w:r>
+      <w:proofErr w:type="gramStart"/>
+      <w:r>
+        <w:t>App(</w:t>
+      </w:r>
+      <w:proofErr w:type="gramEnd"/>
+      <w:r>
+        <w:t>) {</w:t>
+      </w:r>
+    </w:p>
+    <w:p>
+      <w:pPr>
+        <w:spacing w:line="240" w:lineRule="auto"/>
+        <w:jc w:val="both"/>
+      </w:pPr>
+      <w:r>
+        <w:t xml:space="preserve">  return (</w:t>
+      </w:r>
+    </w:p>
+    <w:p>
+      <w:pPr>
+        <w:spacing w:line="240" w:lineRule="auto"/>
+        <w:jc w:val="both"/>
+      </w:pPr>
+      <w:r>
+        <w:t xml:space="preserve">    &lt;</w:t>
+      </w:r>
+      <w:proofErr w:type="spellStart"/>
+      <w:r>
+        <w:t>UserContext.Provider</w:t>
+      </w:r>
+      <w:proofErr w:type="spellEnd"/>
+      <w:r>
+        <w:t xml:space="preserve"> value="Sandeep"&gt;</w:t>
+      </w:r>
+    </w:p>
+    <w:p>
+      <w:pPr>
+        <w:spacing w:line="240" w:lineRule="auto"/>
+        <w:jc w:val="both"/>
+      </w:pPr>
+      <w:r>
+        <w:t xml:space="preserve">      &lt;Profile /&gt;</w:t>
+      </w:r>
+    </w:p>
+    <w:p>
+      <w:pPr>
+        <w:spacing w:line="240" w:lineRule="auto"/>
+        <w:jc w:val="both"/>
+      </w:pPr>
+      <w:r>
+        <w:t xml:space="preserve">    &lt;/</w:t>
+      </w:r>
+      <w:proofErr w:type="spellStart"/>
+      <w:r>
+        <w:t>UserContext.Provider</w:t>
+      </w:r>
+      <w:proofErr w:type="spellEnd"/>
+      <w:r>
+        <w:t>&gt;</w:t>
+      </w:r>
+    </w:p>
+    <w:p>
+      <w:pPr>
+        <w:spacing w:line="240" w:lineRule="auto"/>
+        <w:jc w:val="both"/>
+      </w:pPr>
+      <w:r>
+        <w:t xml:space="preserve">  );</w:t>
+      </w:r>
+    </w:p>
+    <w:p>
+      <w:pPr>
+        <w:spacing w:line="240" w:lineRule="auto"/>
+        <w:jc w:val="both"/>
+      </w:pPr>
+      <w:r>
+        <w:t>}</w:t>
+      </w:r>
+    </w:p>
+    <w:p>
+      <w:pPr>
+        <w:spacing w:line="240" w:lineRule="auto"/>
+        <w:jc w:val="both"/>
+      </w:pPr>
+      <w:r>
+        <w:t>Then:</w:t>
+      </w:r>
+    </w:p>
+    <w:p>
+      <w:pPr>
+        <w:spacing w:line="240" w:lineRule="auto"/>
+        <w:jc w:val="both"/>
+      </w:pPr>
+      <w:proofErr w:type="spellStart"/>
+      <w:r>
+        <w:t>const</w:t>
+      </w:r>
+      <w:proofErr w:type="spellEnd"/>
+      <w:r>
+        <w:t xml:space="preserve"> user = </w:t>
+      </w:r>
+      <w:proofErr w:type="spellStart"/>
+      <w:proofErr w:type="gramStart"/>
+      <w:r>
+        <w:t>useContext</w:t>
+      </w:r>
+      <w:proofErr w:type="spellEnd"/>
+      <w:r>
+        <w:t>(</w:t>
+      </w:r>
+      <w:proofErr w:type="spellStart"/>
+      <w:proofErr w:type="gramEnd"/>
+      <w:r>
+        <w:t>UserContext</w:t>
+      </w:r>
+      <w:proofErr w:type="spellEnd"/>
+      <w:r>
+        <w:t>);</w:t>
+      </w:r>
+    </w:p>
+    <w:p>
+      <w:pPr>
+        <w:spacing w:line="240" w:lineRule="auto"/>
+        <w:jc w:val="both"/>
+      </w:pPr>
+      <w:r>
+        <w:pict w14:anchorId="49919580">
+          <v:rect id="_x0000_i1159" style="width:0;height:1.5pt" o:hralign="center" o:hrstd="t" o:hr="t" fillcolor="#a0a0a0" stroked="f"/>
+        </w:pict>
+      </w:r>
+    </w:p>
+    <w:p>
+      <w:pPr>
+        <w:spacing w:line="240" w:lineRule="auto"/>
+        <w:jc w:val="both"/>
+        <w:rPr>
+          <w:b/>
+          <w:bCs/>
+        </w:rPr>
+      </w:pPr>
+      <w:r>
+        <w:rPr>
+          <w:b/>
+          <w:bCs/>
+        </w:rPr>
+        <w:t>16. What is prop drilling?</w:t>
+      </w:r>
+    </w:p>
+    <w:p>
+      <w:pPr>
+        <w:spacing w:line="240" w:lineRule="auto"/>
+        <w:jc w:val="both"/>
+      </w:pPr>
+      <w:r>
+        <w:rPr>
+          <w:b/>
+          <w:bCs/>
+        </w:rPr>
+        <w:t>Answer:</w:t>
+      </w:r>
+      <w:r>
+        <w:br/>
+        <w:t>Prop drilling occurs when data is passed through multiple components even though intermediate components don't need the data.</w:t>
+      </w:r>
+    </w:p>
+    <w:p>
+      <w:pPr>
+        <w:spacing w:line="240" w:lineRule="auto"/>
+        <w:jc w:val="both"/>
+      </w:pPr>
+      <w:r>
+        <w:t>Example:</w:t>
+      </w:r>
+    </w:p>
+    <w:p>
+      <w:pPr>
+        <w:spacing w:line="240" w:lineRule="auto"/>
+        <w:jc w:val="both"/>
+      </w:pPr>
+      <w:r>
+        <w:t>App</w:t>
+      </w:r>
+    </w:p>
+    <w:p>
+      <w:pPr>
+        <w:spacing w:line="240" w:lineRule="auto"/>
+        <w:jc w:val="both"/>
+      </w:pPr>
+      <w:r>
+        <w:t xml:space="preserve"> ↓</w:t>
+      </w:r>
+    </w:p>
+    <w:p>
+      <w:pPr>
+        <w:spacing w:line="240" w:lineRule="auto"/>
+        <w:jc w:val="both"/>
+      </w:pPr>
+      <w:r>
+        <w:t>Parent</w:t>
+      </w:r>
+    </w:p>
+    <w:p>
+      <w:pPr>
+        <w:spacing w:line="240" w:lineRule="auto"/>
+        <w:jc w:val="both"/>
+      </w:pPr>
+      <w:r>
+        <w:t xml:space="preserve"> ↓</w:t>
+      </w:r>
+    </w:p>
+    <w:p>
+      <w:pPr>
+        <w:spacing w:line="240" w:lineRule="auto"/>
+        <w:jc w:val="both"/>
+      </w:pPr>
+      <w:r>
+        <w:lastRenderedPageBreak/>
+        <w:t>Child</w:t>
+      </w:r>
+    </w:p>
+    <w:p>
+      <w:pPr>
+        <w:spacing w:line="240" w:lineRule="auto"/>
+        <w:jc w:val="both"/>
+      </w:pPr>
+      <w:r>
+        <w:t xml:space="preserve"> ↓</w:t>
+      </w:r>
+    </w:p>
+    <w:p>
+      <w:pPr>
+        <w:spacing w:line="240" w:lineRule="auto"/>
+        <w:jc w:val="both"/>
+      </w:pPr>
+      <w:proofErr w:type="spellStart"/>
+      <w:r>
+        <w:t>GrandChild</w:t>
+      </w:r>
+      <w:proofErr w:type="spellEnd"/>
+    </w:p>
+    <w:p>
+      <w:pPr>
+        <w:spacing w:line="240" w:lineRule="auto"/>
+        <w:jc w:val="both"/>
+      </w:pPr>
+      <w:r>
+        <w:t xml:space="preserve">If App needs to send data to </w:t>
+      </w:r>
+      <w:proofErr w:type="spellStart"/>
+      <w:r>
+        <w:t>GrandChild</w:t>
+      </w:r>
+      <w:proofErr w:type="spellEnd"/>
+      <w:r>
+        <w:t>, it may have to pass the data through Parent and Child.</w:t>
+      </w:r>
+    </w:p>
+    <w:p>
+      <w:pPr>
+        <w:spacing w:line="240" w:lineRule="auto"/>
+        <w:jc w:val="both"/>
+      </w:pPr>
+      <w:r>
+        <w:rPr>
+          <w:b/>
+          <w:bCs/>
+        </w:rPr>
+        <w:t>Solutions include:</w:t>
+      </w:r>
+    </w:p>
+    <w:p>
+      <w:pPr>
+        <w:numPr>
+          <w:ilvl w:val="0"/>
+          <w:numId w:val="13"/>
+        </w:numPr>
+        <w:spacing w:line="240" w:lineRule="auto"/>
+        <w:jc w:val="both"/>
+      </w:pPr>
+      <w:r>
+        <w:t xml:space="preserve">Context API </w:t>
+      </w:r>
+    </w:p>
+    <w:p>
+      <w:pPr>
+        <w:numPr>
+          <w:ilvl w:val="0"/>
+          <w:numId w:val="13"/>
+        </w:numPr>
+        <w:spacing w:line="240" w:lineRule="auto"/>
+        <w:jc w:val="both"/>
+      </w:pPr>
+      <w:r>
+        <w:t xml:space="preserve">Redux / Redux Toolkit </w:t>
+      </w:r>
+    </w:p>
+    <w:p>
+      <w:pPr>
+        <w:numPr>
+          <w:ilvl w:val="0"/>
+          <w:numId w:val="13"/>
+        </w:numPr>
+        <w:spacing w:line="240" w:lineRule="auto"/>
+        <w:jc w:val="both"/>
+      </w:pPr>
+      <w:r>
+        <w:t xml:space="preserve">Other state-management solutions </w:t>
+      </w:r>
+    </w:p>
+    <w:p>
+      <w:pPr>
+        <w:spacing w:line="240" w:lineRule="auto"/>
+        <w:jc w:val="both"/>
+      </w:pPr>
+      <w:r>
+        <w:pict w14:anchorId="712127D6">
+          <v:rect id="_x0000_i1160" style="width:0;height:1.5pt" o:hralign="center" o:hrstd="t" o:hr="t" fillcolor="#a0a0a0" stroked="f"/>
+        </w:pict>
+      </w:r>
+    </w:p>
+    <w:p>
+      <w:pPr>
+        <w:spacing w:line="240" w:lineRule="auto"/>
+        <w:jc w:val="both"/>
+        <w:rPr>
+          <w:b/>
+          <w:bCs/>
+        </w:rPr>
+      </w:pPr>
+      <w:r>
+        <w:rPr>
+          <w:b/>
+          <w:bCs/>
+        </w:rPr>
+        <w:t>17. What is React Router?</w:t>
+      </w:r>
+    </w:p>
+    <w:p>
+      <w:pPr>
+        <w:spacing w:line="240" w:lineRule="auto"/>
+        <w:jc w:val="both"/>
+      </w:pPr>
+      <w:r>
+        <w:rPr>
+          <w:b/>
+          <w:bCs/>
+        </w:rPr>
+        <w:t>Answer:</w:t>
+      </w:r>
+      <w:r>
+        <w:br/>
+        <w:t>React Router is a library commonly used to implement client-side routing in React applications.</w:t>
+      </w:r>
+    </w:p>
+    <w:p>
+      <w:pPr>
+        <w:spacing w:line="240" w:lineRule="auto"/>
+        <w:jc w:val="both"/>
+      </w:pPr>
+      <w:r>
+        <w:t>It allows us to create routes such as:</w:t>
+      </w:r>
+    </w:p>
+    <w:p>
+      <w:pPr>
+        <w:spacing w:line="240" w:lineRule="auto"/>
+        <w:jc w:val="both"/>
+      </w:pPr>
+      <w:r>
+        <w:t>/</w:t>
+      </w:r>
+    </w:p>
+    <w:p>
+      <w:pPr>
+        <w:spacing w:line="240" w:lineRule="auto"/>
+        <w:jc w:val="both"/>
+      </w:pPr>
+      <w:r>
+        <w:t xml:space="preserve"> /</w:t>
+      </w:r>
+      <w:proofErr w:type="gramStart"/>
+      <w:r>
+        <w:t>about</w:t>
+      </w:r>
+      <w:proofErr w:type="gramEnd"/>
+    </w:p>
+    <w:p>
+      <w:pPr>
+        <w:spacing w:line="240" w:lineRule="auto"/>
+        <w:jc w:val="both"/>
+      </w:pPr>
+      <w:r>
+        <w:t xml:space="preserve"> /</w:t>
+      </w:r>
+      <w:proofErr w:type="gramStart"/>
+      <w:r>
+        <w:t>products</w:t>
+      </w:r>
+      <w:proofErr w:type="gramEnd"/>
+    </w:p>
+    <w:p>
+      <w:pPr>
+        <w:spacing w:line="240" w:lineRule="auto"/>
+        <w:jc w:val="both"/>
+      </w:pPr>
+      <w:r>
+        <w:t xml:space="preserve"> /</w:t>
+      </w:r>
+      <w:proofErr w:type="gramStart"/>
+      <w:r>
+        <w:t>login</w:t>
+      </w:r>
+      <w:proofErr w:type="gramEnd"/>
+    </w:p>
+    <w:p>
+      <w:pPr>
+        <w:spacing w:line="240" w:lineRule="auto"/>
+        <w:jc w:val="both"/>
+      </w:pPr>
+      <w:r>
+        <w:t xml:space="preserve"> /</w:t>
+      </w:r>
+      <w:proofErr w:type="gramStart"/>
+      <w:r>
+        <w:t>dashboard</w:t>
+      </w:r>
+      <w:proofErr w:type="gramEnd"/>
+    </w:p>
+    <w:p>
+      <w:pPr>
+        <w:spacing w:line="240" w:lineRule="auto"/>
+        <w:jc w:val="both"/>
+      </w:pPr>
+      <w:r>
+        <w:t>Example:</w:t>
+      </w:r>
+    </w:p>
+    <w:p>
+      <w:pPr>
+        <w:spacing w:line="240" w:lineRule="auto"/>
+        <w:jc w:val="both"/>
+      </w:pPr>
+      <w:r>
+        <w:t>&lt;Route path="/about" element</w:t>
+      </w:r>
+      <w:proofErr w:type="gramStart"/>
+      <w:r>
+        <w:t>={</w:t>
+      </w:r>
+      <w:proofErr w:type="gramEnd"/>
+      <w:r>
+        <w:t>&lt;About /&gt;} /&gt;</w:t>
+      </w:r>
+    </w:p>
+    <w:p>
+      <w:pPr>
+        <w:spacing w:line="240" w:lineRule="auto"/>
+        <w:jc w:val="both"/>
+      </w:pPr>
+      <w:r>
+        <w:t>This allows users to navigate between views without a full page reload.</w:t>
+      </w:r>
+    </w:p>
+    <w:p>
+      <w:pPr>
+        <w:spacing w:line="240" w:lineRule="auto"/>
+        <w:jc w:val="both"/>
+      </w:pPr>
+      <w:r>
+        <w:pict w14:anchorId="200242DE">
+          <v:rect id="_x0000_i1161" style="width:0;height:1.5pt" o:hralign="center" o:hrstd="t" o:hr="t" fillcolor="#a0a0a0" stroked="f"/>
+        </w:pict>
+      </w:r>
+    </w:p>
+    <w:p>
+      <w:pPr>
+        <w:spacing w:line="240" w:lineRule="auto"/>
+        <w:jc w:val="both"/>
+        <w:rPr>
+          <w:b/>
+          <w:bCs/>
+        </w:rPr>
+      </w:pPr>
+      <w:r>
+        <w:rPr>
+          <w:b/>
+          <w:bCs/>
+        </w:rPr>
+        <w:t>18. What is a controlled component?</w:t>
+      </w:r>
+    </w:p>
+    <w:p>
+      <w:pPr>
+        <w:spacing w:line="240" w:lineRule="auto"/>
+        <w:jc w:val="both"/>
+      </w:pPr>
+      <w:r>
+        <w:rPr>
+          <w:b/>
+          <w:bCs/>
+        </w:rPr>
+        <w:t>Answer:</w:t>
+      </w:r>
+      <w:r>
+        <w:br/>
+        <w:t>A controlled component is a form element whose value is controlled by React state.</w:t>
+      </w:r>
+    </w:p>
+    <w:p>
+      <w:pPr>
+        <w:spacing w:line="240" w:lineRule="auto"/>
+        <w:jc w:val="both"/>
+      </w:pPr>
+      <w:r>
+        <w:t>Example:</w:t>
+      </w:r>
+    </w:p>
+    <w:p>
+      <w:pPr>
+        <w:spacing w:line="240" w:lineRule="auto"/>
+        <w:jc w:val="both"/>
+      </w:pPr>
+      <w:r>
+        <w:t xml:space="preserve">function </w:t>
+      </w:r>
+      <w:proofErr w:type="gramStart"/>
+      <w:r>
+        <w:t>Login(</w:t>
+      </w:r>
+      <w:proofErr w:type="gramEnd"/>
+      <w:r>
+        <w:t>) {</w:t>
+      </w:r>
+    </w:p>
+    <w:p>
+      <w:pPr>
+        <w:spacing w:line="240" w:lineRule="auto"/>
+        <w:jc w:val="both"/>
+      </w:pPr>
+      <w:r>
+        <w:t xml:space="preserve">  </w:t>
+      </w:r>
+      <w:proofErr w:type="spellStart"/>
+      <w:r>
+        <w:t>const</w:t>
+      </w:r>
+      <w:proofErr w:type="spellEnd"/>
+      <w:r>
+        <w:t xml:space="preserve"> [email, </w:t>
+      </w:r>
+      <w:proofErr w:type="spellStart"/>
+      <w:r>
+        <w:t>setEmail</w:t>
+      </w:r>
+      <w:proofErr w:type="spellEnd"/>
+      <w:r>
+        <w:t xml:space="preserve">] = </w:t>
+      </w:r>
+      <w:proofErr w:type="spellStart"/>
+      <w:proofErr w:type="gramStart"/>
+      <w:r>
+        <w:t>useState</w:t>
+      </w:r>
+      <w:proofErr w:type="spellEnd"/>
+      <w:r>
+        <w:t>(</w:t>
+      </w:r>
+      <w:proofErr w:type="gramEnd"/>
+      <w:r>
+        <w:t>"");</w:t>
+      </w:r>
+    </w:p>
+    <w:p>
+      <w:pPr>
+        <w:spacing w:line="240" w:lineRule="auto"/>
+        <w:jc w:val="both"/>
+      </w:pPr>
+    </w:p>
+    <w:p>
+      <w:pPr>
+        <w:spacing w:line="240" w:lineRule="auto"/>
+        <w:jc w:val="both"/>
+      </w:pPr>
+      <w:r>
+        <w:t xml:space="preserve">  return (</w:t>
+      </w:r>
+    </w:p>
+    <w:p>
+      <w:pPr>
+        <w:spacing w:line="240" w:lineRule="auto"/>
+        <w:jc w:val="both"/>
+      </w:pPr>
+      <w:r>
+        <w:lastRenderedPageBreak/>
+        <w:t xml:space="preserve">    &lt;input</w:t>
+      </w:r>
+    </w:p>
+    <w:p>
+      <w:pPr>
+        <w:spacing w:line="240" w:lineRule="auto"/>
+        <w:jc w:val="both"/>
+      </w:pPr>
+      <w:r>
+        <w:t xml:space="preserve">      value={email}</w:t>
+      </w:r>
+    </w:p>
+    <w:p>
+      <w:pPr>
+        <w:spacing w:line="240" w:lineRule="auto"/>
+        <w:jc w:val="both"/>
+      </w:pPr>
+      <w:r>
+        <w:t xml:space="preserve">      </w:t>
+      </w:r>
+      <w:proofErr w:type="spellStart"/>
+      <w:r>
+        <w:t>onChange</w:t>
+      </w:r>
+      <w:proofErr w:type="spellEnd"/>
+      <w:r>
+        <w:t xml:space="preserve">={(e) =&gt; </w:t>
+      </w:r>
+      <w:proofErr w:type="spellStart"/>
+      <w:r>
+        <w:t>setEmail</w:t>
+      </w:r>
+      <w:proofErr w:type="spellEnd"/>
+      <w:r>
+        <w:t>(</w:t>
+      </w:r>
+      <w:proofErr w:type="spellStart"/>
+      <w:proofErr w:type="gramStart"/>
+      <w:r>
+        <w:t>e.target</w:t>
+      </w:r>
+      <w:proofErr w:type="gramEnd"/>
+      <w:r>
+        <w:t>.value</w:t>
+      </w:r>
+      <w:proofErr w:type="spellEnd"/>
+      <w:r>
+        <w:t>)}</w:t>
+      </w:r>
+    </w:p>
+    <w:p>
+      <w:pPr>
+        <w:spacing w:line="240" w:lineRule="auto"/>
+        <w:jc w:val="both"/>
+      </w:pPr>
+      <w:r>
+        <w:t xml:space="preserve">    /&gt;</w:t>
+      </w:r>
+    </w:p>
+    <w:p>
+      <w:pPr>
+        <w:spacing w:line="240" w:lineRule="auto"/>
+        <w:jc w:val="both"/>
+      </w:pPr>
+      <w:r>
+        <w:t xml:space="preserve">  );</w:t>
+      </w:r>
+    </w:p>
+    <w:p>
+      <w:pPr>
+        <w:spacing w:line="240" w:lineRule="auto"/>
+        <w:jc w:val="both"/>
+      </w:pPr>
+      <w:r>
+        <w:t>}</w:t>
+      </w:r>
+    </w:p>
+    <w:p>
+      <w:pPr>
+        <w:spacing w:line="240" w:lineRule="auto"/>
+        <w:jc w:val="both"/>
+      </w:pPr>
+      <w:r>
+        <w:t xml:space="preserve">Here, </w:t>
+      </w:r>
+      <w:proofErr w:type="gramStart"/>
+      <w:r>
+        <w:t>React</w:t>
+      </w:r>
+      <w:proofErr w:type="gramEnd"/>
+      <w:r>
+        <w:t xml:space="preserve"> state controls the input value.</w:t>
+      </w:r>
+    </w:p>
+    <w:p>
+      <w:pPr>
+        <w:spacing w:line="240" w:lineRule="auto"/>
+        <w:jc w:val="both"/>
+      </w:pPr>
+      <w:r>
+        <w:pict w14:anchorId="11CBF786">
+          <v:rect id="_x0000_i1162" style="width:0;height:1.5pt" o:hralign="center" o:hrstd="t" o:hr="t" fillcolor="#a0a0a0" stroked="f"/>
+        </w:pict>
+      </w:r>
+    </w:p>
+    <w:p>
+      <w:pPr>
+        <w:spacing w:line="240" w:lineRule="auto"/>
+        <w:jc w:val="both"/>
+        <w:rPr>
+          <w:b/>
+          <w:bCs/>
+        </w:rPr>
+      </w:pPr>
+      <w:r>
+        <w:rPr>
+          <w:b/>
+          <w:bCs/>
+        </w:rPr>
+        <w:t xml:space="preserve">19. What is the difference between </w:t>
+      </w:r>
+      <w:proofErr w:type="spellStart"/>
+      <w:r>
+        <w:rPr>
+          <w:b/>
+          <w:bCs/>
+        </w:rPr>
+        <w:t>useMemo</w:t>
+      </w:r>
+      <w:proofErr w:type="spellEnd"/>
+      <w:r>
+        <w:rPr>
+          <w:b/>
+          <w:bCs/>
+        </w:rPr>
+        <w:t xml:space="preserve"> and </w:t>
+      </w:r>
+      <w:proofErr w:type="spellStart"/>
+      <w:r>
+        <w:rPr>
+          <w:b/>
+          <w:bCs/>
+        </w:rPr>
+        <w:t>useCallback</w:t>
+      </w:r>
+      <w:proofErr w:type="spellEnd"/>
+      <w:r>
+        <w:rPr>
+          <w:b/>
+          <w:bCs/>
+        </w:rPr>
+        <w:t>?</w:t>
+      </w:r>
+    </w:p>
+    <w:p>
+      <w:pPr>
+        <w:spacing w:line="240" w:lineRule="auto"/>
+        <w:jc w:val="both"/>
+      </w:pPr>
+      <w:r>
+        <w:rPr>
+          <w:b/>
+          <w:bCs/>
+        </w:rPr>
+        <w:t>Answer:</w:t>
+      </w:r>
+    </w:p>
+    <w:p>
+      <w:pPr>
+        <w:spacing w:line="240" w:lineRule="auto"/>
+        <w:jc w:val="both"/>
+      </w:pPr>
+      <w:proofErr w:type="spellStart"/>
+      <w:r>
+        <w:rPr>
+          <w:b/>
+          <w:bCs/>
+        </w:rPr>
+        <w:t>useMemo</w:t>
+      </w:r>
+      <w:proofErr w:type="spellEnd"/>
+      <w:r>
+        <w:t xml:space="preserve"> </w:t>
+      </w:r>
+      <w:proofErr w:type="spellStart"/>
+      <w:r>
+        <w:t>memoizes</w:t>
+      </w:r>
+      <w:proofErr w:type="spellEnd"/>
+      <w:r>
+        <w:t xml:space="preserve"> a </w:t>
+      </w:r>
+      <w:r>
+        <w:rPr>
+          <w:b/>
+          <w:bCs/>
+        </w:rPr>
+        <w:t>calculated value</w:t>
+      </w:r>
+      <w:r>
+        <w:t>.</w:t>
+      </w:r>
+    </w:p>
+    <w:p>
+      <w:pPr>
+        <w:spacing w:line="240" w:lineRule="auto"/>
+        <w:jc w:val="both"/>
+      </w:pPr>
+      <w:proofErr w:type="spellStart"/>
+      <w:r>
+        <w:t>const</w:t>
+      </w:r>
+      <w:proofErr w:type="spellEnd"/>
+      <w:r>
+        <w:t xml:space="preserve"> result = </w:t>
+      </w:r>
+      <w:proofErr w:type="spellStart"/>
+      <w:proofErr w:type="gramStart"/>
+      <w:r>
+        <w:t>useMemo</w:t>
+      </w:r>
+      <w:proofErr w:type="spellEnd"/>
+      <w:r>
+        <w:t>(</w:t>
+      </w:r>
+      <w:proofErr w:type="gramEnd"/>
+      <w:r>
+        <w:t xml:space="preserve">() =&gt; </w:t>
+      </w:r>
+      <w:proofErr w:type="spellStart"/>
+      <w:r>
+        <w:t>calculateTotal</w:t>
+      </w:r>
+      <w:proofErr w:type="spellEnd"/>
+      <w:r>
+        <w:t>(items), [items]);</w:t>
+      </w:r>
+    </w:p>
+    <w:p>
+      <w:pPr>
+        <w:spacing w:line="240" w:lineRule="auto"/>
+        <w:jc w:val="both"/>
+      </w:pPr>
+      <w:proofErr w:type="spellStart"/>
+      <w:r>
+        <w:rPr>
+          <w:b/>
+          <w:bCs/>
+        </w:rPr>
+        <w:t>useCallback</w:t>
+      </w:r>
+      <w:proofErr w:type="spellEnd"/>
+      <w:r>
+        <w:t xml:space="preserve"> </w:t>
+      </w:r>
+      <w:proofErr w:type="spellStart"/>
+      <w:r>
+        <w:t>memoizes</w:t>
+      </w:r>
+      <w:proofErr w:type="spellEnd"/>
+      <w:r>
+        <w:t xml:space="preserve"> a </w:t>
+      </w:r>
+      <w:r>
+        <w:rPr>
+          <w:b/>
+          <w:bCs/>
+        </w:rPr>
+        <w:t>function</w:t>
+      </w:r>
+      <w:r>
+        <w:t>.</w:t>
+      </w:r>
+    </w:p>
+    <w:p>
+      <w:pPr>
+        <w:spacing w:line="240" w:lineRule="auto"/>
+        <w:jc w:val="both"/>
+      </w:pPr>
+      <w:proofErr w:type="spellStart"/>
+      <w:r>
+        <w:t>const</w:t>
+      </w:r>
+      <w:proofErr w:type="spellEnd"/>
+      <w:r>
+        <w:t xml:space="preserve"> </w:t>
+      </w:r>
+      <w:proofErr w:type="spellStart"/>
+      <w:r>
+        <w:t>handleClick</w:t>
+      </w:r>
+      <w:proofErr w:type="spellEnd"/>
+      <w:r>
+        <w:t xml:space="preserve"> = </w:t>
+      </w:r>
+      <w:proofErr w:type="spellStart"/>
+      <w:proofErr w:type="gramStart"/>
+      <w:r>
+        <w:t>useCallback</w:t>
+      </w:r>
+      <w:proofErr w:type="spellEnd"/>
+      <w:r>
+        <w:t>(</w:t>
+      </w:r>
+      <w:proofErr w:type="gramEnd"/>
+      <w:r>
+        <w:t>() =&gt; {</w:t>
+      </w:r>
+    </w:p>
+    <w:p>
+      <w:pPr>
+        <w:spacing w:line="240" w:lineRule="auto"/>
+        <w:jc w:val="both"/>
+      </w:pPr>
+      <w:r>
+        <w:t xml:space="preserve">  console.log("Clicked");</w:t>
+      </w:r>
+    </w:p>
+    <w:p>
+      <w:pPr>
+        <w:spacing w:line="240" w:lineRule="auto"/>
+        <w:jc w:val="both"/>
+      </w:pPr>
+      <w:r>
+        <w:t>}, []);</w:t>
+      </w:r>
+    </w:p>
+    <w:p>
+      <w:pPr>
+        <w:spacing w:line="240" w:lineRule="auto"/>
+        <w:jc w:val="both"/>
+      </w:pPr>
+      <w:r>
+        <w:t>Simple interview answer:</w:t>
+      </w:r>
+    </w:p>
+    <w:p>
+      <w:pPr>
+        <w:spacing w:line="240" w:lineRule="auto"/>
+        <w:jc w:val="both"/>
+      </w:pPr>
+      <w:proofErr w:type="spellStart"/>
+      <w:r>
+        <w:t>useMemo</w:t>
+      </w:r>
+      <w:proofErr w:type="spellEnd"/>
+      <w:r>
+        <w:t xml:space="preserve"> is used to </w:t>
+      </w:r>
+      <w:proofErr w:type="spellStart"/>
+      <w:r>
+        <w:t>memoize</w:t>
+      </w:r>
+      <w:proofErr w:type="spellEnd"/>
+      <w:r>
+        <w:t xml:space="preserve"> a value, while </w:t>
+      </w:r>
+      <w:proofErr w:type="spellStart"/>
+      <w:r>
+        <w:t>useCallback</w:t>
+      </w:r>
+      <w:proofErr w:type="spellEnd"/>
+      <w:r>
+        <w:t xml:space="preserve"> is used to </w:t>
+      </w:r>
+      <w:proofErr w:type="spellStart"/>
+      <w:r>
+        <w:t>memoize</w:t>
+      </w:r>
+      <w:proofErr w:type="spellEnd"/>
+      <w:r>
+        <w:t xml:space="preserve"> a function.</w:t>
+      </w:r>
+    </w:p>
+    <w:p>
+      <w:pPr>
+        <w:spacing w:line="240" w:lineRule="auto"/>
+        <w:jc w:val="both"/>
+      </w:pPr>
+      <w:r>
+        <w:pict w14:anchorId="58E37DFC">
+          <v:rect id="_x0000_i1163" style="width:0;height:1.5pt" o:hralign="center" o:hrstd="t" o:hr="t" fillcolor="#a0a0a0" stroked="f"/>
+        </w:pict>
+      </w:r>
+    </w:p>
+    <w:p>
+      <w:pPr>
+        <w:spacing w:line="240" w:lineRule="auto"/>
+        <w:jc w:val="both"/>
+        <w:rPr>
+          <w:b/>
+          <w:bCs/>
+        </w:rPr>
+      </w:pPr>
+      <w:r>
+        <w:rPr>
+          <w:b/>
+          <w:bCs/>
+        </w:rPr>
+        <w:t>20. What is Redux Toolkit and why is it used?</w:t>
+      </w:r>
+    </w:p>
+    <w:p>
+      <w:pPr>
+        <w:spacing w:line="240" w:lineRule="auto"/>
+        <w:jc w:val="both"/>
+      </w:pPr>
+      <w:r>
+        <w:rPr>
+          <w:b/>
+          <w:bCs/>
+        </w:rPr>
+        <w:t>Answer:</w:t>
+      </w:r>
+      <w:r>
+        <w:br/>
+        <w:t>Redux Toolkit (RTK) is the recommended modern approach for writing Redux logic.</w:t>
+      </w:r>
+    </w:p>
+    <w:p>
+      <w:pPr>
+        <w:spacing w:line="240" w:lineRule="auto"/>
+        <w:jc w:val="both"/>
+      </w:pPr>
+      <w:r>
+        <w:t xml:space="preserve">It helps manage </w:t>
+      </w:r>
+      <w:r>
+        <w:rPr>
+          <w:b/>
+          <w:bCs/>
+        </w:rPr>
+        <w:t>global application state</w:t>
+      </w:r>
+      <w:r>
+        <w:t>.</w:t>
+      </w:r>
+    </w:p>
+    <w:p>
+      <w:pPr>
+        <w:spacing w:line="240" w:lineRule="auto"/>
+        <w:jc w:val="both"/>
+      </w:pPr>
+      <w:r>
+        <w:t>For example, in a MERN application, Redux Toolkit can manage:</w:t>
+      </w:r>
+    </w:p>
+    <w:p>
+      <w:pPr>
+        <w:numPr>
+          <w:ilvl w:val="0"/>
+          <w:numId w:val="14"/>
+        </w:numPr>
+        <w:spacing w:line="240" w:lineRule="auto"/>
+        <w:jc w:val="both"/>
+      </w:pPr>
+      <w:r>
+        <w:t xml:space="preserve">Logged-in user </w:t>
+      </w:r>
+    </w:p>
+    <w:p>
+      <w:pPr>
+        <w:numPr>
+          <w:ilvl w:val="0"/>
+          <w:numId w:val="14"/>
+        </w:numPr>
+        <w:spacing w:line="240" w:lineRule="auto"/>
+        <w:jc w:val="both"/>
+      </w:pPr>
+      <w:r>
+        <w:t xml:space="preserve">Authentication state </w:t>
+      </w:r>
+    </w:p>
+    <w:p>
+      <w:pPr>
+        <w:numPr>
+          <w:ilvl w:val="0"/>
+          <w:numId w:val="14"/>
+        </w:numPr>
+        <w:spacing w:line="240" w:lineRule="auto"/>
+        <w:jc w:val="both"/>
+      </w:pPr>
+      <w:r>
+        <w:t xml:space="preserve">Shopping cart </w:t>
+      </w:r>
+    </w:p>
+    <w:p>
+      <w:pPr>
+        <w:numPr>
+          <w:ilvl w:val="0"/>
+          <w:numId w:val="14"/>
+        </w:numPr>
+        <w:spacing w:line="240" w:lineRule="auto"/>
+        <w:jc w:val="both"/>
+      </w:pPr>
+      <w:r>
+        <w:t xml:space="preserve">Products </w:t>
+      </w:r>
+    </w:p>
+    <w:p>
+      <w:pPr>
+        <w:numPr>
+          <w:ilvl w:val="0"/>
+          <w:numId w:val="14"/>
+        </w:numPr>
+        <w:spacing w:line="240" w:lineRule="auto"/>
+        <w:jc w:val="both"/>
+      </w:pPr>
+      <w:r>
+        <w:t xml:space="preserve">Notifications </w:t>
+      </w:r>
+    </w:p>
+    <w:p>
+      <w:pPr>
+        <w:spacing w:line="240" w:lineRule="auto"/>
+        <w:jc w:val="both"/>
+      </w:pPr>
+      <w:r>
+        <w:t>Example:</w:t>
+      </w:r>
+    </w:p>
+    <w:p>
+      <w:pPr>
+        <w:spacing w:line="240" w:lineRule="auto"/>
+        <w:jc w:val="both"/>
+      </w:pPr>
+      <w:proofErr w:type="spellStart"/>
+      <w:r>
+        <w:t>const</w:t>
+      </w:r>
+      <w:proofErr w:type="spellEnd"/>
+      <w:r>
+        <w:t xml:space="preserve"> </w:t>
+      </w:r>
+      <w:proofErr w:type="spellStart"/>
+      <w:r>
+        <w:t>counterSlice</w:t>
+      </w:r>
+      <w:proofErr w:type="spellEnd"/>
+      <w:r>
+        <w:t xml:space="preserve"> = </w:t>
+      </w:r>
+      <w:proofErr w:type="spellStart"/>
+      <w:proofErr w:type="gramStart"/>
+      <w:r>
+        <w:t>createSlice</w:t>
+      </w:r>
+      <w:proofErr w:type="spellEnd"/>
+      <w:r>
+        <w:t>(</w:t>
+      </w:r>
+      <w:proofErr w:type="gramEnd"/>
+      <w:r>
+        <w:t>{</w:t>
+      </w:r>
+    </w:p>
+    <w:p>
+      <w:pPr>
+        <w:spacing w:line="240" w:lineRule="auto"/>
+        <w:jc w:val="both"/>
+      </w:pPr>
+      <w:r>
+        <w:lastRenderedPageBreak/>
+        <w:t xml:space="preserve">  name: "counter",</w:t>
+      </w:r>
+    </w:p>
+    <w:p>
+      <w:pPr>
+        <w:spacing w:line="240" w:lineRule="auto"/>
+        <w:jc w:val="both"/>
+      </w:pPr>
+      <w:r>
+        <w:t xml:space="preserve">  </w:t>
+      </w:r>
+      <w:proofErr w:type="spellStart"/>
+      <w:r>
+        <w:t>initialState</w:t>
+      </w:r>
+      <w:proofErr w:type="spellEnd"/>
+      <w:r>
+        <w:t xml:space="preserve">: </w:t>
+      </w:r>
+      <w:proofErr w:type="gramStart"/>
+      <w:r>
+        <w:t>{ value</w:t>
+      </w:r>
+      <w:proofErr w:type="gramEnd"/>
+      <w:r>
+        <w:t xml:space="preserve">: </w:t>
+      </w:r>
+      <w:proofErr w:type="gramStart"/>
+      <w:r>
+        <w:t>0 }</w:t>
+      </w:r>
+      <w:proofErr w:type="gramEnd"/>
+      <w:r>
+        <w:t>,</w:t>
+      </w:r>
+    </w:p>
+    <w:p>
+      <w:pPr>
+        <w:spacing w:line="240" w:lineRule="auto"/>
+        <w:jc w:val="both"/>
+      </w:pPr>
+      <w:r>
+        <w:t xml:space="preserve">  reducers: {</w:t>
+      </w:r>
+    </w:p>
+    <w:p>
+      <w:pPr>
+        <w:spacing w:line="240" w:lineRule="auto"/>
+        <w:jc w:val="both"/>
+      </w:pPr>
+      <w:r>
+        <w:t xml:space="preserve">    increment: (state) =&gt; {</w:t>
+      </w:r>
+    </w:p>
+    <w:p>
+      <w:pPr>
+        <w:spacing w:line="240" w:lineRule="auto"/>
+        <w:jc w:val="both"/>
+      </w:pPr>
+      <w:r>
+        <w:t xml:space="preserve">      </w:t>
+      </w:r>
+      <w:proofErr w:type="spellStart"/>
+      <w:r>
+        <w:t>state.value</w:t>
+      </w:r>
+      <w:proofErr w:type="spellEnd"/>
+      <w:r>
+        <w:t xml:space="preserve"> += 1;</w:t>
+      </w:r>
+    </w:p>
+    <w:p>
+      <w:pPr>
+        <w:spacing w:line="240" w:lineRule="auto"/>
+        <w:jc w:val="both"/>
+      </w:pPr>
+      <w:r>
+        <w:t xml:space="preserve">    },</w:t>
+      </w:r>
+    </w:p>
+    <w:p>
+      <w:pPr>
+        <w:spacing w:line="240" w:lineRule="auto"/>
+        <w:jc w:val="both"/>
+      </w:pPr>
+      <w:r>
+        <w:t xml:space="preserve">  },</w:t>
+      </w:r>
+    </w:p>
+    <w:p>
+      <w:pPr>
+        <w:spacing w:line="240" w:lineRule="auto"/>
+        <w:jc w:val="both"/>
+      </w:pPr>
+      <w:r>
+        <w:t>});</w:t>
+      </w:r>
+    </w:p>
+    <w:p>
+      <w:pPr>
+        <w:spacing w:line="240" w:lineRule="auto"/>
+        <w:jc w:val="both"/>
+      </w:pPr>
+      <w:r>
+        <w:t>Redux Toolkit reduces the amount of boilerplate code required when working with Redux.</w:t>
+      </w:r>
+    </w:p>
+    <w:p>
+      <w:pPr>
+        <w:spacing w:line="240" w:lineRule="auto"/>
+        <w:jc w:val="both"/>
+      </w:pPr>
+      <w:r>
+        <w:pict w14:anchorId="2A651021">
+          <v:rect id="_x0000_i1164" style="width:0;height:1.5pt" o:hralign="center" o:hrstd="t" o:hr="t" fillcolor="#a0a0a0" stroked="f"/>
+        </w:pict>
+      </w:r>
+    </w:p>
+    <w:p>
+      <w:pPr>
+        <w:spacing w:line="240" w:lineRule="auto"/>
+        <w:jc w:val="both"/>
+        <w:rPr>
+          <w:b/>
+          <w:bCs/>
+        </w:rPr>
+      </w:pPr>
+      <w:r>
+        <w:rPr>
+          <w:rFonts w:ascii="Segoe UI Emoji" w:hAnsi="Segoe UI Emoji" w:cs="Segoe UI Emoji"/>
+          <w:b/>
+          <w:bCs/>
+        </w:rPr>
+        <w:t>⭐</w:t>
+      </w:r>
+      <w:r>
+        <w:rPr>
+          <w:b/>
+          <w:bCs/>
+        </w:rPr>
+        <w:t xml:space="preserve"> Most Important for Your React Interview</w:t>
+      </w:r>
+    </w:p>
+    <w:p>
+      <w:pPr>
+        <w:spacing w:line="240" w:lineRule="auto"/>
+        <w:jc w:val="both"/>
+      </w:pPr>
+      <w:r>
+        <w:t xml:space="preserve">For a </w:t>
+      </w:r>
+      <w:r>
+        <w:rPr>
+          <w:b/>
+          <w:bCs/>
+        </w:rPr>
+        <w:t>React.js/MERN interview</w:t>
+      </w:r>
+      <w:r>
+        <w:t>, make sure you can explain these particularly well:</w:t>
+      </w:r>
+    </w:p>
+    <w:p>
+      <w:pPr>
+        <w:numPr>
+          <w:ilvl w:val="0"/>
+          <w:numId w:val="15"/>
+        </w:numPr>
+        <w:spacing w:line="240" w:lineRule="auto"/>
+        <w:jc w:val="both"/>
+      </w:pPr>
+      <w:r>
+        <w:rPr>
+          <w:b/>
+          <w:bCs/>
+        </w:rPr>
+        <w:t>Props vs State</w:t>
+      </w:r>
+      <w:r>
+        <w:t xml:space="preserve"> </w:t>
+      </w:r>
+    </w:p>
+    <w:p>
+      <w:pPr>
+        <w:numPr>
+          <w:ilvl w:val="0"/>
+          <w:numId w:val="15"/>
+        </w:numPr>
+        <w:spacing w:line="240" w:lineRule="auto"/>
+        <w:jc w:val="both"/>
+      </w:pPr>
+      <w:r>
+        <w:rPr>
+          <w:b/>
+          <w:bCs/>
+        </w:rPr>
+        <w:t>Virtual DOM</w:t>
+      </w:r>
+      <w:r>
+        <w:t xml:space="preserve"> </w:t>
+      </w:r>
+    </w:p>
+    <w:p>
+      <w:pPr>
+        <w:numPr>
+          <w:ilvl w:val="0"/>
+          <w:numId w:val="15"/>
+        </w:numPr>
+        <w:spacing w:line="240" w:lineRule="auto"/>
+        <w:jc w:val="both"/>
+      </w:pPr>
+      <w:r>
+        <w:rPr>
+          <w:b/>
+          <w:bCs/>
+        </w:rPr>
+        <w:t>JSX</w:t>
+      </w:r>
+      <w:r>
+        <w:t xml:space="preserve"> </w:t>
+      </w:r>
+    </w:p>
+    <w:p>
+      <w:pPr>
+        <w:numPr>
+          <w:ilvl w:val="0"/>
+          <w:numId w:val="15"/>
+        </w:numPr>
+        <w:spacing w:line="240" w:lineRule="auto"/>
+        <w:jc w:val="both"/>
+      </w:pPr>
+      <w:proofErr w:type="spellStart"/>
+      <w:r>
+        <w:rPr>
+          <w:b/>
+          <w:bCs/>
+        </w:rPr>
+        <w:t>useState</w:t>
+      </w:r>
+      <w:proofErr w:type="spellEnd"/>
+      <w:r>
+        <w:t xml:space="preserve"> </w:t>
+      </w:r>
+    </w:p>
+    <w:p>
+      <w:pPr>
+        <w:numPr>
+          <w:ilvl w:val="0"/>
+          <w:numId w:val="15"/>
+        </w:numPr>
+        <w:spacing w:line="240" w:lineRule="auto"/>
+        <w:jc w:val="both"/>
+      </w:pPr>
+      <w:proofErr w:type="spellStart"/>
+      <w:r>
+        <w:rPr>
+          <w:b/>
+          <w:bCs/>
+        </w:rPr>
+        <w:t>useEffect</w:t>
+      </w:r>
+      <w:proofErr w:type="spellEnd"/>
+      <w:r>
+        <w:t xml:space="preserve"> </w:t>
+      </w:r>
+    </w:p>
+    <w:p>
+      <w:pPr>
+        <w:numPr>
+          <w:ilvl w:val="0"/>
+          <w:numId w:val="15"/>
+        </w:numPr>
+        <w:spacing w:line="240" w:lineRule="auto"/>
+        <w:jc w:val="both"/>
+      </w:pPr>
+      <w:proofErr w:type="spellStart"/>
+      <w:r>
+        <w:rPr>
+          <w:b/>
+          <w:bCs/>
+        </w:rPr>
+        <w:t>useRef</w:t>
+      </w:r>
+      <w:proofErr w:type="spellEnd"/>
+      <w:r>
+        <w:t xml:space="preserve"> </w:t>
+      </w:r>
+    </w:p>
+    <w:p>
+      <w:pPr>
+        <w:numPr>
+          <w:ilvl w:val="0"/>
+          <w:numId w:val="15"/>
+        </w:numPr>
+        <w:spacing w:line="240" w:lineRule="auto"/>
+        <w:jc w:val="both"/>
+      </w:pPr>
+      <w:proofErr w:type="spellStart"/>
+      <w:r>
+        <w:rPr>
+          <w:b/>
+          <w:bCs/>
+        </w:rPr>
+        <w:t>useContext</w:t>
+      </w:r>
+      <w:proofErr w:type="spellEnd"/>
+      <w:r>
+        <w:t xml:space="preserve"> </w:t>
+      </w:r>
+    </w:p>
+    <w:p>
+      <w:pPr>
+        <w:numPr>
+          <w:ilvl w:val="0"/>
+          <w:numId w:val="15"/>
+        </w:numPr>
+        <w:spacing w:line="240" w:lineRule="auto"/>
+        <w:jc w:val="both"/>
+      </w:pPr>
+      <w:r>
+        <w:rPr>
+          <w:b/>
+          <w:bCs/>
+        </w:rPr>
+        <w:t>Component lifecycle</w:t>
+      </w:r>
+      <w:r>
+        <w:t xml:space="preserve"> </w:t>
+      </w:r>
+    </w:p>
+    <w:p>
+      <w:pPr>
+        <w:numPr>
+          <w:ilvl w:val="0"/>
+          <w:numId w:val="15"/>
+        </w:numPr>
+        <w:spacing w:line="240" w:lineRule="auto"/>
+        <w:jc w:val="both"/>
+      </w:pPr>
+      <w:r>
+        <w:rPr>
+          <w:b/>
+          <w:bCs/>
+        </w:rPr>
+        <w:t>Controlled components</w:t>
+      </w:r>
+      <w:r>
+        <w:t xml:space="preserve"> </w:t>
+      </w:r>
+    </w:p>
+    <w:p>
+      <w:pPr>
+        <w:numPr>
+          <w:ilvl w:val="0"/>
+          <w:numId w:val="15"/>
+        </w:numPr>
+        <w:spacing w:line="240" w:lineRule="auto"/>
+        <w:jc w:val="both"/>
+      </w:pPr>
+      <w:r>
+        <w:rPr>
+          <w:b/>
+          <w:bCs/>
+        </w:rPr>
+        <w:t>React Router</w:t>
+      </w:r>
+      <w:r>
+        <w:t xml:space="preserve"> </w:t>
+      </w:r>
+    </w:p>
+    <w:p>
+      <w:pPr>
+        <w:numPr>
+          <w:ilvl w:val="0"/>
+          <w:numId w:val="15"/>
+        </w:numPr>
+        <w:spacing w:line="240" w:lineRule="auto"/>
+        <w:jc w:val="both"/>
+      </w:pPr>
+      <w:r>
+        <w:rPr>
+          <w:b/>
+          <w:bCs/>
+        </w:rPr>
+        <w:t>Protected routes</w:t>
+      </w:r>
+      <w:r>
+        <w:t xml:space="preserve"> </w:t>
+      </w:r>
+    </w:p>
+    <w:p>
+      <w:pPr>
+        <w:numPr>
+          <w:ilvl w:val="0"/>
+          <w:numId w:val="15"/>
+        </w:numPr>
+        <w:spacing w:line="240" w:lineRule="auto"/>
+        <w:jc w:val="both"/>
+      </w:pPr>
+      <w:r>
+        <w:rPr>
+          <w:b/>
+          <w:bCs/>
+        </w:rPr>
+        <w:t>API integration with Axios/fetch</w:t>
+      </w:r>
+      <w:r>
+        <w:t xml:space="preserve"> </w:t>
+      </w:r>
+    </w:p>
+    <w:p>
+      <w:pPr>
+        <w:numPr>
+          <w:ilvl w:val="0"/>
+          <w:numId w:val="15"/>
+        </w:numPr>
+        <w:spacing w:line="240" w:lineRule="auto"/>
+        <w:jc w:val="both"/>
+      </w:pPr>
+      <w:r>
+        <w:rPr>
+          <w:b/>
+          <w:bCs/>
+        </w:rPr>
+        <w:t>Context API</w:t>
+      </w:r>
+      <w:r>
+        <w:t xml:space="preserve"> </w:t>
+      </w:r>
+    </w:p>
+    <w:p>
+      <w:pPr>
+        <w:numPr>
+          <w:ilvl w:val="0"/>
+          <w:numId w:val="15"/>
+        </w:numPr>
+        <w:spacing w:line="240" w:lineRule="auto"/>
+        <w:jc w:val="both"/>
+      </w:pPr>
+      <w:r>
+        <w:rPr>
+          <w:b/>
+          <w:bCs/>
+        </w:rPr>
+        <w:t>Redux Toolkit</w:t>
+      </w:r>
+      <w:r>
+        <w:t xml:space="preserve"> </w:t>
+      </w:r>
+    </w:p>
+    <w:p>
+      <w:pPr>
+        <w:numPr>
+          <w:ilvl w:val="0"/>
+          <w:numId w:val="15"/>
+        </w:numPr>
+        <w:spacing w:line="240" w:lineRule="auto"/>
+        <w:jc w:val="both"/>
+      </w:pPr>
+      <w:proofErr w:type="spellStart"/>
+      <w:r>
+        <w:rPr>
+          <w:b/>
+          <w:bCs/>
+        </w:rPr>
+        <w:t>useMemo</w:t>
+      </w:r>
+      <w:proofErr w:type="spellEnd"/>
+      <w:r>
+        <w:rPr>
+          <w:b/>
+          <w:bCs/>
+        </w:rPr>
+        <w:t xml:space="preserve"> vs </w:t>
+      </w:r>
+      <w:proofErr w:type="spellStart"/>
+      <w:r>
+        <w:rPr>
+          <w:b/>
+          <w:bCs/>
+        </w:rPr>
+        <w:t>useCallback</w:t>
+      </w:r>
+      <w:proofErr w:type="spellEnd"/>
+      <w:r>
+        <w:t xml:space="preserve"> </w:t>
+      </w:r>
+    </w:p>
+    <w:p>
+      <w:pPr>
+        <w:spacing w:line="240" w:lineRule="auto"/>
+        <w:jc w:val="both"/>
+      </w:pPr>
+      <w:r>
+        <w:t xml:space="preserve">Also, don't just memorize the answers. </w:t>
+      </w:r>
+      <w:r>
+        <w:rPr>
+          <w:b/>
+          <w:bCs/>
+        </w:rPr>
+        <w:t>Practice explaining each answer aloud in simple English for 30–60 seconds</w:t>
+      </w:r>
+      <w:r>
+        <w:t>—this will help both your React interview preparation and your spoken English.</w:t>
+      </w:r>
+    </w:p>
+    <w:p>
+      <w:pPr>
+        <w:spacing w:line="240" w:lineRule="auto"/>
+        <w:jc w:val="both"/>
+        <w:rPr>
+          <w:vanish/>
+        </w:rPr>
+      </w:pPr>
+      <w:r>
+        <w:rPr>
+          <w:vanish/>
+        </w:rPr>
+        <w:t>Top of Form</w:t>
+      </w:r>
+    </w:p>
+    <w:p>
+      <w:pPr>
+        <w:spacing w:line="240" w:lineRule="auto"/>
+        <w:jc w:val="both"/>
+      </w:pPr>
+    </w:p>
+    <w:p>
+      <w:pPr>
+        <w:spacing w:line="240" w:lineRule="auto"/>
+        <w:jc w:val="both"/>
+        <w:rPr>
+          <w:vanish/>
+        </w:rPr>
+      </w:pPr>
+      <w:r>
+        <w:rPr>
+          <w:vanish/>
+        </w:rPr>
+        <w:lastRenderedPageBreak/>
+        <w:t>Bottom of Form</w:t>
+      </w:r>
+    </w:p>
+    <w:p>
+      <w:pPr>
+        <w:spacing w:line="240" w:lineRule="auto"/>
+        <w:jc w:val="both"/>
+      </w:pPr>
+    </w:p>
     <w:sectPr>
       <w:pgSz w:w="11906" w:h="16838"/>
       <w:pgMar w:top="1440" w:right="1440" w:bottom="1440" w:left="1440" w:header="708" w:footer="708" w:gutter="0"/>
@@ -16,6 +4503,119 @@
 <file path=word/numbering.xml><?xml version="1.0" encoding="utf-8"?>
 <w:numbering xmlns:wpc="http://schemas.microsoft.com/office/word/2010/wordprocessingCanvas" xmlns:cx="http://schemas.microsoft.com/office/drawing/2014/chartex" xmlns:cx1="http://schemas.microsoft.com/office/drawing/2015/9/8/chartex" xmlns:cx2="http://schemas.microsoft.com/office/drawing/2015/10/21/chartex" xmlns:cx3="http://schemas.microsoft.com/office/drawing/2016/5/9/chartex" xmlns:cx4="http://schemas.microsoft.com/office/drawing/2016/5/10/chartex" xmlns:cx5="http://schemas.microsoft.com/office/drawing/2016/5/11/chartex" xmlns:cx6="http://schemas.microsoft.com/office/drawing/2016/5/12/chartex" xmlns:cx7="http://schemas.microsoft.com/office/drawing/2016/5/13/chartex" xmlns:cx8="http://schemas.microsoft.com/office/drawing/2016/5/14/chartex" xmlns:mc="http://schemas.openxmlformats.org/markup-compatibility/2006" xmlns:aink="http://schemas.microsoft.com/office/drawing/2016/ink" xmlns:am3d="http://schemas.microsoft.com/office/drawing/2017/model3d" xmlns:o="urn:schemas-microsoft-com:office:office" xmlns:oel="http://schemas.microsoft.com/office/2019/extlst" xmlns:r="http://schemas.openxmlformats.org/officeDocument/2006/relationships" xmlns:m="http://schemas.openxmlformats.org/officeDocument/2006/math" xmlns:v="urn:schemas-microsoft-com:vml" xmlns:wp14="http://schemas.microsoft.com/office/word/2010/wordprocessingDrawing" xmlns:wp="http://schemas.openxmlformats.org/drawingml/2006/wordprocessingDrawing" xmlns:w10="urn:schemas-microsoft-com:office:word" xmlns:w="http://schemas.openxmlformats.org/wordprocessingml/2006/main" xmlns:w14="http://schemas.microsoft.com/office/word/2010/wordml" xmlns:w15="http://schemas.microsoft.com/office/word/2012/wordml" xmlns:w16cex="http://schemas.microsoft.com/office/word/2018/wordml/cex" xmlns:w16cid="http://schemas.microsoft.com/office/word/2016/wordml/cid" xmlns:w16="http://schemas.microsoft.com/office/word/2018/wordml" xmlns:w16du="http://schemas.microsoft.com/office/word/2023/wordml/word16du" xmlns:w16sdtdh="http://schemas.microsoft.com/office/word/2020/wordml/sdtdatahash" xmlns:w16sdtfl="http://schemas.microsoft.com/office/word/2024/wordml/sdtformatlock" xmlns:w16se="http://schemas.microsoft.com/office/word/2015/wordml/symex" xmlns:wpg="http://schemas.microsoft.com/office/word/2010/wordprocessingGroup" xmlns:wpi="http://schemas.microsoft.com/office/word/2010/wordprocessingInk" xmlns:wne="http://schemas.microsoft.com/office/word/2006/wordml" xmlns:wps="http://schemas.microsoft.com/office/word/2010/wordprocessingShape" mc:Ignorable="w14 w15 w16se w16cid w16 w16cex w16sdtdh w16sdtfl w16du wp14">
   <w:abstractNum w:abstractNumId="0" w15:restartNumberingAfterBreak="0">
+    <w:nsid w:val="027F658C"/>
+    <w:multiLevelType w:val="multilevel"/>
+    <w:tmpl w:val="04BA97B6"/>
+    <w:lvl w:ilvl="0">
+      <w:start w:val="1"/>
+      <w:numFmt w:val="decimal"/>
+      <w:lvlText w:val="%1."/>
+      <w:lvlJc w:val="left"/>
+      <w:pPr>
+        <w:tabs>
+          <w:tab w:val="num" w:pos="720"/>
+        </w:tabs>
+        <w:ind w:left="720" w:hanging="360"/>
+      </w:pPr>
+    </w:lvl>
+    <w:lvl w:ilvl="1" w:tentative="1">
+      <w:start w:val="1"/>
+      <w:numFmt w:val="decimal"/>
+      <w:lvlText w:val="%2."/>
+      <w:lvlJc w:val="left"/>
+      <w:pPr>
+        <w:tabs>
+          <w:tab w:val="num" w:pos="1440"/>
+        </w:tabs>
+        <w:ind w:left="1440" w:hanging="360"/>
+      </w:pPr>
+    </w:lvl>
+    <w:lvl w:ilvl="2" w:tentative="1">
+      <w:start w:val="1"/>
+      <w:numFmt w:val="decimal"/>
+      <w:lvlText w:val="%3."/>
+      <w:lvlJc w:val="left"/>
+      <w:pPr>
+        <w:tabs>
+          <w:tab w:val="num" w:pos="2160"/>
+        </w:tabs>
+        <w:ind w:left="2160" w:hanging="360"/>
+      </w:pPr>
+    </w:lvl>
+    <w:lvl w:ilvl="3" w:tentative="1">
+      <w:start w:val="1"/>
+      <w:numFmt w:val="decimal"/>
+      <w:lvlText w:val="%4."/>
+      <w:lvlJc w:val="left"/>
+      <w:pPr>
+        <w:tabs>
+          <w:tab w:val="num" w:pos="2880"/>
+        </w:tabs>
+        <w:ind w:left="2880" w:hanging="360"/>
+      </w:pPr>
+    </w:lvl>
+    <w:lvl w:ilvl="4" w:tentative="1">
+      <w:start w:val="1"/>
+      <w:numFmt w:val="decimal"/>
+      <w:lvlText w:val="%5."/>
+      <w:lvlJc w:val="left"/>
+      <w:pPr>
+        <w:tabs>
+          <w:tab w:val="num" w:pos="3600"/>
+        </w:tabs>
+        <w:ind w:left="3600" w:hanging="360"/>
+      </w:pPr>
+    </w:lvl>
+    <w:lvl w:ilvl="5" w:tentative="1">
+      <w:start w:val="1"/>
+      <w:numFmt w:val="decimal"/>
+      <w:lvlText w:val="%6."/>
+      <w:lvlJc w:val="left"/>
+      <w:pPr>
+        <w:tabs>
+          <w:tab w:val="num" w:pos="4320"/>
+        </w:tabs>
+        <w:ind w:left="4320" w:hanging="360"/>
+      </w:pPr>
+    </w:lvl>
+    <w:lvl w:ilvl="6" w:tentative="1">
+      <w:start w:val="1"/>
+      <w:numFmt w:val="decimal"/>
+      <w:lvlText w:val="%7."/>
+      <w:lvlJc w:val="left"/>
+      <w:pPr>
+        <w:tabs>
+          <w:tab w:val="num" w:pos="5040"/>
+        </w:tabs>
+        <w:ind w:left="5040" w:hanging="360"/>
+      </w:pPr>
+    </w:lvl>
+    <w:lvl w:ilvl="7" w:tentative="1">
+      <w:start w:val="1"/>
+      <w:numFmt w:val="decimal"/>
+      <w:lvlText w:val="%8."/>
+      <w:lvlJc w:val="left"/>
+      <w:pPr>
+        <w:tabs>
+          <w:tab w:val="num" w:pos="5760"/>
+        </w:tabs>
+        <w:ind w:left="5760" w:hanging="360"/>
+      </w:pPr>
+    </w:lvl>
+    <w:lvl w:ilvl="8" w:tentative="1">
+      <w:start w:val="1"/>
+      <w:numFmt w:val="decimal"/>
+      <w:lvlText w:val="%9."/>
+      <w:lvlJc w:val="left"/>
+      <w:pPr>
+        <w:tabs>
+          <w:tab w:val="num" w:pos="6480"/>
+        </w:tabs>
+        <w:ind w:left="6480" w:hanging="360"/>
+      </w:pPr>
+    </w:lvl>
+  </w:abstractNum>
+  <w:abstractNum w:abstractNumId="1" w15:restartNumberingAfterBreak="0">
     <w:nsid w:val="0A6446D6"/>
     <w:multiLevelType w:val="multilevel"/>
     <w:tmpl w:val="7D2226A6"/>
@@ -164,7 +4764,305 @@
       </w:rPr>
     </w:lvl>
   </w:abstractNum>
-  <w:abstractNum w:abstractNumId="1" w15:restartNumberingAfterBreak="0">
+  <w:abstractNum w:abstractNumId="2" w15:restartNumberingAfterBreak="0">
+    <w:nsid w:val="20580685"/>
+    <w:multiLevelType w:val="multilevel"/>
+    <w:tmpl w:val="B7FCD150"/>
+    <w:lvl w:ilvl="0">
+      <w:start w:val="1"/>
+      <w:numFmt w:val="bullet"/>
+      <w:lvlText w:val=""/>
+      <w:lvlJc w:val="left"/>
+      <w:pPr>
+        <w:tabs>
+          <w:tab w:val="num" w:pos="720"/>
+        </w:tabs>
+        <w:ind w:left="720" w:hanging="360"/>
+      </w:pPr>
+      <w:rPr>
+        <w:rFonts w:ascii="Symbol" w:hAnsi="Symbol" w:hint="default"/>
+        <w:sz w:val="20"/>
+      </w:rPr>
+    </w:lvl>
+    <w:lvl w:ilvl="1" w:tentative="1">
+      <w:start w:val="1"/>
+      <w:numFmt w:val="bullet"/>
+      <w:lvlText w:val="o"/>
+      <w:lvlJc w:val="left"/>
+      <w:pPr>
+        <w:tabs>
+          <w:tab w:val="num" w:pos="1440"/>
+        </w:tabs>
+        <w:ind w:left="1440" w:hanging="360"/>
+      </w:pPr>
+      <w:rPr>
+        <w:rFonts w:ascii="Courier New" w:hAnsi="Courier New" w:hint="default"/>
+        <w:sz w:val="20"/>
+      </w:rPr>
+    </w:lvl>
+    <w:lvl w:ilvl="2" w:tentative="1">
+      <w:start w:val="1"/>
+      <w:numFmt w:val="bullet"/>
+      <w:lvlText w:val=""/>
+      <w:lvlJc w:val="left"/>
+      <w:pPr>
+        <w:tabs>
+          <w:tab w:val="num" w:pos="2160"/>
+        </w:tabs>
+        <w:ind w:left="2160" w:hanging="360"/>
+      </w:pPr>
+      <w:rPr>
+        <w:rFonts w:ascii="Wingdings" w:hAnsi="Wingdings" w:hint="default"/>
+        <w:sz w:val="20"/>
+      </w:rPr>
+    </w:lvl>
+    <w:lvl w:ilvl="3" w:tentative="1">
+      <w:start w:val="1"/>
+      <w:numFmt w:val="bullet"/>
+      <w:lvlText w:val=""/>
+      <w:lvlJc w:val="left"/>
+      <w:pPr>
+        <w:tabs>
+          <w:tab w:val="num" w:pos="2880"/>
+        </w:tabs>
+        <w:ind w:left="2880" w:hanging="360"/>
+      </w:pPr>
+      <w:rPr>
+        <w:rFonts w:ascii="Wingdings" w:hAnsi="Wingdings" w:hint="default"/>
+        <w:sz w:val="20"/>
+      </w:rPr>
+    </w:lvl>
+    <w:lvl w:ilvl="4" w:tentative="1">
+      <w:start w:val="1"/>
+      <w:numFmt w:val="bullet"/>
+      <w:lvlText w:val=""/>
+      <w:lvlJc w:val="left"/>
+      <w:pPr>
+        <w:tabs>
+          <w:tab w:val="num" w:pos="3600"/>
+        </w:tabs>
+        <w:ind w:left="3600" w:hanging="360"/>
+      </w:pPr>
+      <w:rPr>
+        <w:rFonts w:ascii="Wingdings" w:hAnsi="Wingdings" w:hint="default"/>
+        <w:sz w:val="20"/>
+      </w:rPr>
+    </w:lvl>
+    <w:lvl w:ilvl="5" w:tentative="1">
+      <w:start w:val="1"/>
+      <w:numFmt w:val="bullet"/>
+      <w:lvlText w:val=""/>
+      <w:lvlJc w:val="left"/>
+      <w:pPr>
+        <w:tabs>
+          <w:tab w:val="num" w:pos="4320"/>
+        </w:tabs>
+        <w:ind w:left="4320" w:hanging="360"/>
+      </w:pPr>
+      <w:rPr>
+        <w:rFonts w:ascii="Wingdings" w:hAnsi="Wingdings" w:hint="default"/>
+        <w:sz w:val="20"/>
+      </w:rPr>
+    </w:lvl>
+    <w:lvl w:ilvl="6" w:tentative="1">
+      <w:start w:val="1"/>
+      <w:numFmt w:val="bullet"/>
+      <w:lvlText w:val=""/>
+      <w:lvlJc w:val="left"/>
+      <w:pPr>
+        <w:tabs>
+          <w:tab w:val="num" w:pos="5040"/>
+        </w:tabs>
+        <w:ind w:left="5040" w:hanging="360"/>
+      </w:pPr>
+      <w:rPr>
+        <w:rFonts w:ascii="Wingdings" w:hAnsi="Wingdings" w:hint="default"/>
+        <w:sz w:val="20"/>
+      </w:rPr>
+    </w:lvl>
+    <w:lvl w:ilvl="7" w:tentative="1">
+      <w:start w:val="1"/>
+      <w:numFmt w:val="bullet"/>
+      <w:lvlText w:val=""/>
+      <w:lvlJc w:val="left"/>
+      <w:pPr>
+        <w:tabs>
+          <w:tab w:val="num" w:pos="5760"/>
+        </w:tabs>
+        <w:ind w:left="5760" w:hanging="360"/>
+      </w:pPr>
+      <w:rPr>
+        <w:rFonts w:ascii="Wingdings" w:hAnsi="Wingdings" w:hint="default"/>
+        <w:sz w:val="20"/>
+      </w:rPr>
+    </w:lvl>
+    <w:lvl w:ilvl="8" w:tentative="1">
+      <w:start w:val="1"/>
+      <w:numFmt w:val="bullet"/>
+      <w:lvlText w:val=""/>
+      <w:lvlJc w:val="left"/>
+      <w:pPr>
+        <w:tabs>
+          <w:tab w:val="num" w:pos="6480"/>
+        </w:tabs>
+        <w:ind w:left="6480" w:hanging="360"/>
+      </w:pPr>
+      <w:rPr>
+        <w:rFonts w:ascii="Wingdings" w:hAnsi="Wingdings" w:hint="default"/>
+        <w:sz w:val="20"/>
+      </w:rPr>
+    </w:lvl>
+  </w:abstractNum>
+  <w:abstractNum w:abstractNumId="3" w15:restartNumberingAfterBreak="0">
+    <w:nsid w:val="236C1B6A"/>
+    <w:multiLevelType w:val="multilevel"/>
+    <w:tmpl w:val="EEC21528"/>
+    <w:lvl w:ilvl="0">
+      <w:start w:val="1"/>
+      <w:numFmt w:val="bullet"/>
+      <w:lvlText w:val=""/>
+      <w:lvlJc w:val="left"/>
+      <w:pPr>
+        <w:tabs>
+          <w:tab w:val="num" w:pos="720"/>
+        </w:tabs>
+        <w:ind w:left="720" w:hanging="360"/>
+      </w:pPr>
+      <w:rPr>
+        <w:rFonts w:ascii="Symbol" w:hAnsi="Symbol" w:hint="default"/>
+        <w:sz w:val="20"/>
+      </w:rPr>
+    </w:lvl>
+    <w:lvl w:ilvl="1" w:tentative="1">
+      <w:start w:val="1"/>
+      <w:numFmt w:val="bullet"/>
+      <w:lvlText w:val="o"/>
+      <w:lvlJc w:val="left"/>
+      <w:pPr>
+        <w:tabs>
+          <w:tab w:val="num" w:pos="1440"/>
+        </w:tabs>
+        <w:ind w:left="1440" w:hanging="360"/>
+      </w:pPr>
+      <w:rPr>
+        <w:rFonts w:ascii="Courier New" w:hAnsi="Courier New" w:hint="default"/>
+        <w:sz w:val="20"/>
+      </w:rPr>
+    </w:lvl>
+    <w:lvl w:ilvl="2" w:tentative="1">
+      <w:start w:val="1"/>
+      <w:numFmt w:val="bullet"/>
+      <w:lvlText w:val=""/>
+      <w:lvlJc w:val="left"/>
+      <w:pPr>
+        <w:tabs>
+          <w:tab w:val="num" w:pos="2160"/>
+        </w:tabs>
+        <w:ind w:left="2160" w:hanging="360"/>
+      </w:pPr>
+      <w:rPr>
+        <w:rFonts w:ascii="Wingdings" w:hAnsi="Wingdings" w:hint="default"/>
+        <w:sz w:val="20"/>
+      </w:rPr>
+    </w:lvl>
+    <w:lvl w:ilvl="3" w:tentative="1">
+      <w:start w:val="1"/>
+      <w:numFmt w:val="bullet"/>
+      <w:lvlText w:val=""/>
+      <w:lvlJc w:val="left"/>
+      <w:pPr>
+        <w:tabs>
+          <w:tab w:val="num" w:pos="2880"/>
+        </w:tabs>
+        <w:ind w:left="2880" w:hanging="360"/>
+      </w:pPr>
+      <w:rPr>
+        <w:rFonts w:ascii="Wingdings" w:hAnsi="Wingdings" w:hint="default"/>
+        <w:sz w:val="20"/>
+      </w:rPr>
+    </w:lvl>
+    <w:lvl w:ilvl="4" w:tentative="1">
+      <w:start w:val="1"/>
+      <w:numFmt w:val="bullet"/>
+      <w:lvlText w:val=""/>
+      <w:lvlJc w:val="left"/>
+      <w:pPr>
+        <w:tabs>
+          <w:tab w:val="num" w:pos="3600"/>
+        </w:tabs>
+        <w:ind w:left="3600" w:hanging="360"/>
+      </w:pPr>
+      <w:rPr>
+        <w:rFonts w:ascii="Wingdings" w:hAnsi="Wingdings" w:hint="default"/>
+        <w:sz w:val="20"/>
+      </w:rPr>
+    </w:lvl>
+    <w:lvl w:ilvl="5" w:tentative="1">
+      <w:start w:val="1"/>
+      <w:numFmt w:val="bullet"/>
+      <w:lvlText w:val=""/>
+      <w:lvlJc w:val="left"/>
+      <w:pPr>
+        <w:tabs>
+          <w:tab w:val="num" w:pos="4320"/>
+        </w:tabs>
+        <w:ind w:left="4320" w:hanging="360"/>
+      </w:pPr>
+      <w:rPr>
+        <w:rFonts w:ascii="Wingdings" w:hAnsi="Wingdings" w:hint="default"/>
+        <w:sz w:val="20"/>
+      </w:rPr>
+    </w:lvl>
+    <w:lvl w:ilvl="6" w:tentative="1">
+      <w:start w:val="1"/>
+      <w:numFmt w:val="bullet"/>
+      <w:lvlText w:val=""/>
+      <w:lvlJc w:val="left"/>
+      <w:pPr>
+        <w:tabs>
+          <w:tab w:val="num" w:pos="5040"/>
+        </w:tabs>
+        <w:ind w:left="5040" w:hanging="360"/>
+      </w:pPr>
+      <w:rPr>
+        <w:rFonts w:ascii="Wingdings" w:hAnsi="Wingdings" w:hint="default"/>
+        <w:sz w:val="20"/>
+      </w:rPr>
+    </w:lvl>
+    <w:lvl w:ilvl="7" w:tentative="1">
+      <w:start w:val="1"/>
+      <w:numFmt w:val="bullet"/>
+      <w:lvlText w:val=""/>
+      <w:lvlJc w:val="left"/>
+      <w:pPr>
+        <w:tabs>
+          <w:tab w:val="num" w:pos="5760"/>
+        </w:tabs>
+        <w:ind w:left="5760" w:hanging="360"/>
+      </w:pPr>
+      <w:rPr>
+        <w:rFonts w:ascii="Wingdings" w:hAnsi="Wingdings" w:hint="default"/>
+        <w:sz w:val="20"/>
+      </w:rPr>
+    </w:lvl>
+    <w:lvl w:ilvl="8" w:tentative="1">
+      <w:start w:val="1"/>
+      <w:numFmt w:val="bullet"/>
+      <w:lvlText w:val=""/>
+      <w:lvlJc w:val="left"/>
+      <w:pPr>
+        <w:tabs>
+          <w:tab w:val="num" w:pos="6480"/>
+        </w:tabs>
+        <w:ind w:left="6480" w:hanging="360"/>
+      </w:pPr>
+      <w:rPr>
+        <w:rFonts w:ascii="Wingdings" w:hAnsi="Wingdings" w:hint="default"/>
+        <w:sz w:val="20"/>
+      </w:rPr>
+    </w:lvl>
+  </w:abstractNum>
+  <w:abstractNum w:abstractNumId="4" w15:restartNumberingAfterBreak="0">
     <w:nsid w:val="2C8D6536"/>
     <w:multiLevelType w:val="multilevel"/>
     <w:tmpl w:val="11E004A8"/>
@@ -313,7 +5211,120 @@
       </w:rPr>
     </w:lvl>
   </w:abstractNum>
-  <w:abstractNum w:abstractNumId="2" w15:restartNumberingAfterBreak="0">
+  <w:abstractNum w:abstractNumId="5" w15:restartNumberingAfterBreak="0">
+    <w:nsid w:val="325A62F6"/>
+    <w:multiLevelType w:val="multilevel"/>
+    <w:tmpl w:val="72EEA7FC"/>
+    <w:lvl w:ilvl="0">
+      <w:start w:val="1"/>
+      <w:numFmt w:val="decimal"/>
+      <w:lvlText w:val="%1."/>
+      <w:lvlJc w:val="left"/>
+      <w:pPr>
+        <w:tabs>
+          <w:tab w:val="num" w:pos="720"/>
+        </w:tabs>
+        <w:ind w:left="720" w:hanging="360"/>
+      </w:pPr>
+    </w:lvl>
+    <w:lvl w:ilvl="1" w:tentative="1">
+      <w:start w:val="1"/>
+      <w:numFmt w:val="decimal"/>
+      <w:lvlText w:val="%2."/>
+      <w:lvlJc w:val="left"/>
+      <w:pPr>
+        <w:tabs>
+          <w:tab w:val="num" w:pos="1440"/>
+        </w:tabs>
+        <w:ind w:left="1440" w:hanging="360"/>
+      </w:pPr>
+    </w:lvl>
+    <w:lvl w:ilvl="2" w:tentative="1">
+      <w:start w:val="1"/>
+      <w:numFmt w:val="decimal"/>
+      <w:lvlText w:val="%3."/>
+      <w:lvlJc w:val="left"/>
+      <w:pPr>
+        <w:tabs>
+          <w:tab w:val="num" w:pos="2160"/>
+        </w:tabs>
+        <w:ind w:left="2160" w:hanging="360"/>
+      </w:pPr>
+    </w:lvl>
+    <w:lvl w:ilvl="3" w:tentative="1">
+      <w:start w:val="1"/>
+      <w:numFmt w:val="decimal"/>
+      <w:lvlText w:val="%4."/>
+      <w:lvlJc w:val="left"/>
+      <w:pPr>
+        <w:tabs>
+          <w:tab w:val="num" w:pos="2880"/>
+        </w:tabs>
+        <w:ind w:left="2880" w:hanging="360"/>
+      </w:pPr>
+    </w:lvl>
+    <w:lvl w:ilvl="4" w:tentative="1">
+      <w:start w:val="1"/>
+      <w:numFmt w:val="decimal"/>
+      <w:lvlText w:val="%5."/>
+      <w:lvlJc w:val="left"/>
+      <w:pPr>
+        <w:tabs>
+          <w:tab w:val="num" w:pos="3600"/>
+        </w:tabs>
+        <w:ind w:left="3600" w:hanging="360"/>
+      </w:pPr>
+    </w:lvl>
+    <w:lvl w:ilvl="5" w:tentative="1">
+      <w:start w:val="1"/>
+      <w:numFmt w:val="decimal"/>
+      <w:lvlText w:val="%6."/>
+      <w:lvlJc w:val="left"/>
+      <w:pPr>
+        <w:tabs>
+          <w:tab w:val="num" w:pos="4320"/>
+        </w:tabs>
+        <w:ind w:left="4320" w:hanging="360"/>
+      </w:pPr>
+    </w:lvl>
+    <w:lvl w:ilvl="6" w:tentative="1">
+      <w:start w:val="1"/>
+      <w:numFmt w:val="decimal"/>
+      <w:lvlText w:val="%7."/>
+      <w:lvlJc w:val="left"/>
+      <w:pPr>
+        <w:tabs>
+          <w:tab w:val="num" w:pos="5040"/>
+        </w:tabs>
+        <w:ind w:left="5040" w:hanging="360"/>
+      </w:pPr>
+    </w:lvl>
+    <w:lvl w:ilvl="7" w:tentative="1">
+      <w:start w:val="1"/>
+      <w:numFmt w:val="decimal"/>
+      <w:lvlText w:val="%8."/>
+      <w:lvlJc w:val="left"/>
+      <w:pPr>
+        <w:tabs>
+          <w:tab w:val="num" w:pos="5760"/>
+        </w:tabs>
+        <w:ind w:left="5760" w:hanging="360"/>
+      </w:pPr>
+    </w:lvl>
+    <w:lvl w:ilvl="8" w:tentative="1">
+      <w:start w:val="1"/>
+      <w:numFmt w:val="decimal"/>
+      <w:lvlText w:val="%9."/>
+      <w:lvlJc w:val="left"/>
+      <w:pPr>
+        <w:tabs>
+          <w:tab w:val="num" w:pos="6480"/>
+        </w:tabs>
+        <w:ind w:left="6480" w:hanging="360"/>
+      </w:pPr>
+    </w:lvl>
+  </w:abstractNum>
+  <w:abstractNum w:abstractNumId="6" w15:restartNumberingAfterBreak="0">
     <w:nsid w:val="4DAE451F"/>
     <w:multiLevelType w:val="multilevel"/>
     <w:tmpl w:val="FB7E9BAE"/>
@@ -462,7 +5473,7 @@
       </w:rPr>
     </w:lvl>
   </w:abstractNum>
-  <w:abstractNum w:abstractNumId="3" w15:restartNumberingAfterBreak="0">
+  <w:abstractNum w:abstractNumId="7" w15:restartNumberingAfterBreak="0">
     <w:nsid w:val="57BF736C"/>
     <w:multiLevelType w:val="multilevel"/>
     <w:tmpl w:val="6F324C3C"/>
@@ -611,7 +5622,603 @@
       </w:rPr>
     </w:lvl>
   </w:abstractNum>
-  <w:abstractNum w:abstractNumId="4" w15:restartNumberingAfterBreak="0">
+  <w:abstractNum w:abstractNumId="8" w15:restartNumberingAfterBreak="0">
+    <w:nsid w:val="58F91AF1"/>
+    <w:multiLevelType w:val="multilevel"/>
+    <w:tmpl w:val="98465EF2"/>
+    <w:lvl w:ilvl="0">
+      <w:start w:val="1"/>
+      <w:numFmt w:val="bullet"/>
+      <w:lvlText w:val=""/>
+      <w:lvlJc w:val="left"/>
+      <w:pPr>
+        <w:tabs>
+          <w:tab w:val="num" w:pos="720"/>
+        </w:tabs>
+        <w:ind w:left="720" w:hanging="360"/>
+      </w:pPr>
+      <w:rPr>
+        <w:rFonts w:ascii="Symbol" w:hAnsi="Symbol" w:hint="default"/>
+        <w:sz w:val="20"/>
+      </w:rPr>
+    </w:lvl>
+    <w:lvl w:ilvl="1" w:tentative="1">
+      <w:start w:val="1"/>
+      <w:numFmt w:val="bullet"/>
+      <w:lvlText w:val="o"/>
+      <w:lvlJc w:val="left"/>
+      <w:pPr>
+        <w:tabs>
+          <w:tab w:val="num" w:pos="1440"/>
+        </w:tabs>
+        <w:ind w:left="1440" w:hanging="360"/>
+      </w:pPr>
+      <w:rPr>
+        <w:rFonts w:ascii="Courier New" w:hAnsi="Courier New" w:hint="default"/>
+        <w:sz w:val="20"/>
+      </w:rPr>
+    </w:lvl>
+    <w:lvl w:ilvl="2" w:tentative="1">
+      <w:start w:val="1"/>
+      <w:numFmt w:val="bullet"/>
+      <w:lvlText w:val=""/>
+      <w:lvlJc w:val="left"/>
+      <w:pPr>
+        <w:tabs>
+          <w:tab w:val="num" w:pos="2160"/>
+        </w:tabs>
+        <w:ind w:left="2160" w:hanging="360"/>
+      </w:pPr>
+      <w:rPr>
+        <w:rFonts w:ascii="Wingdings" w:hAnsi="Wingdings" w:hint="default"/>
+        <w:sz w:val="20"/>
+      </w:rPr>
+    </w:lvl>
+    <w:lvl w:ilvl="3" w:tentative="1">
+      <w:start w:val="1"/>
+      <w:numFmt w:val="bullet"/>
+      <w:lvlText w:val=""/>
+      <w:lvlJc w:val="left"/>
+      <w:pPr>
+        <w:tabs>
+          <w:tab w:val="num" w:pos="2880"/>
+        </w:tabs>
+        <w:ind w:left="2880" w:hanging="360"/>
+      </w:pPr>
+      <w:rPr>
+        <w:rFonts w:ascii="Wingdings" w:hAnsi="Wingdings" w:hint="default"/>
+        <w:sz w:val="20"/>
+      </w:rPr>
+    </w:lvl>
+    <w:lvl w:ilvl="4" w:tentative="1">
+      <w:start w:val="1"/>
+      <w:numFmt w:val="bullet"/>
+      <w:lvlText w:val=""/>
+      <w:lvlJc w:val="left"/>
+      <w:pPr>
+        <w:tabs>
+          <w:tab w:val="num" w:pos="3600"/>
+        </w:tabs>
+        <w:ind w:left="3600" w:hanging="360"/>
+      </w:pPr>
+      <w:rPr>
+        <w:rFonts w:ascii="Wingdings" w:hAnsi="Wingdings" w:hint="default"/>
+        <w:sz w:val="20"/>
+      </w:rPr>
+    </w:lvl>
+    <w:lvl w:ilvl="5" w:tentative="1">
+      <w:start w:val="1"/>
+      <w:numFmt w:val="bullet"/>
+      <w:lvlText w:val=""/>
+      <w:lvlJc w:val="left"/>
+      <w:pPr>
+        <w:tabs>
+          <w:tab w:val="num" w:pos="4320"/>
+        </w:tabs>
+        <w:ind w:left="4320" w:hanging="360"/>
+      </w:pPr>
+      <w:rPr>
+        <w:rFonts w:ascii="Wingdings" w:hAnsi="Wingdings" w:hint="default"/>
+        <w:sz w:val="20"/>
+      </w:rPr>
+    </w:lvl>
+    <w:lvl w:ilvl="6" w:tentative="1">
+      <w:start w:val="1"/>
+      <w:numFmt w:val="bullet"/>
+      <w:lvlText w:val=""/>
+      <w:lvlJc w:val="left"/>
+      <w:pPr>
+        <w:tabs>
+          <w:tab w:val="num" w:pos="5040"/>
+        </w:tabs>
+        <w:ind w:left="5040" w:hanging="360"/>
+      </w:pPr>
+      <w:rPr>
+        <w:rFonts w:ascii="Wingdings" w:hAnsi="Wingdings" w:hint="default"/>
+        <w:sz w:val="20"/>
+      </w:rPr>
+    </w:lvl>
+    <w:lvl w:ilvl="7" w:tentative="1">
+      <w:start w:val="1"/>
+      <w:numFmt w:val="bullet"/>
+      <w:lvlText w:val=""/>
+      <w:lvlJc w:val="left"/>
+      <w:pPr>
+        <w:tabs>
+          <w:tab w:val="num" w:pos="5760"/>
+        </w:tabs>
+        <w:ind w:left="5760" w:hanging="360"/>
+      </w:pPr>
+      <w:rPr>
+        <w:rFonts w:ascii="Wingdings" w:hAnsi="Wingdings" w:hint="default"/>
+        <w:sz w:val="20"/>
+      </w:rPr>
+    </w:lvl>
+    <w:lvl w:ilvl="8" w:tentative="1">
+      <w:start w:val="1"/>
+      <w:numFmt w:val="bullet"/>
+      <w:lvlText w:val=""/>
+      <w:lvlJc w:val="left"/>
+      <w:pPr>
+        <w:tabs>
+          <w:tab w:val="num" w:pos="6480"/>
+        </w:tabs>
+        <w:ind w:left="6480" w:hanging="360"/>
+      </w:pPr>
+      <w:rPr>
+        <w:rFonts w:ascii="Wingdings" w:hAnsi="Wingdings" w:hint="default"/>
+        <w:sz w:val="20"/>
+      </w:rPr>
+    </w:lvl>
+  </w:abstractNum>
+  <w:abstractNum w:abstractNumId="9" w15:restartNumberingAfterBreak="0">
+    <w:nsid w:val="5D0378FC"/>
+    <w:multiLevelType w:val="multilevel"/>
+    <w:tmpl w:val="4E08E820"/>
+    <w:lvl w:ilvl="0">
+      <w:start w:val="1"/>
+      <w:numFmt w:val="bullet"/>
+      <w:lvlText w:val=""/>
+      <w:lvlJc w:val="left"/>
+      <w:pPr>
+        <w:tabs>
+          <w:tab w:val="num" w:pos="720"/>
+        </w:tabs>
+        <w:ind w:left="720" w:hanging="360"/>
+      </w:pPr>
+      <w:rPr>
+        <w:rFonts w:ascii="Symbol" w:hAnsi="Symbol" w:hint="default"/>
+        <w:sz w:val="20"/>
+      </w:rPr>
+    </w:lvl>
+    <w:lvl w:ilvl="1" w:tentative="1">
+      <w:start w:val="1"/>
+      <w:numFmt w:val="bullet"/>
+      <w:lvlText w:val="o"/>
+      <w:lvlJc w:val="left"/>
+      <w:pPr>
+        <w:tabs>
+          <w:tab w:val="num" w:pos="1440"/>
+        </w:tabs>
+        <w:ind w:left="1440" w:hanging="360"/>
+      </w:pPr>
+      <w:rPr>
+        <w:rFonts w:ascii="Courier New" w:hAnsi="Courier New" w:hint="default"/>
+        <w:sz w:val="20"/>
+      </w:rPr>
+    </w:lvl>
+    <w:lvl w:ilvl="2" w:tentative="1">
+      <w:start w:val="1"/>
+      <w:numFmt w:val="bullet"/>
+      <w:lvlText w:val=""/>
+      <w:lvlJc w:val="left"/>
+      <w:pPr>
+        <w:tabs>
+          <w:tab w:val="num" w:pos="2160"/>
+        </w:tabs>
+        <w:ind w:left="2160" w:hanging="360"/>
+      </w:pPr>
+      <w:rPr>
+        <w:rFonts w:ascii="Wingdings" w:hAnsi="Wingdings" w:hint="default"/>
+        <w:sz w:val="20"/>
+      </w:rPr>
+    </w:lvl>
+    <w:lvl w:ilvl="3" w:tentative="1">
+      <w:start w:val="1"/>
+      <w:numFmt w:val="bullet"/>
+      <w:lvlText w:val=""/>
+      <w:lvlJc w:val="left"/>
+      <w:pPr>
+        <w:tabs>
+          <w:tab w:val="num" w:pos="2880"/>
+        </w:tabs>
+        <w:ind w:left="2880" w:hanging="360"/>
+      </w:pPr>
+      <w:rPr>
+        <w:rFonts w:ascii="Wingdings" w:hAnsi="Wingdings" w:hint="default"/>
+        <w:sz w:val="20"/>
+      </w:rPr>
+    </w:lvl>
+    <w:lvl w:ilvl="4" w:tentative="1">
+      <w:start w:val="1"/>
+      <w:numFmt w:val="bullet"/>
+      <w:lvlText w:val=""/>
+      <w:lvlJc w:val="left"/>
+      <w:pPr>
+        <w:tabs>
+          <w:tab w:val="num" w:pos="3600"/>
+        </w:tabs>
+        <w:ind w:left="3600" w:hanging="360"/>
+      </w:pPr>
+      <w:rPr>
+        <w:rFonts w:ascii="Wingdings" w:hAnsi="Wingdings" w:hint="default"/>
+        <w:sz w:val="20"/>
+      </w:rPr>
+    </w:lvl>
+    <w:lvl w:ilvl="5" w:tentative="1">
+      <w:start w:val="1"/>
+      <w:numFmt w:val="bullet"/>
+      <w:lvlText w:val=""/>
+      <w:lvlJc w:val="left"/>
+      <w:pPr>
+        <w:tabs>
+          <w:tab w:val="num" w:pos="4320"/>
+        </w:tabs>
+        <w:ind w:left="4320" w:hanging="360"/>
+      </w:pPr>
+      <w:rPr>
+        <w:rFonts w:ascii="Wingdings" w:hAnsi="Wingdings" w:hint="default"/>
+        <w:sz w:val="20"/>
+      </w:rPr>
+    </w:lvl>
+    <w:lvl w:ilvl="6" w:tentative="1">
+      <w:start w:val="1"/>
+      <w:numFmt w:val="bullet"/>
+      <w:lvlText w:val=""/>
+      <w:lvlJc w:val="left"/>
+      <w:pPr>
+        <w:tabs>
+          <w:tab w:val="num" w:pos="5040"/>
+        </w:tabs>
+        <w:ind w:left="5040" w:hanging="360"/>
+      </w:pPr>
+      <w:rPr>
+        <w:rFonts w:ascii="Wingdings" w:hAnsi="Wingdings" w:hint="default"/>
+        <w:sz w:val="20"/>
+      </w:rPr>
+    </w:lvl>
+    <w:lvl w:ilvl="7" w:tentative="1">
+      <w:start w:val="1"/>
+      <w:numFmt w:val="bullet"/>
+      <w:lvlText w:val=""/>
+      <w:lvlJc w:val="left"/>
+      <w:pPr>
+        <w:tabs>
+          <w:tab w:val="num" w:pos="5760"/>
+        </w:tabs>
+        <w:ind w:left="5760" w:hanging="360"/>
+      </w:pPr>
+      <w:rPr>
+        <w:rFonts w:ascii="Wingdings" w:hAnsi="Wingdings" w:hint="default"/>
+        <w:sz w:val="20"/>
+      </w:rPr>
+    </w:lvl>
+    <w:lvl w:ilvl="8" w:tentative="1">
+      <w:start w:val="1"/>
+      <w:numFmt w:val="bullet"/>
+      <w:lvlText w:val=""/>
+      <w:lvlJc w:val="left"/>
+      <w:pPr>
+        <w:tabs>
+          <w:tab w:val="num" w:pos="6480"/>
+        </w:tabs>
+        <w:ind w:left="6480" w:hanging="360"/>
+      </w:pPr>
+      <w:rPr>
+        <w:rFonts w:ascii="Wingdings" w:hAnsi="Wingdings" w:hint="default"/>
+        <w:sz w:val="20"/>
+      </w:rPr>
+    </w:lvl>
+  </w:abstractNum>
+  <w:abstractNum w:abstractNumId="10" w15:restartNumberingAfterBreak="0">
+    <w:nsid w:val="5D277ADF"/>
+    <w:multiLevelType w:val="multilevel"/>
+    <w:tmpl w:val="FEBAE070"/>
+    <w:lvl w:ilvl="0">
+      <w:start w:val="1"/>
+      <w:numFmt w:val="bullet"/>
+      <w:lvlText w:val=""/>
+      <w:lvlJc w:val="left"/>
+      <w:pPr>
+        <w:tabs>
+          <w:tab w:val="num" w:pos="720"/>
+        </w:tabs>
+        <w:ind w:left="720" w:hanging="360"/>
+      </w:pPr>
+      <w:rPr>
+        <w:rFonts w:ascii="Symbol" w:hAnsi="Symbol" w:hint="default"/>
+        <w:sz w:val="20"/>
+      </w:rPr>
+    </w:lvl>
+    <w:lvl w:ilvl="1" w:tentative="1">
+      <w:start w:val="1"/>
+      <w:numFmt w:val="bullet"/>
+      <w:lvlText w:val="o"/>
+      <w:lvlJc w:val="left"/>
+      <w:pPr>
+        <w:tabs>
+          <w:tab w:val="num" w:pos="1440"/>
+        </w:tabs>
+        <w:ind w:left="1440" w:hanging="360"/>
+      </w:pPr>
+      <w:rPr>
+        <w:rFonts w:ascii="Courier New" w:hAnsi="Courier New" w:hint="default"/>
+        <w:sz w:val="20"/>
+      </w:rPr>
+    </w:lvl>
+    <w:lvl w:ilvl="2" w:tentative="1">
+      <w:start w:val="1"/>
+      <w:numFmt w:val="bullet"/>
+      <w:lvlText w:val=""/>
+      <w:lvlJc w:val="left"/>
+      <w:pPr>
+        <w:tabs>
+          <w:tab w:val="num" w:pos="2160"/>
+        </w:tabs>
+        <w:ind w:left="2160" w:hanging="360"/>
+      </w:pPr>
+      <w:rPr>
+        <w:rFonts w:ascii="Wingdings" w:hAnsi="Wingdings" w:hint="default"/>
+        <w:sz w:val="20"/>
+      </w:rPr>
+    </w:lvl>
+    <w:lvl w:ilvl="3" w:tentative="1">
+      <w:start w:val="1"/>
+      <w:numFmt w:val="bullet"/>
+      <w:lvlText w:val=""/>
+      <w:lvlJc w:val="left"/>
+      <w:pPr>
+        <w:tabs>
+          <w:tab w:val="num" w:pos="2880"/>
+        </w:tabs>
+        <w:ind w:left="2880" w:hanging="360"/>
+      </w:pPr>
+      <w:rPr>
+        <w:rFonts w:ascii="Wingdings" w:hAnsi="Wingdings" w:hint="default"/>
+        <w:sz w:val="20"/>
+      </w:rPr>
+    </w:lvl>
+    <w:lvl w:ilvl="4" w:tentative="1">
+      <w:start w:val="1"/>
+      <w:numFmt w:val="bullet"/>
+      <w:lvlText w:val=""/>
+      <w:lvlJc w:val="left"/>
+      <w:pPr>
+        <w:tabs>
+          <w:tab w:val="num" w:pos="3600"/>
+        </w:tabs>
+        <w:ind w:left="3600" w:hanging="360"/>
+      </w:pPr>
+      <w:rPr>
+        <w:rFonts w:ascii="Wingdings" w:hAnsi="Wingdings" w:hint="default"/>
+        <w:sz w:val="20"/>
+      </w:rPr>
+    </w:lvl>
+    <w:lvl w:ilvl="5" w:tentative="1">
+      <w:start w:val="1"/>
+      <w:numFmt w:val="bullet"/>
+      <w:lvlText w:val=""/>
+      <w:lvlJc w:val="left"/>
+      <w:pPr>
+        <w:tabs>
+          <w:tab w:val="num" w:pos="4320"/>
+        </w:tabs>
+        <w:ind w:left="4320" w:hanging="360"/>
+      </w:pPr>
+      <w:rPr>
+        <w:rFonts w:ascii="Wingdings" w:hAnsi="Wingdings" w:hint="default"/>
+        <w:sz w:val="20"/>
+      </w:rPr>
+    </w:lvl>
+    <w:lvl w:ilvl="6" w:tentative="1">
+      <w:start w:val="1"/>
+      <w:numFmt w:val="bullet"/>
+      <w:lvlText w:val=""/>
+      <w:lvlJc w:val="left"/>
+      <w:pPr>
+        <w:tabs>
+          <w:tab w:val="num" w:pos="5040"/>
+        </w:tabs>
+        <w:ind w:left="5040" w:hanging="360"/>
+      </w:pPr>
+      <w:rPr>
+        <w:rFonts w:ascii="Wingdings" w:hAnsi="Wingdings" w:hint="default"/>
+        <w:sz w:val="20"/>
+      </w:rPr>
+    </w:lvl>
+    <w:lvl w:ilvl="7" w:tentative="1">
+      <w:start w:val="1"/>
+      <w:numFmt w:val="bullet"/>
+      <w:lvlText w:val=""/>
+      <w:lvlJc w:val="left"/>
+      <w:pPr>
+        <w:tabs>
+          <w:tab w:val="num" w:pos="5760"/>
+        </w:tabs>
+        <w:ind w:left="5760" w:hanging="360"/>
+      </w:pPr>
+      <w:rPr>
+        <w:rFonts w:ascii="Wingdings" w:hAnsi="Wingdings" w:hint="default"/>
+        <w:sz w:val="20"/>
+      </w:rPr>
+    </w:lvl>
+    <w:lvl w:ilvl="8" w:tentative="1">
+      <w:start w:val="1"/>
+      <w:numFmt w:val="bullet"/>
+      <w:lvlText w:val=""/>
+      <w:lvlJc w:val="left"/>
+      <w:pPr>
+        <w:tabs>
+          <w:tab w:val="num" w:pos="6480"/>
+        </w:tabs>
+        <w:ind w:left="6480" w:hanging="360"/>
+      </w:pPr>
+      <w:rPr>
+        <w:rFonts w:ascii="Wingdings" w:hAnsi="Wingdings" w:hint="default"/>
+        <w:sz w:val="20"/>
+      </w:rPr>
+    </w:lvl>
+  </w:abstractNum>
+  <w:abstractNum w:abstractNumId="11" w15:restartNumberingAfterBreak="0">
+    <w:nsid w:val="67AB496E"/>
+    <w:multiLevelType w:val="multilevel"/>
+    <w:tmpl w:val="9B186E68"/>
+    <w:lvl w:ilvl="0">
+      <w:start w:val="1"/>
+      <w:numFmt w:val="bullet"/>
+      <w:lvlText w:val=""/>
+      <w:lvlJc w:val="left"/>
+      <w:pPr>
+        <w:tabs>
+          <w:tab w:val="num" w:pos="720"/>
+        </w:tabs>
+        <w:ind w:left="720" w:hanging="360"/>
+      </w:pPr>
+      <w:rPr>
+        <w:rFonts w:ascii="Symbol" w:hAnsi="Symbol" w:hint="default"/>
+        <w:sz w:val="20"/>
+      </w:rPr>
+    </w:lvl>
+    <w:lvl w:ilvl="1" w:tentative="1">
+      <w:start w:val="1"/>
+      <w:numFmt w:val="bullet"/>
+      <w:lvlText w:val="o"/>
+      <w:lvlJc w:val="left"/>
+      <w:pPr>
+        <w:tabs>
+          <w:tab w:val="num" w:pos="1440"/>
+        </w:tabs>
+        <w:ind w:left="1440" w:hanging="360"/>
+      </w:pPr>
+      <w:rPr>
+        <w:rFonts w:ascii="Courier New" w:hAnsi="Courier New" w:hint="default"/>
+        <w:sz w:val="20"/>
+      </w:rPr>
+    </w:lvl>
+    <w:lvl w:ilvl="2" w:tentative="1">
+      <w:start w:val="1"/>
+      <w:numFmt w:val="bullet"/>
+      <w:lvlText w:val=""/>
+      <w:lvlJc w:val="left"/>
+      <w:pPr>
+        <w:tabs>
+          <w:tab w:val="num" w:pos="2160"/>
+        </w:tabs>
+        <w:ind w:left="2160" w:hanging="360"/>
+      </w:pPr>
+      <w:rPr>
+        <w:rFonts w:ascii="Wingdings" w:hAnsi="Wingdings" w:hint="default"/>
+        <w:sz w:val="20"/>
+      </w:rPr>
+    </w:lvl>
+    <w:lvl w:ilvl="3" w:tentative="1">
+      <w:start w:val="1"/>
+      <w:numFmt w:val="bullet"/>
+      <w:lvlText w:val=""/>
+      <w:lvlJc w:val="left"/>
+      <w:pPr>
+        <w:tabs>
+          <w:tab w:val="num" w:pos="2880"/>
+        </w:tabs>
+        <w:ind w:left="2880" w:hanging="360"/>
+      </w:pPr>
+      <w:rPr>
+        <w:rFonts w:ascii="Wingdings" w:hAnsi="Wingdings" w:hint="default"/>
+        <w:sz w:val="20"/>
+      </w:rPr>
+    </w:lvl>
+    <w:lvl w:ilvl="4" w:tentative="1">
+      <w:start w:val="1"/>
+      <w:numFmt w:val="bullet"/>
+      <w:lvlText w:val=""/>
+      <w:lvlJc w:val="left"/>
+      <w:pPr>
+        <w:tabs>
+          <w:tab w:val="num" w:pos="3600"/>
+        </w:tabs>
+        <w:ind w:left="3600" w:hanging="360"/>
+      </w:pPr>
+      <w:rPr>
+        <w:rFonts w:ascii="Wingdings" w:hAnsi="Wingdings" w:hint="default"/>
+        <w:sz w:val="20"/>
+      </w:rPr>
+    </w:lvl>
+    <w:lvl w:ilvl="5" w:tentative="1">
+      <w:start w:val="1"/>
+      <w:numFmt w:val="bullet"/>
+      <w:lvlText w:val=""/>
+      <w:lvlJc w:val="left"/>
+      <w:pPr>
+        <w:tabs>
+          <w:tab w:val="num" w:pos="4320"/>
+        </w:tabs>
+        <w:ind w:left="4320" w:hanging="360"/>
+      </w:pPr>
+      <w:rPr>
+        <w:rFonts w:ascii="Wingdings" w:hAnsi="Wingdings" w:hint="default"/>
+        <w:sz w:val="20"/>
+      </w:rPr>
+    </w:lvl>
+    <w:lvl w:ilvl="6" w:tentative="1">
+      <w:start w:val="1"/>
+      <w:numFmt w:val="bullet"/>
+      <w:lvlText w:val=""/>
+      <w:lvlJc w:val="left"/>
+      <w:pPr>
+        <w:tabs>
+          <w:tab w:val="num" w:pos="5040"/>
+        </w:tabs>
+        <w:ind w:left="5040" w:hanging="360"/>
+      </w:pPr>
+      <w:rPr>
+        <w:rFonts w:ascii="Wingdings" w:hAnsi="Wingdings" w:hint="default"/>
+        <w:sz w:val="20"/>
+      </w:rPr>
+    </w:lvl>
+    <w:lvl w:ilvl="7" w:tentative="1">
+      <w:start w:val="1"/>
+      <w:numFmt w:val="bullet"/>
+      <w:lvlText w:val=""/>
+      <w:lvlJc w:val="left"/>
+      <w:pPr>
+        <w:tabs>
+          <w:tab w:val="num" w:pos="5760"/>
+        </w:tabs>
+        <w:ind w:left="5760" w:hanging="360"/>
+      </w:pPr>
+      <w:rPr>
+        <w:rFonts w:ascii="Wingdings" w:hAnsi="Wingdings" w:hint="default"/>
+        <w:sz w:val="20"/>
+      </w:rPr>
+    </w:lvl>
+    <w:lvl w:ilvl="8" w:tentative="1">
+      <w:start w:val="1"/>
+      <w:numFmt w:val="bullet"/>
+      <w:lvlText w:val=""/>
+      <w:lvlJc w:val="left"/>
+      <w:pPr>
+        <w:tabs>
+          <w:tab w:val="num" w:pos="6480"/>
+        </w:tabs>
+        <w:ind w:left="6480" w:hanging="360"/>
+      </w:pPr>
+      <w:rPr>
+        <w:rFonts w:ascii="Wingdings" w:hAnsi="Wingdings" w:hint="default"/>
+        <w:sz w:val="20"/>
+      </w:rPr>
+    </w:lvl>
+  </w:abstractNum>
+  <w:abstractNum w:abstractNumId="12" w15:restartNumberingAfterBreak="0">
     <w:nsid w:val="6C1F4036"/>
     <w:multiLevelType w:val="multilevel"/>
     <w:tmpl w:val="1E5058E6"/>
@@ -724,20 +6331,348 @@
       </w:pPr>
     </w:lvl>
   </w:abstractNum>
+  <w:abstractNum w:abstractNumId="13" w15:restartNumberingAfterBreak="0">
+    <w:nsid w:val="6C566B42"/>
+    <w:multiLevelType w:val="multilevel"/>
+    <w:tmpl w:val="45D45220"/>
+    <w:lvl w:ilvl="0">
+      <w:start w:val="1"/>
+      <w:numFmt w:val="bullet"/>
+      <w:lvlText w:val=""/>
+      <w:lvlJc w:val="left"/>
+      <w:pPr>
+        <w:tabs>
+          <w:tab w:val="num" w:pos="720"/>
+        </w:tabs>
+        <w:ind w:left="720" w:hanging="360"/>
+      </w:pPr>
+      <w:rPr>
+        <w:rFonts w:ascii="Symbol" w:hAnsi="Symbol" w:hint="default"/>
+        <w:sz w:val="20"/>
+      </w:rPr>
+    </w:lvl>
+    <w:lvl w:ilvl="1" w:tentative="1">
+      <w:start w:val="1"/>
+      <w:numFmt w:val="bullet"/>
+      <w:lvlText w:val="o"/>
+      <w:lvlJc w:val="left"/>
+      <w:pPr>
+        <w:tabs>
+          <w:tab w:val="num" w:pos="1440"/>
+        </w:tabs>
+        <w:ind w:left="1440" w:hanging="360"/>
+      </w:pPr>
+      <w:rPr>
+        <w:rFonts w:ascii="Courier New" w:hAnsi="Courier New" w:hint="default"/>
+        <w:sz w:val="20"/>
+      </w:rPr>
+    </w:lvl>
+    <w:lvl w:ilvl="2" w:tentative="1">
+      <w:start w:val="1"/>
+      <w:numFmt w:val="bullet"/>
+      <w:lvlText w:val=""/>
+      <w:lvlJc w:val="left"/>
+      <w:pPr>
+        <w:tabs>
+          <w:tab w:val="num" w:pos="2160"/>
+        </w:tabs>
+        <w:ind w:left="2160" w:hanging="360"/>
+      </w:pPr>
+      <w:rPr>
+        <w:rFonts w:ascii="Wingdings" w:hAnsi="Wingdings" w:hint="default"/>
+        <w:sz w:val="20"/>
+      </w:rPr>
+    </w:lvl>
+    <w:lvl w:ilvl="3" w:tentative="1">
+      <w:start w:val="1"/>
+      <w:numFmt w:val="bullet"/>
+      <w:lvlText w:val=""/>
+      <w:lvlJc w:val="left"/>
+      <w:pPr>
+        <w:tabs>
+          <w:tab w:val="num" w:pos="2880"/>
+        </w:tabs>
+        <w:ind w:left="2880" w:hanging="360"/>
+      </w:pPr>
+      <w:rPr>
+        <w:rFonts w:ascii="Wingdings" w:hAnsi="Wingdings" w:hint="default"/>
+        <w:sz w:val="20"/>
+      </w:rPr>
+    </w:lvl>
+    <w:lvl w:ilvl="4" w:tentative="1">
+      <w:start w:val="1"/>
+      <w:numFmt w:val="bullet"/>
+      <w:lvlText w:val=""/>
+      <w:lvlJc w:val="left"/>
+      <w:pPr>
+        <w:tabs>
+          <w:tab w:val="num" w:pos="3600"/>
+        </w:tabs>
+        <w:ind w:left="3600" w:hanging="360"/>
+      </w:pPr>
+      <w:rPr>
+        <w:rFonts w:ascii="Wingdings" w:hAnsi="Wingdings" w:hint="default"/>
+        <w:sz w:val="20"/>
+      </w:rPr>
+    </w:lvl>
+    <w:lvl w:ilvl="5" w:tentative="1">
+      <w:start w:val="1"/>
+      <w:numFmt w:val="bullet"/>
+      <w:lvlText w:val=""/>
+      <w:lvlJc w:val="left"/>
+      <w:pPr>
+        <w:tabs>
+          <w:tab w:val="num" w:pos="4320"/>
+        </w:tabs>
+        <w:ind w:left="4320" w:hanging="360"/>
+      </w:pPr>
+      <w:rPr>
+        <w:rFonts w:ascii="Wingdings" w:hAnsi="Wingdings" w:hint="default"/>
+        <w:sz w:val="20"/>
+      </w:rPr>
+    </w:lvl>
+    <w:lvl w:ilvl="6" w:tentative="1">
+      <w:start w:val="1"/>
+      <w:numFmt w:val="bullet"/>
+      <w:lvlText w:val=""/>
+      <w:lvlJc w:val="left"/>
+      <w:pPr>
+        <w:tabs>
+          <w:tab w:val="num" w:pos="5040"/>
+        </w:tabs>
+        <w:ind w:left="5040" w:hanging="360"/>
+      </w:pPr>
+      <w:rPr>
+        <w:rFonts w:ascii="Wingdings" w:hAnsi="Wingdings" w:hint="default"/>
+        <w:sz w:val="20"/>
+      </w:rPr>
+    </w:lvl>
+    <w:lvl w:ilvl="7" w:tentative="1">
+      <w:start w:val="1"/>
+      <w:numFmt w:val="bullet"/>
+      <w:lvlText w:val=""/>
+      <w:lvlJc w:val="left"/>
+      <w:pPr>
+        <w:tabs>
+          <w:tab w:val="num" w:pos="5760"/>
+        </w:tabs>
+        <w:ind w:left="5760" w:hanging="360"/>
+      </w:pPr>
+      <w:rPr>
+        <w:rFonts w:ascii="Wingdings" w:hAnsi="Wingdings" w:hint="default"/>
+        <w:sz w:val="20"/>
+      </w:rPr>
+    </w:lvl>
+    <w:lvl w:ilvl="8" w:tentative="1">
+      <w:start w:val="1"/>
+      <w:numFmt w:val="bullet"/>
+      <w:lvlText w:val=""/>
+      <w:lvlJc w:val="left"/>
+      <w:pPr>
+        <w:tabs>
+          <w:tab w:val="num" w:pos="6480"/>
+        </w:tabs>
+        <w:ind w:left="6480" w:hanging="360"/>
+      </w:pPr>
+      <w:rPr>
+        <w:rFonts w:ascii="Wingdings" w:hAnsi="Wingdings" w:hint="default"/>
+        <w:sz w:val="20"/>
+      </w:rPr>
+    </w:lvl>
+  </w:abstractNum>
+  <w:abstractNum w:abstractNumId="14" w15:restartNumberingAfterBreak="0">
+    <w:nsid w:val="7A572A47"/>
+    <w:multiLevelType w:val="multilevel"/>
+    <w:tmpl w:val="458C898C"/>
+    <w:lvl w:ilvl="0">
+      <w:start w:val="1"/>
+      <w:numFmt w:val="bullet"/>
+      <w:lvlText w:val=""/>
+      <w:lvlJc w:val="left"/>
+      <w:pPr>
+        <w:tabs>
+          <w:tab w:val="num" w:pos="720"/>
+        </w:tabs>
+        <w:ind w:left="720" w:hanging="360"/>
+      </w:pPr>
+      <w:rPr>
+        <w:rFonts w:ascii="Symbol" w:hAnsi="Symbol" w:hint="default"/>
+        <w:sz w:val="20"/>
+      </w:rPr>
+    </w:lvl>
+    <w:lvl w:ilvl="1" w:tentative="1">
+      <w:start w:val="1"/>
+      <w:numFmt w:val="bullet"/>
+      <w:lvlText w:val="o"/>
+      <w:lvlJc w:val="left"/>
+      <w:pPr>
+        <w:tabs>
+          <w:tab w:val="num" w:pos="1440"/>
+        </w:tabs>
+        <w:ind w:left="1440" w:hanging="360"/>
+      </w:pPr>
+      <w:rPr>
+        <w:rFonts w:ascii="Courier New" w:hAnsi="Courier New" w:hint="default"/>
+        <w:sz w:val="20"/>
+      </w:rPr>
+    </w:lvl>
+    <w:lvl w:ilvl="2" w:tentative="1">
+      <w:start w:val="1"/>
+      <w:numFmt w:val="bullet"/>
+      <w:lvlText w:val=""/>
+      <w:lvlJc w:val="left"/>
+      <w:pPr>
+        <w:tabs>
+          <w:tab w:val="num" w:pos="2160"/>
+        </w:tabs>
+        <w:ind w:left="2160" w:hanging="360"/>
+      </w:pPr>
+      <w:rPr>
+        <w:rFonts w:ascii="Wingdings" w:hAnsi="Wingdings" w:hint="default"/>
+        <w:sz w:val="20"/>
+      </w:rPr>
+    </w:lvl>
+    <w:lvl w:ilvl="3" w:tentative="1">
+      <w:start w:val="1"/>
+      <w:numFmt w:val="bullet"/>
+      <w:lvlText w:val=""/>
+      <w:lvlJc w:val="left"/>
+      <w:pPr>
+        <w:tabs>
+          <w:tab w:val="num" w:pos="2880"/>
+        </w:tabs>
+        <w:ind w:left="2880" w:hanging="360"/>
+      </w:pPr>
+      <w:rPr>
+        <w:rFonts w:ascii="Wingdings" w:hAnsi="Wingdings" w:hint="default"/>
+        <w:sz w:val="20"/>
+      </w:rPr>
+    </w:lvl>
+    <w:lvl w:ilvl="4" w:tentative="1">
+      <w:start w:val="1"/>
+      <w:numFmt w:val="bullet"/>
+      <w:lvlText w:val=""/>
+      <w:lvlJc w:val="left"/>
+      <w:pPr>
+        <w:tabs>
+          <w:tab w:val="num" w:pos="3600"/>
+        </w:tabs>
+        <w:ind w:left="3600" w:hanging="360"/>
+      </w:pPr>
+      <w:rPr>
+        <w:rFonts w:ascii="Wingdings" w:hAnsi="Wingdings" w:hint="default"/>
+        <w:sz w:val="20"/>
+      </w:rPr>
+    </w:lvl>
+    <w:lvl w:ilvl="5" w:tentative="1">
+      <w:start w:val="1"/>
+      <w:numFmt w:val="bullet"/>
+      <w:lvlText w:val=""/>
+      <w:lvlJc w:val="left"/>
+      <w:pPr>
+        <w:tabs>
+          <w:tab w:val="num" w:pos="4320"/>
+        </w:tabs>
+        <w:ind w:left="4320" w:hanging="360"/>
+      </w:pPr>
+      <w:rPr>
+        <w:rFonts w:ascii="Wingdings" w:hAnsi="Wingdings" w:hint="default"/>
+        <w:sz w:val="20"/>
+      </w:rPr>
+    </w:lvl>
+    <w:lvl w:ilvl="6" w:tentative="1">
+      <w:start w:val="1"/>
+      <w:numFmt w:val="bullet"/>
+      <w:lvlText w:val=""/>
+      <w:lvlJc w:val="left"/>
+      <w:pPr>
+        <w:tabs>
+          <w:tab w:val="num" w:pos="5040"/>
+        </w:tabs>
+        <w:ind w:left="5040" w:hanging="360"/>
+      </w:pPr>
+      <w:rPr>
+        <w:rFonts w:ascii="Wingdings" w:hAnsi="Wingdings" w:hint="default"/>
+        <w:sz w:val="20"/>
+      </w:rPr>
+    </w:lvl>
+    <w:lvl w:ilvl="7" w:tentative="1">
+      <w:start w:val="1"/>
+      <w:numFmt w:val="bullet"/>
+      <w:lvlText w:val=""/>
+      <w:lvlJc w:val="left"/>
+      <w:pPr>
+        <w:tabs>
+          <w:tab w:val="num" w:pos="5760"/>
+        </w:tabs>
+        <w:ind w:left="5760" w:hanging="360"/>
+      </w:pPr>
+      <w:rPr>
+        <w:rFonts w:ascii="Wingdings" w:hAnsi="Wingdings" w:hint="default"/>
+        <w:sz w:val="20"/>
+      </w:rPr>
+    </w:lvl>
+    <w:lvl w:ilvl="8" w:tentative="1">
+      <w:start w:val="1"/>
+      <w:numFmt w:val="bullet"/>
+      <w:lvlText w:val=""/>
+      <w:lvlJc w:val="left"/>
+      <w:pPr>
+        <w:tabs>
+          <w:tab w:val="num" w:pos="6480"/>
+        </w:tabs>
+        <w:ind w:left="6480" w:hanging="360"/>
+      </w:pPr>
+      <w:rPr>
+        <w:rFonts w:ascii="Wingdings" w:hAnsi="Wingdings" w:hint="default"/>
+        <w:sz w:val="20"/>
+      </w:rPr>
+    </w:lvl>
+  </w:abstractNum>
   <w:num w:numId="1" w16cid:durableId="157578179">
+    <w:abstractNumId w:val="4"/>
+  </w:num>
+  <w:num w:numId="2" w16cid:durableId="159123698">
+    <w:abstractNumId w:val="7"/>
+  </w:num>
+  <w:num w:numId="3" w16cid:durableId="2006979191">
+    <w:abstractNumId w:val="6"/>
+  </w:num>
+  <w:num w:numId="4" w16cid:durableId="136192021">
     <w:abstractNumId w:val="1"/>
   </w:num>
-  <w:num w:numId="2" w16cid:durableId="159123698">
+  <w:num w:numId="5" w16cid:durableId="1869178102">
+    <w:abstractNumId w:val="12"/>
+  </w:num>
+  <w:num w:numId="6" w16cid:durableId="1941177724">
+    <w:abstractNumId w:val="13"/>
+  </w:num>
+  <w:num w:numId="7" w16cid:durableId="323243299">
     <w:abstractNumId w:val="3"/>
   </w:num>
-  <w:num w:numId="3" w16cid:durableId="2006979191">
+  <w:num w:numId="8" w16cid:durableId="1206675763">
+    <w:abstractNumId w:val="0"/>
+  </w:num>
+  <w:num w:numId="9" w16cid:durableId="1967618962">
+    <w:abstractNumId w:val="8"/>
+  </w:num>
+  <w:num w:numId="10" w16cid:durableId="1998606486">
+    <w:abstractNumId w:val="11"/>
+  </w:num>
+  <w:num w:numId="11" w16cid:durableId="1848977309">
+    <w:abstractNumId w:val="10"/>
+  </w:num>
+  <w:num w:numId="12" w16cid:durableId="563881711">
+    <w:abstractNumId w:val="14"/>
+  </w:num>
+  <w:num w:numId="13" w16cid:durableId="1407534692">
+    <w:abstractNumId w:val="9"/>
+  </w:num>
+  <w:num w:numId="14" w16cid:durableId="1216548011">
     <w:abstractNumId w:val="2"/>
   </w:num>
-  <w:num w:numId="4" w16cid:durableId="136192021">
-    <w:abstractNumId w:val="0"/>
-  </w:num>
-  <w:num w:numId="5" w16cid:durableId="1869178102">
-    <w:abstractNumId w:val="4"/>
+  <w:num w:numId="15" w16cid:durableId="255020122">
+    <w:abstractNumId w:val="5"/>
   </w:num>
 </w:numbering>
 </file>
@@ -1345,7 +7280,6 @@
   <w:style w:type="character" w:default="1" w:styleId="DefaultParagraphFont">
     <w:name w:val="Default Paragraph Font"/>
     <w:uiPriority w:val="1"/>
-    <w:semiHidden/>
     <w:unhideWhenUsed/>
   </w:style>
   <w:style w:type="table" w:default="1" w:styleId="TableNormal">

--- a/interview questions/4.react.js.docx
+++ b/interview questions/4.react.js.docx
@@ -62,7 +62,7 @@
       </w:pPr>
       <w:r>
         <w:pict w14:anchorId="22A3E934">
-          <v:rect id="_x0000_i1145" style="width:0;height:1.5pt" o:hralign="center" o:hrstd="t" o:hr="t" fillcolor="#a0a0a0" stroked="f"/>
+          <v:rect id="_x0000_i1025" style="width:0;height:1.5pt" o:hralign="center" o:hrstd="t" o:hr="t" fillcolor="#a0a0a0" stroked="f"/>
         </w:pict>
       </w:r>
     </w:p>
@@ -224,7 +224,7 @@
       </w:pPr>
       <w:r>
         <w:pict w14:anchorId="05364191">
-          <v:rect id="_x0000_i1146" style="width:0;height:1.5pt" o:hralign="center" o:hrstd="t" o:hr="t" fillcolor="#a0a0a0" stroked="f"/>
+          <v:rect id="_x0000_i1026" style="width:0;height:1.5pt" o:hralign="center" o:hrstd="t" o:hr="t" fillcolor="#a0a0a0" stroked="f"/>
         </w:pict>
       </w:r>
     </w:p>
@@ -311,7 +311,7 @@
       </w:pPr>
       <w:r>
         <w:pict w14:anchorId="0D7E0AB5">
-          <v:rect id="_x0000_i1147" style="width:0;height:1.5pt" o:hralign="center" o:hrstd="t" o:hr="t" fillcolor="#a0a0a0" stroked="f"/>
+          <v:rect id="_x0000_i1027" style="width:0;height:1.5pt" o:hralign="center" o:hrstd="t" o:hr="t" fillcolor="#a0a0a0" stroked="f"/>
         </w:pict>
       </w:r>
     </w:p>
@@ -480,7 +480,7 @@
       </w:pPr>
       <w:r>
         <w:pict w14:anchorId="376D699E">
-          <v:rect id="_x0000_i1148" style="width:0;height:1.5pt" o:hralign="center" o:hrstd="t" o:hr="t" fillcolor="#a0a0a0" stroked="f"/>
+          <v:rect id="_x0000_i1028" style="width:0;height:1.5pt" o:hralign="center" o:hrstd="t" o:hr="t" fillcolor="#a0a0a0" stroked="f"/>
         </w:pict>
       </w:r>
     </w:p>
@@ -595,7 +595,7 @@
       </w:pPr>
       <w:r>
         <w:pict w14:anchorId="7B799E26">
-          <v:rect id="_x0000_i1149" style="width:0;height:1.5pt" o:hralign="center" o:hrstd="t" o:hr="t" fillcolor="#a0a0a0" stroked="f"/>
+          <v:rect id="_x0000_i1029" style="width:0;height:1.5pt" o:hralign="center" o:hrstd="t" o:hr="t" fillcolor="#a0a0a0" stroked="f"/>
         </w:pict>
       </w:r>
     </w:p>
@@ -909,7 +909,7 @@
       <w:r>
         <w:lastRenderedPageBreak/>
         <w:pict w14:anchorId="03B50A26">
-          <v:rect id="_x0000_i1150" style="width:0;height:1.5pt" o:hralign="center" o:hrstd="t" o:hr="t" fillcolor="#a0a0a0" stroked="f"/>
+          <v:rect id="_x0000_i1030" style="width:0;height:1.5pt" o:hralign="center" o:hrstd="t" o:hr="t" fillcolor="#a0a0a0" stroked="f"/>
         </w:pict>
       </w:r>
     </w:p>
@@ -1149,7 +1149,7 @@
       </w:pPr>
       <w:r>
         <w:pict w14:anchorId="53530E79">
-          <v:rect id="_x0000_i1151" style="width:0;height:1.5pt" o:hralign="center" o:hrstd="t" o:hr="t" fillcolor="#a0a0a0" stroked="f"/>
+          <v:rect id="_x0000_i1031" style="width:0;height:1.5pt" o:hralign="center" o:hrstd="t" o:hr="t" fillcolor="#a0a0a0" stroked="f"/>
         </w:pict>
       </w:r>
     </w:p>
@@ -1356,7 +1356,7 @@
       </w:pPr>
       <w:r>
         <w:pict w14:anchorId="345F1A6A">
-          <v:rect id="_x0000_i1152" style="width:0;height:1.5pt" o:hralign="center" o:hrstd="t" o:hr="t" fillcolor="#a0a0a0" stroked="f"/>
+          <v:rect id="_x0000_i1032" style="width:0;height:1.5pt" o:hralign="center" o:hrstd="t" o:hr="t" fillcolor="#a0a0a0" stroked="f"/>
         </w:pict>
       </w:r>
     </w:p>
@@ -1572,7 +1572,7 @@
       </w:pPr>
       <w:r>
         <w:pict w14:anchorId="3F8521E9">
-          <v:rect id="_x0000_i1153" style="width:0;height:1.5pt" o:hralign="center" o:hrstd="t" o:hr="t" fillcolor="#a0a0a0" stroked="f"/>
+          <v:rect id="_x0000_i1033" style="width:0;height:1.5pt" o:hralign="center" o:hrstd="t" o:hr="t" fillcolor="#a0a0a0" stroked="f"/>
         </w:pict>
       </w:r>
     </w:p>
@@ -1759,7 +1759,7 @@
       </w:pPr>
       <w:r>
         <w:pict w14:anchorId="7172B378">
-          <v:rect id="_x0000_i1154" style="width:0;height:1.5pt" o:hralign="center" o:hrstd="t" o:hr="t" fillcolor="#a0a0a0" stroked="f"/>
+          <v:rect id="_x0000_i1034" style="width:0;height:1.5pt" o:hralign="center" o:hrstd="t" o:hr="t" fillcolor="#a0a0a0" stroked="f"/>
         </w:pict>
       </w:r>
     </w:p>
@@ -1928,7 +1928,7 @@
       </w:pPr>
       <w:r>
         <w:pict w14:anchorId="585BFBE7">
-          <v:rect id="_x0000_i1155" style="width:0;height:1.5pt" o:hralign="center" o:hrstd="t" o:hr="t" fillcolor="#a0a0a0" stroked="f"/>
+          <v:rect id="_x0000_i1035" style="width:0;height:1.5pt" o:hralign="center" o:hrstd="t" o:hr="t" fillcolor="#a0a0a0" stroked="f"/>
         </w:pict>
       </w:r>
     </w:p>
@@ -2116,7 +2116,7 @@
       </w:pPr>
       <w:r>
         <w:pict w14:anchorId="5BDBA9C1">
-          <v:rect id="_x0000_i1156" style="width:0;height:1.5pt" o:hralign="center" o:hrstd="t" o:hr="t" fillcolor="#a0a0a0" stroked="f"/>
+          <v:rect id="_x0000_i1036" style="width:0;height:1.5pt" o:hralign="center" o:hrstd="t" o:hr="t" fillcolor="#a0a0a0" stroked="f"/>
         </w:pict>
       </w:r>
     </w:p>
@@ -2281,7 +2281,7 @@
       </w:pPr>
       <w:r>
         <w:pict w14:anchorId="150C2CFA">
-          <v:rect id="_x0000_i1157" style="width:0;height:1.5pt" o:hralign="center" o:hrstd="t" o:hr="t" fillcolor="#a0a0a0" stroked="f"/>
+          <v:rect id="_x0000_i1037" style="width:0;height:1.5pt" o:hralign="center" o:hrstd="t" o:hr="t" fillcolor="#a0a0a0" stroked="f"/>
         </w:pict>
       </w:r>
     </w:p>
@@ -2603,7 +2603,7 @@
       <w:r>
         <w:lastRenderedPageBreak/>
         <w:pict w14:anchorId="0F2640D3">
-          <v:rect id="_x0000_i1158" style="width:0;height:1.5pt" o:hralign="center" o:hrstd="t" o:hr="t" fillcolor="#a0a0a0" stroked="f"/>
+          <v:rect id="_x0000_i1038" style="width:0;height:1.5pt" o:hralign="center" o:hrstd="t" o:hr="t" fillcolor="#a0a0a0" stroked="f"/>
         </w:pict>
       </w:r>
     </w:p>
@@ -2910,7 +2910,7 @@
       </w:pPr>
       <w:r>
         <w:pict w14:anchorId="49919580">
-          <v:rect id="_x0000_i1159" style="width:0;height:1.5pt" o:hralign="center" o:hrstd="t" o:hr="t" fillcolor="#a0a0a0" stroked="f"/>
+          <v:rect id="_x0000_i1039" style="width:0;height:1.5pt" o:hralign="center" o:hrstd="t" o:hr="t" fillcolor="#a0a0a0" stroked="f"/>
         </w:pict>
       </w:r>
     </w:p>
@@ -3099,7 +3099,7 @@
       </w:pPr>
       <w:r>
         <w:pict w14:anchorId="712127D6">
-          <v:rect id="_x0000_i1160" style="width:0;height:1.5pt" o:hralign="center" o:hrstd="t" o:hr="t" fillcolor="#a0a0a0" stroked="f"/>
+          <v:rect id="_x0000_i1040" style="width:0;height:1.5pt" o:hralign="center" o:hrstd="t" o:hr="t" fillcolor="#a0a0a0" stroked="f"/>
         </w:pict>
       </w:r>
     </w:p>
@@ -3253,7 +3253,7 @@
       </w:pPr>
       <w:r>
         <w:pict w14:anchorId="200242DE">
-          <v:rect id="_x0000_i1161" style="width:0;height:1.5pt" o:hralign="center" o:hrstd="t" o:hr="t" fillcolor="#a0a0a0" stroked="f"/>
+          <v:rect id="_x0000_i1041" style="width:0;height:1.5pt" o:hralign="center" o:hrstd="t" o:hr="t" fillcolor="#a0a0a0" stroked="f"/>
         </w:pict>
       </w:r>
     </w:p>
@@ -3478,7 +3478,7 @@
       </w:pPr>
       <w:r>
         <w:pict w14:anchorId="11CBF786">
-          <v:rect id="_x0000_i1162" style="width:0;height:1.5pt" o:hralign="center" o:hrstd="t" o:hr="t" fillcolor="#a0a0a0" stroked="f"/>
+          <v:rect id="_x0000_i1042" style="width:0;height:1.5pt" o:hralign="center" o:hrstd="t" o:hr="t" fillcolor="#a0a0a0" stroked="f"/>
         </w:pict>
       </w:r>
     </w:p>
@@ -3758,7 +3758,7 @@
       </w:pPr>
       <w:r>
         <w:pict w14:anchorId="58E37DFC">
-          <v:rect id="_x0000_i1163" style="width:0;height:1.5pt" o:hralign="center" o:hrstd="t" o:hr="t" fillcolor="#a0a0a0" stroked="f"/>
+          <v:rect id="_x0000_i1043" style="width:0;height:1.5pt" o:hralign="center" o:hrstd="t" o:hr="t" fillcolor="#a0a0a0" stroked="f"/>
         </w:pict>
       </w:r>
     </w:p>
@@ -4054,7 +4054,7 @@
       </w:pPr>
       <w:r>
         <w:pict w14:anchorId="2A651021">
-          <v:rect id="_x0000_i1164" style="width:0;height:1.5pt" o:hralign="center" o:hrstd="t" o:hr="t" fillcolor="#a0a0a0" stroked="f"/>
+          <v:rect id="_x0000_i1044" style="width:0;height:1.5pt" o:hralign="center" o:hrstd="t" o:hr="t" fillcolor="#a0a0a0" stroked="f"/>
         </w:pict>
       </w:r>
     </w:p>
@@ -4069,419 +4069,1881 @@
       </w:pPr>
       <w:r>
         <w:rPr>
-          <w:rFonts w:ascii="Segoe UI Emoji" w:hAnsi="Segoe UI Emoji" w:cs="Segoe UI Emoji"/>
-          <w:b/>
-          <w:bCs/>
-        </w:rPr>
-        <w:t>⭐</w:t>
-      </w:r>
-      <w:r>
-        <w:rPr>
-          <w:b/>
-          <w:bCs/>
-        </w:rPr>
-        <w:t xml:space="preserve"> Most Important for Your React Interview</w:t>
-      </w:r>
-    </w:p>
-    <w:p>
-      <w:pPr>
-        <w:spacing w:line="240" w:lineRule="auto"/>
-        <w:jc w:val="both"/>
-      </w:pPr>
-      <w:r>
-        <w:t xml:space="preserve">For a </w:t>
-      </w:r>
-      <w:r>
-        <w:rPr>
-          <w:b/>
-          <w:bCs/>
-        </w:rPr>
-        <w:t>React.js/MERN interview</w:t>
-      </w:r>
-      <w:r>
-        <w:t>, make sure you can explain these particularly well:</w:t>
+          <w:b/>
+          <w:bCs/>
+        </w:rPr>
+        <w:t xml:space="preserve">21. What is the difference between </w:t>
+      </w:r>
+      <w:proofErr w:type="spellStart"/>
+      <w:r>
+        <w:rPr>
+          <w:b/>
+          <w:bCs/>
+        </w:rPr>
+        <w:t>useEffect</w:t>
+      </w:r>
+      <w:proofErr w:type="spellEnd"/>
+      <w:r>
+        <w:rPr>
+          <w:b/>
+          <w:bCs/>
+        </w:rPr>
+        <w:t xml:space="preserve"> and </w:t>
+      </w:r>
+      <w:proofErr w:type="spellStart"/>
+      <w:r>
+        <w:rPr>
+          <w:b/>
+          <w:bCs/>
+        </w:rPr>
+        <w:t>useLayoutEffect</w:t>
+      </w:r>
+      <w:proofErr w:type="spellEnd"/>
+      <w:r>
+        <w:rPr>
+          <w:b/>
+          <w:bCs/>
+        </w:rPr>
+        <w:t>?</w:t>
+      </w:r>
+    </w:p>
+    <w:p>
+      <w:pPr>
+        <w:spacing w:line="240" w:lineRule="auto"/>
+        <w:jc w:val="both"/>
+      </w:pPr>
+      <w:r>
+        <w:rPr>
+          <w:b/>
+          <w:bCs/>
+        </w:rPr>
+        <w:t>Answer:</w:t>
+      </w:r>
+      <w:r>
+        <w:br/>
+        <w:t>Both Hooks are used for side effects, but they run at different times.</w:t>
       </w:r>
     </w:p>
     <w:p>
       <w:pPr>
         <w:numPr>
           <w:ilvl w:val="0"/>
-          <w:numId w:val="15"/>
+          <w:numId w:val="16"/>
         </w:numPr>
         <w:spacing w:line="240" w:lineRule="auto"/>
         <w:jc w:val="both"/>
       </w:pPr>
-      <w:r>
-        <w:rPr>
-          <w:b/>
-          <w:bCs/>
-        </w:rPr>
-        <w:t>Props vs State</w:t>
-      </w:r>
-      <w:r>
-        <w:t xml:space="preserve"> </w:t>
+      <w:proofErr w:type="spellStart"/>
+      <w:r>
+        <w:t>useEffect</w:t>
+      </w:r>
+      <w:proofErr w:type="spellEnd"/>
+      <w:r>
+        <w:t xml:space="preserve"> runs after the browser has painted the UI. </w:t>
       </w:r>
     </w:p>
     <w:p>
       <w:pPr>
         <w:numPr>
           <w:ilvl w:val="0"/>
-          <w:numId w:val="15"/>
+          <w:numId w:val="16"/>
         </w:numPr>
         <w:spacing w:line="240" w:lineRule="auto"/>
         <w:jc w:val="both"/>
       </w:pPr>
-      <w:r>
-        <w:rPr>
-          <w:b/>
-          <w:bCs/>
-        </w:rPr>
-        <w:t>Virtual DOM</w:t>
-      </w:r>
+      <w:proofErr w:type="spellStart"/>
+      <w:r>
+        <w:t>useLayoutEffect</w:t>
+      </w:r>
+      <w:proofErr w:type="spellEnd"/>
+      <w:r>
+        <w:t xml:space="preserve"> runs synchronously after DOM changes but before the browser paints. </w:t>
+      </w:r>
+    </w:p>
+    <w:p>
+      <w:pPr>
+        <w:spacing w:line="240" w:lineRule="auto"/>
+        <w:jc w:val="both"/>
+      </w:pPr>
+      <w:proofErr w:type="spellStart"/>
+      <w:r>
+        <w:t>useLayoutEffect</w:t>
+      </w:r>
+      <w:proofErr w:type="spellEnd"/>
+      <w:r>
+        <w:t xml:space="preserve"> is useful when you need to measure or modify the DOM before the user sees the result.</w:t>
+      </w:r>
+    </w:p>
+    <w:p>
+      <w:pPr>
+        <w:spacing w:line="240" w:lineRule="auto"/>
+        <w:jc w:val="both"/>
+      </w:pPr>
+      <w:r>
+        <w:pict w14:anchorId="66CF6CA0">
+          <v:rect id="_x0000_i1105" style="width:0;height:1.5pt" o:hralign="center" o:hrstd="t" o:hr="t" fillcolor="#a0a0a0" stroked="f"/>
+        </w:pict>
+      </w:r>
+    </w:p>
+    <w:p>
+      <w:pPr>
+        <w:spacing w:line="240" w:lineRule="auto"/>
+        <w:jc w:val="both"/>
+        <w:rPr>
+          <w:b/>
+          <w:bCs/>
+        </w:rPr>
+      </w:pPr>
+      <w:r>
+        <w:rPr>
+          <w:b/>
+          <w:bCs/>
+        </w:rPr>
+        <w:t xml:space="preserve">22. What is </w:t>
+      </w:r>
+      <w:proofErr w:type="spellStart"/>
+      <w:r>
+        <w:rPr>
+          <w:b/>
+          <w:bCs/>
+        </w:rPr>
+        <w:t>React.memo</w:t>
+      </w:r>
+      <w:proofErr w:type="spellEnd"/>
+      <w:r>
+        <w:rPr>
+          <w:b/>
+          <w:bCs/>
+        </w:rPr>
+        <w:t>()?</w:t>
+      </w:r>
+    </w:p>
+    <w:p>
+      <w:pPr>
+        <w:spacing w:line="240" w:lineRule="auto"/>
+        <w:jc w:val="both"/>
+      </w:pPr>
+      <w:r>
+        <w:rPr>
+          <w:b/>
+          <w:bCs/>
+        </w:rPr>
+        <w:t>Answer:</w:t>
+      </w:r>
+      <w:r>
+        <w:br/>
+      </w:r>
+      <w:proofErr w:type="spellStart"/>
+      <w:r>
+        <w:t>React.memo</w:t>
+      </w:r>
+      <w:proofErr w:type="spellEnd"/>
+      <w:r>
+        <w:t>() is a performance optimization that prevents a functional component from re-rendering when its props have not changed.</w:t>
+      </w:r>
+    </w:p>
+    <w:p>
+      <w:pPr>
+        <w:spacing w:line="240" w:lineRule="auto"/>
+        <w:jc w:val="both"/>
+      </w:pPr>
+      <w:r>
+        <w:t>Example:</w:t>
+      </w:r>
+    </w:p>
+    <w:p>
+      <w:pPr>
+        <w:spacing w:line="240" w:lineRule="auto"/>
+        <w:jc w:val="both"/>
+      </w:pPr>
+      <w:proofErr w:type="spellStart"/>
+      <w:r>
+        <w:t>const</w:t>
+      </w:r>
+      <w:proofErr w:type="spellEnd"/>
+      <w:r>
+        <w:t xml:space="preserve"> User = </w:t>
+      </w:r>
+      <w:proofErr w:type="spellStart"/>
+      <w:r>
+        <w:t>React.memo</w:t>
+      </w:r>
+      <w:proofErr w:type="spellEnd"/>
+      <w:r>
+        <w:t>(</w:t>
+      </w:r>
+      <w:proofErr w:type="gramStart"/>
+      <w:r>
+        <w:t>({ name</w:t>
+      </w:r>
+      <w:proofErr w:type="gramEnd"/>
+      <w:r>
+        <w:t xml:space="preserve"> }) =&gt; {</w:t>
+      </w:r>
+    </w:p>
+    <w:p>
+      <w:pPr>
+        <w:spacing w:line="240" w:lineRule="auto"/>
+        <w:jc w:val="both"/>
+      </w:pPr>
+      <w:r>
+        <w:t xml:space="preserve">  return &lt;h1&gt;{name}&lt;/h1&gt;;</w:t>
+      </w:r>
+    </w:p>
+    <w:p>
+      <w:pPr>
+        <w:spacing w:line="240" w:lineRule="auto"/>
+        <w:jc w:val="both"/>
+      </w:pPr>
+      <w:r>
+        <w:t>});</w:t>
+      </w:r>
+    </w:p>
+    <w:p>
+      <w:pPr>
+        <w:spacing w:line="240" w:lineRule="auto"/>
+        <w:jc w:val="both"/>
+      </w:pPr>
+      <w:r>
+        <w:t>It is useful when a component renders frequently and its props usually remain the same.</w:t>
+      </w:r>
+    </w:p>
+    <w:p>
+      <w:pPr>
+        <w:spacing w:line="240" w:lineRule="auto"/>
+        <w:jc w:val="both"/>
+      </w:pPr>
+      <w:r>
+        <w:pict w14:anchorId="3E873564">
+          <v:rect id="_x0000_i1106" style="width:0;height:1.5pt" o:hralign="center" o:hrstd="t" o:hr="t" fillcolor="#a0a0a0" stroked="f"/>
+        </w:pict>
+      </w:r>
+    </w:p>
+    <w:p>
+      <w:pPr>
+        <w:spacing w:line="240" w:lineRule="auto"/>
+        <w:jc w:val="both"/>
+        <w:rPr>
+          <w:b/>
+          <w:bCs/>
+        </w:rPr>
+      </w:pPr>
+      <w:r>
+        <w:rPr>
+          <w:b/>
+          <w:bCs/>
+        </w:rPr>
+        <w:t>23. What is lifting state up in React?</w:t>
+      </w:r>
+    </w:p>
+    <w:p>
+      <w:pPr>
+        <w:spacing w:line="240" w:lineRule="auto"/>
+        <w:jc w:val="both"/>
+      </w:pPr>
+      <w:r>
+        <w:rPr>
+          <w:b/>
+          <w:bCs/>
+        </w:rPr>
+        <w:t>Answer:</w:t>
+      </w:r>
+      <w:r>
+        <w:br/>
+        <w:t>Lifting state up means moving state from a child component to its common parent so that multiple child components can share the same data.</w:t>
+      </w:r>
+    </w:p>
+    <w:p>
+      <w:pPr>
+        <w:spacing w:line="240" w:lineRule="auto"/>
+        <w:jc w:val="both"/>
+      </w:pPr>
+      <w:r>
+        <w:t>For example:</w:t>
+      </w:r>
+    </w:p>
+    <w:p>
+      <w:pPr>
+        <w:spacing w:line="240" w:lineRule="auto"/>
+        <w:jc w:val="both"/>
+      </w:pPr>
+      <w:r>
+        <w:lastRenderedPageBreak/>
+        <w:t>Parent</w:t>
+      </w:r>
+    </w:p>
+    <w:p>
+      <w:pPr>
+        <w:spacing w:line="240" w:lineRule="auto"/>
+        <w:jc w:val="both"/>
+      </w:pPr>
       <w:r>
         <w:t xml:space="preserve"> </w:t>
       </w:r>
-    </w:p>
-    <w:p>
-      <w:pPr>
-        <w:numPr>
-          <w:ilvl w:val="0"/>
-          <w:numId w:val="15"/>
-        </w:numPr>
-        <w:spacing w:line="240" w:lineRule="auto"/>
-        <w:jc w:val="both"/>
-      </w:pPr>
-      <w:r>
-        <w:rPr>
-          <w:b/>
-          <w:bCs/>
-        </w:rPr>
-        <w:t>JSX</w:t>
-      </w:r>
+      <w:r>
+        <w:rPr>
+          <w:rFonts w:ascii="MS Gothic" w:eastAsia="MS Gothic" w:hAnsi="MS Gothic" w:cs="MS Gothic" w:hint="eastAsia"/>
+        </w:rPr>
+        <w:t>├</w:t>
+      </w:r>
+      <w:r>
+        <w:rPr>
+          <w:rFonts w:ascii="Calibri" w:hAnsi="Calibri" w:cs="Calibri"/>
+        </w:rPr>
+        <w:t>──</w:t>
+      </w:r>
+      <w:r>
+        <w:t xml:space="preserve"> Child A</w:t>
+      </w:r>
+    </w:p>
+    <w:p>
+      <w:pPr>
+        <w:spacing w:line="240" w:lineRule="auto"/>
+        <w:jc w:val="both"/>
+      </w:pPr>
+      <w:r>
+        <w:t xml:space="preserve"> └── Child B</w:t>
+      </w:r>
+    </w:p>
+    <w:p>
+      <w:pPr>
+        <w:spacing w:line="240" w:lineRule="auto"/>
+        <w:jc w:val="both"/>
+      </w:pPr>
+      <w:r>
+        <w:t>If both children need the same state, we can keep that state in the parent and pass it to the children through props.</w:t>
+      </w:r>
+    </w:p>
+    <w:p>
+      <w:pPr>
+        <w:spacing w:line="240" w:lineRule="auto"/>
+        <w:jc w:val="both"/>
+      </w:pPr>
+      <w:r>
+        <w:pict w14:anchorId="641817D7">
+          <v:rect id="_x0000_i1107" style="width:0;height:1.5pt" o:hralign="center" o:hrstd="t" o:hr="t" fillcolor="#a0a0a0" stroked="f"/>
+        </w:pict>
+      </w:r>
+    </w:p>
+    <w:p>
+      <w:pPr>
+        <w:spacing w:line="240" w:lineRule="auto"/>
+        <w:jc w:val="both"/>
+        <w:rPr>
+          <w:b/>
+          <w:bCs/>
+        </w:rPr>
+      </w:pPr>
+      <w:r>
+        <w:rPr>
+          <w:b/>
+          <w:bCs/>
+        </w:rPr>
+        <w:t>24. What is one-way data flow in React?</w:t>
+      </w:r>
+    </w:p>
+    <w:p>
+      <w:pPr>
+        <w:spacing w:line="240" w:lineRule="auto"/>
+        <w:jc w:val="both"/>
+      </w:pPr>
+      <w:r>
+        <w:rPr>
+          <w:b/>
+          <w:bCs/>
+        </w:rPr>
+        <w:t>Answer:</w:t>
+      </w:r>
+      <w:r>
+        <w:br/>
+        <w:t xml:space="preserve">React follows a </w:t>
+      </w:r>
+      <w:r>
+        <w:rPr>
+          <w:b/>
+          <w:bCs/>
+        </w:rPr>
+        <w:t>one-way data flow</w:t>
+      </w:r>
+      <w:r>
+        <w:t>, which means data generally flows from parent components to child components through props.</w:t>
+      </w:r>
+    </w:p>
+    <w:p>
+      <w:pPr>
+        <w:spacing w:line="240" w:lineRule="auto"/>
+        <w:jc w:val="both"/>
+      </w:pPr>
+      <w:r>
+        <w:t>Example:</w:t>
+      </w:r>
+    </w:p>
+    <w:p>
+      <w:pPr>
+        <w:spacing w:line="240" w:lineRule="auto"/>
+        <w:jc w:val="both"/>
+      </w:pPr>
+      <w:r>
+        <w:t xml:space="preserve">function </w:t>
+      </w:r>
+      <w:proofErr w:type="gramStart"/>
+      <w:r>
+        <w:t>Parent(</w:t>
+      </w:r>
+      <w:proofErr w:type="gramEnd"/>
+      <w:r>
+        <w:t>) {</w:t>
+      </w:r>
+    </w:p>
+    <w:p>
+      <w:pPr>
+        <w:spacing w:line="240" w:lineRule="auto"/>
+        <w:jc w:val="both"/>
+      </w:pPr>
+      <w:r>
+        <w:t xml:space="preserve">  </w:t>
+      </w:r>
+      <w:proofErr w:type="spellStart"/>
+      <w:r>
+        <w:t>const</w:t>
+      </w:r>
+      <w:proofErr w:type="spellEnd"/>
+      <w:r>
+        <w:t xml:space="preserve"> name = "Sandeep";</w:t>
+      </w:r>
+    </w:p>
+    <w:p>
+      <w:pPr>
+        <w:spacing w:line="240" w:lineRule="auto"/>
+        <w:jc w:val="both"/>
+      </w:pPr>
+    </w:p>
+    <w:p>
+      <w:pPr>
+        <w:spacing w:line="240" w:lineRule="auto"/>
+        <w:jc w:val="both"/>
+      </w:pPr>
+      <w:r>
+        <w:t xml:space="preserve">  return &lt;Child name={name} /&gt;;</w:t>
+      </w:r>
+    </w:p>
+    <w:p>
+      <w:pPr>
+        <w:spacing w:line="240" w:lineRule="auto"/>
+        <w:jc w:val="both"/>
+      </w:pPr>
+      <w:r>
+        <w:t>}</w:t>
+      </w:r>
+    </w:p>
+    <w:p>
+      <w:pPr>
+        <w:spacing w:line="240" w:lineRule="auto"/>
+        <w:jc w:val="both"/>
+      </w:pPr>
+    </w:p>
+    <w:p>
+      <w:pPr>
+        <w:spacing w:line="240" w:lineRule="auto"/>
+        <w:jc w:val="both"/>
+      </w:pPr>
+      <w:r>
+        <w:t xml:space="preserve">function </w:t>
+      </w:r>
+      <w:proofErr w:type="gramStart"/>
+      <w:r>
+        <w:t>Child({ name</w:t>
+      </w:r>
+      <w:proofErr w:type="gramEnd"/>
+      <w:r>
+        <w:t xml:space="preserve"> }) {</w:t>
+      </w:r>
+    </w:p>
+    <w:p>
+      <w:pPr>
+        <w:spacing w:line="240" w:lineRule="auto"/>
+        <w:jc w:val="both"/>
+      </w:pPr>
+      <w:r>
+        <w:t xml:space="preserve">  return &lt;h1&gt;{name}&lt;/h1&gt;;</w:t>
+      </w:r>
+    </w:p>
+    <w:p>
+      <w:pPr>
+        <w:spacing w:line="240" w:lineRule="auto"/>
+        <w:jc w:val="both"/>
+      </w:pPr>
+      <w:r>
+        <w:t>}</w:t>
+      </w:r>
+    </w:p>
+    <w:p>
+      <w:pPr>
+        <w:spacing w:line="240" w:lineRule="auto"/>
+        <w:jc w:val="both"/>
+      </w:pPr>
+      <w:r>
+        <w:t>Here, data flows from Parent to Child.</w:t>
+      </w:r>
+    </w:p>
+    <w:p>
+      <w:pPr>
+        <w:spacing w:line="240" w:lineRule="auto"/>
+        <w:jc w:val="both"/>
+      </w:pPr>
+      <w:r>
+        <w:pict w14:anchorId="0B577D22">
+          <v:rect id="_x0000_i1108" style="width:0;height:1.5pt" o:hralign="center" o:hrstd="t" o:hr="t" fillcolor="#a0a0a0" stroked="f"/>
+        </w:pict>
+      </w:r>
+    </w:p>
+    <w:p>
+      <w:pPr>
+        <w:spacing w:line="240" w:lineRule="auto"/>
+        <w:jc w:val="both"/>
+        <w:rPr>
+          <w:b/>
+          <w:bCs/>
+        </w:rPr>
+      </w:pPr>
+      <w:r>
+        <w:rPr>
+          <w:b/>
+          <w:bCs/>
+        </w:rPr>
+        <w:t>25. What is the difference between functional and class components?</w:t>
+      </w:r>
+    </w:p>
+    <w:p>
+      <w:pPr>
+        <w:spacing w:line="240" w:lineRule="auto"/>
+        <w:jc w:val="both"/>
+      </w:pPr>
+      <w:r>
+        <w:rPr>
+          <w:b/>
+          <w:bCs/>
+        </w:rPr>
+        <w:t>Answer:</w:t>
+      </w:r>
+    </w:p>
+    <w:tbl>
+      <w:tblPr>
+        <w:tblW w:w="0" w:type="auto"/>
+        <w:tblCellSpacing w:w="15" w:type="dxa"/>
+        <w:tblCellMar>
+          <w:top w:w="15" w:type="dxa"/>
+          <w:left w:w="15" w:type="dxa"/>
+          <w:bottom w:w="15" w:type="dxa"/>
+          <w:right w:w="15" w:type="dxa"/>
+        </w:tblCellMar>
+        <w:tblLook w:val="04A0" w:firstRow="1" w:lastRow="0" w:firstColumn="1" w:lastColumn="0" w:noHBand="0" w:noVBand="1"/>
+      </w:tblPr>
+      <w:tblGrid>
+        <w:gridCol w:w="2429"/>
+        <w:gridCol w:w="2288"/>
+      </w:tblGrid>
+      <w:tr>
+        <w:trPr>
+          <w:tblHeader/>
+          <w:tblCellSpacing w:w="15" w:type="dxa"/>
+        </w:trPr>
+        <w:tc>
+          <w:tcPr>
+            <w:tcW w:w="0" w:type="auto"/>
+            <w:vAlign w:val="center"/>
+            <w:hideMark/>
+          </w:tcPr>
+          <w:p>
+            <w:pPr>
+              <w:spacing w:line="240" w:lineRule="auto"/>
+              <w:jc w:val="both"/>
+              <w:rPr>
+                <w:b/>
+                <w:bCs/>
+              </w:rPr>
+            </w:pPr>
+            <w:r>
+              <w:rPr>
+                <w:b/>
+                <w:bCs/>
+              </w:rPr>
+              <w:t>Functional Component</w:t>
+            </w:r>
+          </w:p>
+        </w:tc>
+        <w:tc>
+          <w:tcPr>
+            <w:tcW w:w="0" w:type="auto"/>
+            <w:vAlign w:val="center"/>
+            <w:hideMark/>
+          </w:tcPr>
+          <w:p>
+            <w:pPr>
+              <w:spacing w:line="240" w:lineRule="auto"/>
+              <w:jc w:val="both"/>
+              <w:rPr>
+                <w:b/>
+                <w:bCs/>
+              </w:rPr>
+            </w:pPr>
+            <w:r>
+              <w:rPr>
+                <w:b/>
+                <w:bCs/>
+              </w:rPr>
+              <w:t>Class Component</w:t>
+            </w:r>
+          </w:p>
+        </w:tc>
+      </w:tr>
+      <w:tr>
+        <w:trPr>
+          <w:tblCellSpacing w:w="15" w:type="dxa"/>
+        </w:trPr>
+        <w:tc>
+          <w:tcPr>
+            <w:tcW w:w="0" w:type="auto"/>
+            <w:vAlign w:val="center"/>
+            <w:hideMark/>
+          </w:tcPr>
+          <w:p>
+            <w:pPr>
+              <w:spacing w:line="240" w:lineRule="auto"/>
+              <w:jc w:val="both"/>
+            </w:pPr>
+            <w:r>
+              <w:t>JavaScript function</w:t>
+            </w:r>
+          </w:p>
+        </w:tc>
+        <w:tc>
+          <w:tcPr>
+            <w:tcW w:w="0" w:type="auto"/>
+            <w:vAlign w:val="center"/>
+            <w:hideMark/>
+          </w:tcPr>
+          <w:p>
+            <w:pPr>
+              <w:spacing w:line="240" w:lineRule="auto"/>
+              <w:jc w:val="both"/>
+            </w:pPr>
+            <w:r>
+              <w:t>JavaScript class</w:t>
+            </w:r>
+          </w:p>
+        </w:tc>
+      </w:tr>
+      <w:tr>
+        <w:trPr>
+          <w:tblCellSpacing w:w="15" w:type="dxa"/>
+        </w:trPr>
+        <w:tc>
+          <w:tcPr>
+            <w:tcW w:w="0" w:type="auto"/>
+            <w:vAlign w:val="center"/>
+            <w:hideMark/>
+          </w:tcPr>
+          <w:p>
+            <w:pPr>
+              <w:spacing w:line="240" w:lineRule="auto"/>
+              <w:jc w:val="both"/>
+            </w:pPr>
+            <w:r>
+              <w:t>Uses Hooks</w:t>
+            </w:r>
+          </w:p>
+        </w:tc>
+        <w:tc>
+          <w:tcPr>
+            <w:tcW w:w="0" w:type="auto"/>
+            <w:vAlign w:val="center"/>
+            <w:hideMark/>
+          </w:tcPr>
+          <w:p>
+            <w:pPr>
+              <w:spacing w:line="240" w:lineRule="auto"/>
+              <w:jc w:val="both"/>
+            </w:pPr>
+            <w:r>
+              <w:t>Uses lifecycle methods</w:t>
+            </w:r>
+          </w:p>
+        </w:tc>
+      </w:tr>
+      <w:tr>
+        <w:trPr>
+          <w:tblCellSpacing w:w="15" w:type="dxa"/>
+        </w:trPr>
+        <w:tc>
+          <w:tcPr>
+            <w:tcW w:w="0" w:type="auto"/>
+            <w:vAlign w:val="center"/>
+            <w:hideMark/>
+          </w:tcPr>
+          <w:p>
+            <w:pPr>
+              <w:spacing w:line="240" w:lineRule="auto"/>
+              <w:jc w:val="both"/>
+            </w:pPr>
+            <w:r>
+              <w:t>Simpler syntax</w:t>
+            </w:r>
+          </w:p>
+        </w:tc>
+        <w:tc>
+          <w:tcPr>
+            <w:tcW w:w="0" w:type="auto"/>
+            <w:vAlign w:val="center"/>
+            <w:hideMark/>
+          </w:tcPr>
+          <w:p>
+            <w:pPr>
+              <w:spacing w:line="240" w:lineRule="auto"/>
+              <w:jc w:val="both"/>
+            </w:pPr>
+            <w:r>
+              <w:t>More complex syntax</w:t>
+            </w:r>
+          </w:p>
+        </w:tc>
+      </w:tr>
+      <w:tr>
+        <w:trPr>
+          <w:tblCellSpacing w:w="15" w:type="dxa"/>
+        </w:trPr>
+        <w:tc>
+          <w:tcPr>
+            <w:tcW w:w="0" w:type="auto"/>
+            <w:vAlign w:val="center"/>
+            <w:hideMark/>
+          </w:tcPr>
+          <w:p>
+            <w:pPr>
+              <w:spacing w:line="240" w:lineRule="auto"/>
+              <w:jc w:val="both"/>
+            </w:pPr>
+            <w:r>
+              <w:t>Modern React approach</w:t>
+            </w:r>
+          </w:p>
+        </w:tc>
+        <w:tc>
+          <w:tcPr>
+            <w:tcW w:w="0" w:type="auto"/>
+            <w:vAlign w:val="center"/>
+            <w:hideMark/>
+          </w:tcPr>
+          <w:p>
+            <w:pPr>
+              <w:spacing w:line="240" w:lineRule="auto"/>
+              <w:jc w:val="both"/>
+            </w:pPr>
+            <w:r>
+              <w:t>Mostly legacy code</w:t>
+            </w:r>
+          </w:p>
+        </w:tc>
+      </w:tr>
+      <w:tr>
+        <w:trPr>
+          <w:tblCellSpacing w:w="15" w:type="dxa"/>
+        </w:trPr>
+        <w:tc>
+          <w:tcPr>
+            <w:tcW w:w="0" w:type="auto"/>
+            <w:vAlign w:val="center"/>
+            <w:hideMark/>
+          </w:tcPr>
+          <w:p>
+            <w:pPr>
+              <w:spacing w:line="240" w:lineRule="auto"/>
+              <w:jc w:val="both"/>
+            </w:pPr>
+            <w:r>
+              <w:t>No this required</w:t>
+            </w:r>
+          </w:p>
+        </w:tc>
+        <w:tc>
+          <w:tcPr>
+            <w:tcW w:w="0" w:type="auto"/>
+            <w:vAlign w:val="center"/>
+            <w:hideMark/>
+          </w:tcPr>
+          <w:p>
+            <w:pPr>
+              <w:spacing w:line="240" w:lineRule="auto"/>
+              <w:jc w:val="both"/>
+            </w:pPr>
+            <w:r>
+              <w:t>Uses this</w:t>
+            </w:r>
+          </w:p>
+        </w:tc>
+      </w:tr>
+    </w:tbl>
+    <w:p>
+      <w:pPr>
+        <w:spacing w:line="240" w:lineRule="auto"/>
+        <w:jc w:val="both"/>
+      </w:pPr>
+      <w:r>
+        <w:t>Example functional component:</w:t>
+      </w:r>
+    </w:p>
+    <w:p>
+      <w:pPr>
+        <w:spacing w:line="240" w:lineRule="auto"/>
+        <w:jc w:val="both"/>
+      </w:pPr>
+      <w:r>
+        <w:lastRenderedPageBreak/>
+        <w:t xml:space="preserve">function </w:t>
+      </w:r>
+      <w:proofErr w:type="gramStart"/>
+      <w:r>
+        <w:t>Welcome(</w:t>
+      </w:r>
+      <w:proofErr w:type="gramEnd"/>
+      <w:r>
+        <w:t>) {</w:t>
+      </w:r>
+    </w:p>
+    <w:p>
+      <w:pPr>
+        <w:spacing w:line="240" w:lineRule="auto"/>
+        <w:jc w:val="both"/>
+      </w:pPr>
+      <w:r>
+        <w:t xml:space="preserve">  return &lt;h1&gt;Hello&lt;/h1&gt;;</w:t>
+      </w:r>
+    </w:p>
+    <w:p>
+      <w:pPr>
+        <w:spacing w:line="240" w:lineRule="auto"/>
+        <w:jc w:val="both"/>
+      </w:pPr>
+      <w:r>
+        <w:t>}</w:t>
+      </w:r>
+    </w:p>
+    <w:p>
+      <w:pPr>
+        <w:spacing w:line="240" w:lineRule="auto"/>
+        <w:jc w:val="both"/>
+      </w:pPr>
+      <w:r>
+        <w:t>Modern React development generally prefers functional components.</w:t>
+      </w:r>
+    </w:p>
+    <w:p>
+      <w:pPr>
+        <w:spacing w:line="240" w:lineRule="auto"/>
+        <w:jc w:val="both"/>
+      </w:pPr>
+      <w:r>
+        <w:pict w14:anchorId="366835A7">
+          <v:rect id="_x0000_i1109" style="width:0;height:1.5pt" o:hralign="center" o:hrstd="t" o:hr="t" fillcolor="#a0a0a0" stroked="f"/>
+        </w:pict>
+      </w:r>
+    </w:p>
+    <w:p>
+      <w:pPr>
+        <w:spacing w:line="240" w:lineRule="auto"/>
+        <w:jc w:val="both"/>
+        <w:rPr>
+          <w:b/>
+          <w:bCs/>
+        </w:rPr>
+      </w:pPr>
+      <w:r>
+        <w:rPr>
+          <w:b/>
+          <w:bCs/>
+        </w:rPr>
+        <w:t>26. What is a custom Hook in React?</w:t>
+      </w:r>
+    </w:p>
+    <w:p>
+      <w:pPr>
+        <w:spacing w:line="240" w:lineRule="auto"/>
+        <w:jc w:val="both"/>
+      </w:pPr>
+      <w:r>
+        <w:rPr>
+          <w:b/>
+          <w:bCs/>
+        </w:rPr>
+        <w:t>Answer:</w:t>
+      </w:r>
+      <w:r>
+        <w:br/>
+        <w:t>A custom Hook is a reusable JavaScript function that uses React Hooks to share logic between components.</w:t>
+      </w:r>
+    </w:p>
+    <w:p>
+      <w:pPr>
+        <w:spacing w:line="240" w:lineRule="auto"/>
+        <w:jc w:val="both"/>
+      </w:pPr>
+      <w:r>
+        <w:t>A custom Hook name should start with use.</w:t>
+      </w:r>
+    </w:p>
+    <w:p>
+      <w:pPr>
+        <w:spacing w:line="240" w:lineRule="auto"/>
+        <w:jc w:val="both"/>
+      </w:pPr>
+      <w:r>
+        <w:t>Example:</w:t>
+      </w:r>
+    </w:p>
+    <w:p>
+      <w:pPr>
+        <w:spacing w:line="240" w:lineRule="auto"/>
+        <w:jc w:val="both"/>
+      </w:pPr>
+      <w:r>
+        <w:t xml:space="preserve">function </w:t>
+      </w:r>
+      <w:proofErr w:type="spellStart"/>
+      <w:proofErr w:type="gramStart"/>
+      <w:r>
+        <w:t>useCounter</w:t>
+      </w:r>
+      <w:proofErr w:type="spellEnd"/>
+      <w:r>
+        <w:t>(</w:t>
+      </w:r>
+      <w:proofErr w:type="gramEnd"/>
+      <w:r>
+        <w:t>) {</w:t>
+      </w:r>
+    </w:p>
+    <w:p>
+      <w:pPr>
+        <w:spacing w:line="240" w:lineRule="auto"/>
+        <w:jc w:val="both"/>
+      </w:pPr>
+      <w:r>
+        <w:t xml:space="preserve">  </w:t>
+      </w:r>
+      <w:proofErr w:type="spellStart"/>
+      <w:r>
+        <w:t>const</w:t>
+      </w:r>
+      <w:proofErr w:type="spellEnd"/>
+      <w:r>
+        <w:t xml:space="preserve"> [count, </w:t>
+      </w:r>
+      <w:proofErr w:type="spellStart"/>
+      <w:r>
+        <w:t>setCount</w:t>
+      </w:r>
+      <w:proofErr w:type="spellEnd"/>
+      <w:r>
+        <w:t xml:space="preserve">] = </w:t>
+      </w:r>
+      <w:proofErr w:type="spellStart"/>
+      <w:proofErr w:type="gramStart"/>
+      <w:r>
+        <w:t>useState</w:t>
+      </w:r>
+      <w:proofErr w:type="spellEnd"/>
+      <w:r>
+        <w:t>(</w:t>
+      </w:r>
+      <w:proofErr w:type="gramEnd"/>
+      <w:r>
+        <w:t>0);</w:t>
+      </w:r>
+    </w:p>
+    <w:p>
+      <w:pPr>
+        <w:spacing w:line="240" w:lineRule="auto"/>
+        <w:jc w:val="both"/>
+      </w:pPr>
+    </w:p>
+    <w:p>
+      <w:pPr>
+        <w:spacing w:line="240" w:lineRule="auto"/>
+        <w:jc w:val="both"/>
+      </w:pPr>
+      <w:r>
+        <w:t xml:space="preserve">  </w:t>
+      </w:r>
+      <w:proofErr w:type="spellStart"/>
+      <w:r>
+        <w:t>const</w:t>
+      </w:r>
+      <w:proofErr w:type="spellEnd"/>
+      <w:r>
+        <w:t xml:space="preserve"> increment = () =&gt; {</w:t>
+      </w:r>
+    </w:p>
+    <w:p>
+      <w:pPr>
+        <w:spacing w:line="240" w:lineRule="auto"/>
+        <w:jc w:val="both"/>
+      </w:pPr>
+      <w:r>
+        <w:t xml:space="preserve">    </w:t>
+      </w:r>
+      <w:proofErr w:type="spellStart"/>
+      <w:proofErr w:type="gramStart"/>
+      <w:r>
+        <w:t>setCount</w:t>
+      </w:r>
+      <w:proofErr w:type="spellEnd"/>
+      <w:r>
+        <w:t>(</w:t>
+      </w:r>
+      <w:proofErr w:type="gramEnd"/>
+      <w:r>
+        <w:t>count + 1);</w:t>
+      </w:r>
+    </w:p>
+    <w:p>
+      <w:pPr>
+        <w:spacing w:line="240" w:lineRule="auto"/>
+        <w:jc w:val="both"/>
+      </w:pPr>
+      <w:r>
+        <w:t xml:space="preserve">  };</w:t>
+      </w:r>
+    </w:p>
+    <w:p>
+      <w:pPr>
+        <w:spacing w:line="240" w:lineRule="auto"/>
+        <w:jc w:val="both"/>
+      </w:pPr>
+    </w:p>
+    <w:p>
+      <w:pPr>
+        <w:spacing w:line="240" w:lineRule="auto"/>
+        <w:jc w:val="both"/>
+      </w:pPr>
+      <w:r>
+        <w:t xml:space="preserve">  return </w:t>
+      </w:r>
+      <w:proofErr w:type="gramStart"/>
+      <w:r>
+        <w:t>{ count</w:t>
+      </w:r>
+      <w:proofErr w:type="gramEnd"/>
+      <w:r>
+        <w:t xml:space="preserve">, </w:t>
+      </w:r>
+      <w:proofErr w:type="gramStart"/>
+      <w:r>
+        <w:t>increment }</w:t>
+      </w:r>
+      <w:proofErr w:type="gramEnd"/>
+      <w:r>
+        <w:t>;</w:t>
+      </w:r>
+    </w:p>
+    <w:p>
+      <w:pPr>
+        <w:spacing w:line="240" w:lineRule="auto"/>
+        <w:jc w:val="both"/>
+      </w:pPr>
+      <w:r>
+        <w:t>}</w:t>
+      </w:r>
+    </w:p>
+    <w:p>
+      <w:pPr>
+        <w:spacing w:line="240" w:lineRule="auto"/>
+        <w:jc w:val="both"/>
+      </w:pPr>
+      <w:r>
+        <w:t>We can use it in multiple components.</w:t>
+      </w:r>
+    </w:p>
+    <w:p>
+      <w:pPr>
+        <w:spacing w:line="240" w:lineRule="auto"/>
+        <w:jc w:val="both"/>
+      </w:pPr>
+      <w:r>
+        <w:rPr>
+          <w:b/>
+          <w:bCs/>
+        </w:rPr>
+        <w:t>Interview answer:</w:t>
+      </w:r>
+    </w:p>
+    <w:p>
+      <w:pPr>
+        <w:spacing w:line="240" w:lineRule="auto"/>
+        <w:jc w:val="both"/>
+      </w:pPr>
+      <w:r>
+        <w:t>Custom Hooks help us reuse stateful logic between React components.</w:t>
+      </w:r>
+    </w:p>
+    <w:p>
+      <w:pPr>
+        <w:spacing w:line="240" w:lineRule="auto"/>
+        <w:jc w:val="both"/>
+      </w:pPr>
+      <w:r>
+        <w:pict w14:anchorId="56DF1944">
+          <v:rect id="_x0000_i1110" style="width:0;height:1.5pt" o:hralign="center" o:hrstd="t" o:hr="t" fillcolor="#a0a0a0" stroked="f"/>
+        </w:pict>
+      </w:r>
+    </w:p>
+    <w:p>
+      <w:pPr>
+        <w:spacing w:line="240" w:lineRule="auto"/>
+        <w:jc w:val="both"/>
+        <w:rPr>
+          <w:b/>
+          <w:bCs/>
+        </w:rPr>
+      </w:pPr>
+      <w:r>
+        <w:rPr>
+          <w:b/>
+          <w:bCs/>
+        </w:rPr>
+        <w:t>27. How do you make an API call in React?</w:t>
+      </w:r>
+    </w:p>
+    <w:p>
+      <w:pPr>
+        <w:spacing w:line="240" w:lineRule="auto"/>
+        <w:jc w:val="both"/>
+      </w:pPr>
+      <w:r>
+        <w:rPr>
+          <w:b/>
+          <w:bCs/>
+        </w:rPr>
+        <w:t>Answer:</w:t>
+      </w:r>
+      <w:r>
+        <w:br/>
+        <w:t xml:space="preserve">We can use </w:t>
+      </w:r>
+      <w:proofErr w:type="gramStart"/>
+      <w:r>
+        <w:t>fetch(</w:t>
+      </w:r>
+      <w:proofErr w:type="gramEnd"/>
+      <w:r>
+        <w:t xml:space="preserve">) or libraries such as Axios. A common approach is to make the API call inside </w:t>
+      </w:r>
+      <w:proofErr w:type="spellStart"/>
+      <w:proofErr w:type="gramStart"/>
+      <w:r>
+        <w:t>useEffect</w:t>
+      </w:r>
+      <w:proofErr w:type="spellEnd"/>
+      <w:r>
+        <w:t>(</w:t>
+      </w:r>
+      <w:proofErr w:type="gramEnd"/>
+      <w:r>
+        <w:t>).</w:t>
+      </w:r>
+    </w:p>
+    <w:p>
+      <w:pPr>
+        <w:spacing w:line="240" w:lineRule="auto"/>
+        <w:jc w:val="both"/>
+      </w:pPr>
+      <w:r>
+        <w:t>Example:</w:t>
+      </w:r>
+    </w:p>
+    <w:p>
+      <w:pPr>
+        <w:spacing w:line="240" w:lineRule="auto"/>
+        <w:jc w:val="both"/>
+      </w:pPr>
+      <w:proofErr w:type="spellStart"/>
+      <w:proofErr w:type="gramStart"/>
+      <w:r>
+        <w:t>useEffect</w:t>
+      </w:r>
+      <w:proofErr w:type="spellEnd"/>
+      <w:r>
+        <w:t>(</w:t>
+      </w:r>
+      <w:proofErr w:type="gramEnd"/>
+      <w:r>
+        <w:t>() =&gt; {</w:t>
+      </w:r>
+    </w:p>
+    <w:p>
+      <w:pPr>
+        <w:spacing w:line="240" w:lineRule="auto"/>
+        <w:jc w:val="both"/>
+      </w:pPr>
+      <w:r>
+        <w:t xml:space="preserve">  </w:t>
+      </w:r>
+      <w:proofErr w:type="spellStart"/>
+      <w:r>
+        <w:t>const</w:t>
+      </w:r>
+      <w:proofErr w:type="spellEnd"/>
       <w:r>
         <w:t xml:space="preserve"> </w:t>
       </w:r>
-    </w:p>
-    <w:p>
-      <w:pPr>
-        <w:numPr>
-          <w:ilvl w:val="0"/>
-          <w:numId w:val="15"/>
-        </w:numPr>
-        <w:spacing w:line="240" w:lineRule="auto"/>
-        <w:jc w:val="both"/>
-      </w:pPr>
-      <w:proofErr w:type="spellStart"/>
-      <w:r>
-        <w:rPr>
-          <w:b/>
-          <w:bCs/>
-        </w:rPr>
-        <w:t>useState</w:t>
+      <w:proofErr w:type="spellStart"/>
+      <w:r>
+        <w:t>getUsers</w:t>
+      </w:r>
+      <w:proofErr w:type="spellEnd"/>
+      <w:r>
+        <w:t xml:space="preserve"> = async () =&gt; {</w:t>
+      </w:r>
+    </w:p>
+    <w:p>
+      <w:pPr>
+        <w:spacing w:line="240" w:lineRule="auto"/>
+        <w:jc w:val="both"/>
+      </w:pPr>
+      <w:r>
+        <w:t xml:space="preserve">    try {</w:t>
+      </w:r>
+    </w:p>
+    <w:p>
+      <w:pPr>
+        <w:spacing w:line="240" w:lineRule="auto"/>
+        <w:jc w:val="both"/>
+      </w:pPr>
+      <w:r>
+        <w:lastRenderedPageBreak/>
+        <w:t xml:space="preserve">      </w:t>
+      </w:r>
+      <w:proofErr w:type="spellStart"/>
+      <w:r>
+        <w:t>const</w:t>
+      </w:r>
+      <w:proofErr w:type="spellEnd"/>
+      <w:r>
+        <w:t xml:space="preserve"> response = await fetch("/</w:t>
+      </w:r>
+      <w:proofErr w:type="spellStart"/>
+      <w:r>
+        <w:t>api</w:t>
+      </w:r>
+      <w:proofErr w:type="spellEnd"/>
+      <w:r>
+        <w:t>/users");</w:t>
+      </w:r>
+    </w:p>
+    <w:p>
+      <w:pPr>
+        <w:spacing w:line="240" w:lineRule="auto"/>
+        <w:jc w:val="both"/>
+      </w:pPr>
+      <w:r>
+        <w:t xml:space="preserve">      </w:t>
+      </w:r>
+      <w:proofErr w:type="spellStart"/>
+      <w:r>
+        <w:t>const</w:t>
+      </w:r>
+      <w:proofErr w:type="spellEnd"/>
+      <w:r>
+        <w:t xml:space="preserve"> data = await </w:t>
+      </w:r>
+      <w:proofErr w:type="spellStart"/>
+      <w:proofErr w:type="gramStart"/>
+      <w:r>
+        <w:t>response.json</w:t>
+      </w:r>
+      <w:proofErr w:type="spellEnd"/>
+      <w:proofErr w:type="gramEnd"/>
+      <w:r>
+        <w:t>();</w:t>
+      </w:r>
+    </w:p>
+    <w:p>
+      <w:pPr>
+        <w:spacing w:line="240" w:lineRule="auto"/>
+        <w:jc w:val="both"/>
+      </w:pPr>
+    </w:p>
+    <w:p>
+      <w:pPr>
+        <w:spacing w:line="240" w:lineRule="auto"/>
+        <w:jc w:val="both"/>
+      </w:pPr>
+      <w:r>
+        <w:t xml:space="preserve">      console.log(data);</w:t>
+      </w:r>
+    </w:p>
+    <w:p>
+      <w:pPr>
+        <w:spacing w:line="240" w:lineRule="auto"/>
+        <w:jc w:val="both"/>
+      </w:pPr>
+      <w:r>
+        <w:t xml:space="preserve">    } catch (error) {</w:t>
+      </w:r>
+    </w:p>
+    <w:p>
+      <w:pPr>
+        <w:spacing w:line="240" w:lineRule="auto"/>
+        <w:jc w:val="both"/>
+      </w:pPr>
+      <w:r>
+        <w:t xml:space="preserve">      console.log(error);</w:t>
+      </w:r>
+    </w:p>
+    <w:p>
+      <w:pPr>
+        <w:spacing w:line="240" w:lineRule="auto"/>
+        <w:jc w:val="both"/>
+      </w:pPr>
+      <w:r>
+        <w:t xml:space="preserve">    }</w:t>
+      </w:r>
+    </w:p>
+    <w:p>
+      <w:pPr>
+        <w:spacing w:line="240" w:lineRule="auto"/>
+        <w:jc w:val="both"/>
+      </w:pPr>
+      <w:r>
+        <w:t xml:space="preserve">  };</w:t>
+      </w:r>
+    </w:p>
+    <w:p>
+      <w:pPr>
+        <w:spacing w:line="240" w:lineRule="auto"/>
+        <w:jc w:val="both"/>
+      </w:pPr>
+    </w:p>
+    <w:p>
+      <w:pPr>
+        <w:spacing w:line="240" w:lineRule="auto"/>
+        <w:jc w:val="both"/>
+      </w:pPr>
+      <w:r>
+        <w:t xml:space="preserve">  </w:t>
+      </w:r>
+      <w:proofErr w:type="spellStart"/>
+      <w:proofErr w:type="gramStart"/>
+      <w:r>
+        <w:t>getUsers</w:t>
+      </w:r>
+      <w:proofErr w:type="spellEnd"/>
+      <w:r>
+        <w:t>(</w:t>
+      </w:r>
+      <w:proofErr w:type="gramEnd"/>
+      <w:r>
+        <w:t>);</w:t>
+      </w:r>
+    </w:p>
+    <w:p>
+      <w:pPr>
+        <w:spacing w:line="240" w:lineRule="auto"/>
+        <w:jc w:val="both"/>
+      </w:pPr>
+      <w:r>
+        <w:t>}, []);</w:t>
+      </w:r>
+    </w:p>
+    <w:p>
+      <w:pPr>
+        <w:spacing w:line="240" w:lineRule="auto"/>
+        <w:jc w:val="both"/>
+      </w:pPr>
+      <w:r>
+        <w:t>In a real application, we should also handle loading and error states.</w:t>
+      </w:r>
+    </w:p>
+    <w:p>
+      <w:pPr>
+        <w:spacing w:line="240" w:lineRule="auto"/>
+        <w:jc w:val="both"/>
+      </w:pPr>
+      <w:r>
+        <w:pict w14:anchorId="47D91820">
+          <v:rect id="_x0000_i1111" style="width:0;height:1.5pt" o:hralign="center" o:hrstd="t" o:hr="t" fillcolor="#a0a0a0" stroked="f"/>
+        </w:pict>
+      </w:r>
+    </w:p>
+    <w:p>
+      <w:pPr>
+        <w:spacing w:line="240" w:lineRule="auto"/>
+        <w:jc w:val="both"/>
+        <w:rPr>
+          <w:b/>
+          <w:bCs/>
+        </w:rPr>
+      </w:pPr>
+      <w:r>
+        <w:rPr>
+          <w:b/>
+          <w:bCs/>
+        </w:rPr>
+        <w:t>28. What is a Protected Route in React?</w:t>
+      </w:r>
+    </w:p>
+    <w:p>
+      <w:pPr>
+        <w:spacing w:line="240" w:lineRule="auto"/>
+        <w:jc w:val="both"/>
+      </w:pPr>
+      <w:r>
+        <w:rPr>
+          <w:b/>
+          <w:bCs/>
+        </w:rPr>
+        <w:t>Answer:</w:t>
+      </w:r>
+      <w:r>
+        <w:br/>
+        <w:t>A protected route is a route that can only be accessed by authenticated or authorized users.</w:t>
+      </w:r>
+    </w:p>
+    <w:p>
+      <w:pPr>
+        <w:spacing w:line="240" w:lineRule="auto"/>
+        <w:jc w:val="both"/>
+      </w:pPr>
+      <w:r>
+        <w:t>For example:</w:t>
+      </w:r>
+    </w:p>
+    <w:p>
+      <w:pPr>
+        <w:spacing w:line="240" w:lineRule="auto"/>
+        <w:jc w:val="both"/>
+      </w:pPr>
+      <w:r>
+        <w:t>/login          → Public</w:t>
+      </w:r>
+    </w:p>
+    <w:p>
+      <w:pPr>
+        <w:spacing w:line="240" w:lineRule="auto"/>
+        <w:jc w:val="both"/>
+      </w:pPr>
+      <w:r>
+        <w:t>/register       → Public</w:t>
+      </w:r>
+    </w:p>
+    <w:p>
+      <w:pPr>
+        <w:spacing w:line="240" w:lineRule="auto"/>
+        <w:jc w:val="both"/>
+      </w:pPr>
+      <w:r>
+        <w:t>/dashboard      → Protected</w:t>
+      </w:r>
+    </w:p>
+    <w:p>
+      <w:pPr>
+        <w:spacing w:line="240" w:lineRule="auto"/>
+        <w:jc w:val="both"/>
+      </w:pPr>
+      <w:r>
+        <w:t>/profile        → Protected</w:t>
+      </w:r>
+    </w:p>
+    <w:p>
+      <w:pPr>
+        <w:spacing w:line="240" w:lineRule="auto"/>
+        <w:jc w:val="both"/>
+      </w:pPr>
+      <w:r>
+        <w:t>A common approach is to check whether the user has a valid authentication state/token before rendering the protected component.</w:t>
+      </w:r>
+    </w:p>
+    <w:p>
+      <w:pPr>
+        <w:spacing w:line="240" w:lineRule="auto"/>
+        <w:jc w:val="both"/>
+      </w:pPr>
+      <w:r>
+        <w:t>Example:</w:t>
+      </w:r>
+    </w:p>
+    <w:p>
+      <w:pPr>
+        <w:spacing w:line="240" w:lineRule="auto"/>
+        <w:jc w:val="both"/>
+      </w:pPr>
+      <w:r>
+        <w:t xml:space="preserve">function </w:t>
+      </w:r>
+      <w:proofErr w:type="spellStart"/>
+      <w:proofErr w:type="gramStart"/>
+      <w:r>
+        <w:t>ProtectedRoute</w:t>
+      </w:r>
+      <w:proofErr w:type="spellEnd"/>
+      <w:r>
+        <w:t>({ children</w:t>
+      </w:r>
+      <w:proofErr w:type="gramEnd"/>
+      <w:r>
+        <w:t xml:space="preserve"> }) {</w:t>
+      </w:r>
+    </w:p>
+    <w:p>
+      <w:pPr>
+        <w:spacing w:line="240" w:lineRule="auto"/>
+        <w:jc w:val="both"/>
+      </w:pPr>
+      <w:r>
+        <w:t xml:space="preserve">  </w:t>
+      </w:r>
+      <w:proofErr w:type="spellStart"/>
+      <w:r>
+        <w:t>const</w:t>
       </w:r>
       <w:proofErr w:type="spellEnd"/>
       <w:r>
         <w:t xml:space="preserve"> </w:t>
       </w:r>
-    </w:p>
-    <w:p>
-      <w:pPr>
-        <w:numPr>
-          <w:ilvl w:val="0"/>
-          <w:numId w:val="15"/>
-        </w:numPr>
-        <w:spacing w:line="240" w:lineRule="auto"/>
-        <w:jc w:val="both"/>
-      </w:pPr>
-      <w:proofErr w:type="spellStart"/>
-      <w:r>
-        <w:rPr>
-          <w:b/>
-          <w:bCs/>
-        </w:rPr>
-        <w:t>useEffect</w:t>
-      </w:r>
-      <w:proofErr w:type="spellEnd"/>
+      <w:proofErr w:type="spellStart"/>
+      <w:r>
+        <w:t>isAuthenticated</w:t>
+      </w:r>
+      <w:proofErr w:type="spellEnd"/>
+      <w:r>
+        <w:t xml:space="preserve"> = true;</w:t>
+      </w:r>
+    </w:p>
+    <w:p>
+      <w:pPr>
+        <w:spacing w:line="240" w:lineRule="auto"/>
+        <w:jc w:val="both"/>
+      </w:pPr>
+    </w:p>
+    <w:p>
+      <w:pPr>
+        <w:spacing w:line="240" w:lineRule="auto"/>
+        <w:jc w:val="both"/>
+      </w:pPr>
+      <w:r>
+        <w:t xml:space="preserve">  return </w:t>
+      </w:r>
+      <w:proofErr w:type="spellStart"/>
+      <w:proofErr w:type="gramStart"/>
+      <w:r>
+        <w:t>isAuthenticated</w:t>
+      </w:r>
+      <w:proofErr w:type="spellEnd"/>
+      <w:r>
+        <w:t xml:space="preserve"> ?</w:t>
+      </w:r>
+      <w:proofErr w:type="gramEnd"/>
       <w:r>
         <w:t xml:space="preserve"> </w:t>
       </w:r>
-    </w:p>
-    <w:p>
-      <w:pPr>
-        <w:numPr>
-          <w:ilvl w:val="0"/>
-          <w:numId w:val="15"/>
-        </w:numPr>
-        <w:spacing w:line="240" w:lineRule="auto"/>
-        <w:jc w:val="both"/>
-      </w:pPr>
-      <w:proofErr w:type="spellStart"/>
-      <w:r>
-        <w:rPr>
-          <w:b/>
-          <w:bCs/>
-        </w:rPr>
-        <w:t>useRef</w:t>
-      </w:r>
-      <w:proofErr w:type="spellEnd"/>
-      <w:r>
-        <w:t xml:space="preserve"> </w:t>
-      </w:r>
-    </w:p>
-    <w:p>
-      <w:pPr>
-        <w:numPr>
-          <w:ilvl w:val="0"/>
-          <w:numId w:val="15"/>
-        </w:numPr>
-        <w:spacing w:line="240" w:lineRule="auto"/>
-        <w:jc w:val="both"/>
-      </w:pPr>
-      <w:proofErr w:type="spellStart"/>
-      <w:r>
-        <w:rPr>
-          <w:b/>
-          <w:bCs/>
-        </w:rPr>
-        <w:t>useContext</w:t>
-      </w:r>
-      <w:proofErr w:type="spellEnd"/>
-      <w:r>
-        <w:t xml:space="preserve"> </w:t>
-      </w:r>
-    </w:p>
-    <w:p>
-      <w:pPr>
-        <w:numPr>
-          <w:ilvl w:val="0"/>
-          <w:numId w:val="15"/>
-        </w:numPr>
-        <w:spacing w:line="240" w:lineRule="auto"/>
-        <w:jc w:val="both"/>
-      </w:pPr>
-      <w:r>
-        <w:rPr>
-          <w:b/>
-          <w:bCs/>
-        </w:rPr>
-        <w:t>Component lifecycle</w:t>
-      </w:r>
-      <w:r>
-        <w:t xml:space="preserve"> </w:t>
-      </w:r>
-    </w:p>
-    <w:p>
-      <w:pPr>
-        <w:numPr>
-          <w:ilvl w:val="0"/>
-          <w:numId w:val="15"/>
-        </w:numPr>
-        <w:spacing w:line="240" w:lineRule="auto"/>
-        <w:jc w:val="both"/>
-      </w:pPr>
-      <w:r>
-        <w:rPr>
-          <w:b/>
-          <w:bCs/>
-        </w:rPr>
-        <w:t>Controlled components</w:t>
-      </w:r>
-      <w:r>
-        <w:t xml:space="preserve"> </w:t>
-      </w:r>
-    </w:p>
-    <w:p>
-      <w:pPr>
-        <w:numPr>
-          <w:ilvl w:val="0"/>
-          <w:numId w:val="15"/>
-        </w:numPr>
-        <w:spacing w:line="240" w:lineRule="auto"/>
-        <w:jc w:val="both"/>
-      </w:pPr>
-      <w:r>
-        <w:rPr>
-          <w:b/>
-          <w:bCs/>
-        </w:rPr>
-        <w:t>React Router</w:t>
-      </w:r>
-      <w:r>
-        <w:t xml:space="preserve"> </w:t>
-      </w:r>
-    </w:p>
-    <w:p>
-      <w:pPr>
-        <w:numPr>
-          <w:ilvl w:val="0"/>
-          <w:numId w:val="15"/>
-        </w:numPr>
-        <w:spacing w:line="240" w:lineRule="auto"/>
-        <w:jc w:val="both"/>
-      </w:pPr>
-      <w:r>
-        <w:rPr>
-          <w:b/>
-          <w:bCs/>
-        </w:rPr>
-        <w:t>Protected routes</w:t>
-      </w:r>
-      <w:r>
-        <w:t xml:space="preserve"> </w:t>
-      </w:r>
-    </w:p>
-    <w:p>
-      <w:pPr>
-        <w:numPr>
-          <w:ilvl w:val="0"/>
-          <w:numId w:val="15"/>
-        </w:numPr>
-        <w:spacing w:line="240" w:lineRule="auto"/>
-        <w:jc w:val="both"/>
-      </w:pPr>
-      <w:r>
-        <w:rPr>
-          <w:b/>
-          <w:bCs/>
-        </w:rPr>
-        <w:t>API integration with Axios/fetch</w:t>
-      </w:r>
-      <w:r>
-        <w:t xml:space="preserve"> </w:t>
-      </w:r>
-    </w:p>
-    <w:p>
-      <w:pPr>
-        <w:numPr>
-          <w:ilvl w:val="0"/>
-          <w:numId w:val="15"/>
-        </w:numPr>
-        <w:spacing w:line="240" w:lineRule="auto"/>
-        <w:jc w:val="both"/>
-      </w:pPr>
-      <w:r>
-        <w:rPr>
-          <w:b/>
-          <w:bCs/>
-        </w:rPr>
-        <w:t>Context API</w:t>
-      </w:r>
-      <w:r>
-        <w:t xml:space="preserve"> </w:t>
-      </w:r>
-    </w:p>
-    <w:p>
-      <w:pPr>
-        <w:numPr>
-          <w:ilvl w:val="0"/>
-          <w:numId w:val="15"/>
-        </w:numPr>
-        <w:spacing w:line="240" w:lineRule="auto"/>
-        <w:jc w:val="both"/>
-      </w:pPr>
-      <w:r>
-        <w:rPr>
-          <w:b/>
-          <w:bCs/>
-        </w:rPr>
-        <w:t>Redux Toolkit</w:t>
-      </w:r>
-      <w:r>
-        <w:t xml:space="preserve"> </w:t>
-      </w:r>
-    </w:p>
-    <w:p>
-      <w:pPr>
-        <w:numPr>
-          <w:ilvl w:val="0"/>
-          <w:numId w:val="15"/>
-        </w:numPr>
-        <w:spacing w:line="240" w:lineRule="auto"/>
-        <w:jc w:val="both"/>
-      </w:pPr>
-      <w:proofErr w:type="spellStart"/>
-      <w:r>
-        <w:rPr>
-          <w:b/>
-          <w:bCs/>
-        </w:rPr>
-        <w:t>useMemo</w:t>
-      </w:r>
-      <w:proofErr w:type="spellEnd"/>
-      <w:r>
-        <w:rPr>
-          <w:b/>
-          <w:bCs/>
-        </w:rPr>
-        <w:t xml:space="preserve"> vs </w:t>
-      </w:r>
-      <w:proofErr w:type="spellStart"/>
-      <w:r>
-        <w:rPr>
-          <w:b/>
-          <w:bCs/>
-        </w:rPr>
-        <w:t>useCallback</w:t>
-      </w:r>
-      <w:proofErr w:type="spellEnd"/>
-      <w:r>
-        <w:t xml:space="preserve"> </w:t>
-      </w:r>
-    </w:p>
-    <w:p>
-      <w:pPr>
-        <w:spacing w:line="240" w:lineRule="auto"/>
-        <w:jc w:val="both"/>
-      </w:pPr>
-      <w:r>
-        <w:t xml:space="preserve">Also, don't just memorize the answers. </w:t>
-      </w:r>
-      <w:r>
-        <w:rPr>
-          <w:b/>
-          <w:bCs/>
-        </w:rPr>
-        <w:t>Practice explaining each answer aloud in simple English for 30–60 seconds</w:t>
-      </w:r>
-      <w:r>
-        <w:t>—this will help both your React interview preparation and your spoken English.</w:t>
-      </w:r>
-    </w:p>
-    <w:p>
-      <w:pPr>
-        <w:spacing w:line="240" w:lineRule="auto"/>
-        <w:jc w:val="both"/>
-        <w:rPr>
-          <w:vanish/>
-        </w:rPr>
-      </w:pPr>
-      <w:r>
-        <w:rPr>
-          <w:vanish/>
-        </w:rPr>
-        <w:t>Top of Form</w:t>
-      </w:r>
-    </w:p>
-    <w:p>
-      <w:pPr>
-        <w:spacing w:line="240" w:lineRule="auto"/>
-        <w:jc w:val="both"/>
-      </w:pPr>
-    </w:p>
-    <w:p>
-      <w:pPr>
-        <w:spacing w:line="240" w:lineRule="auto"/>
-        <w:jc w:val="both"/>
-        <w:rPr>
-          <w:vanish/>
-        </w:rPr>
-      </w:pPr>
-      <w:r>
-        <w:rPr>
-          <w:vanish/>
+      <w:proofErr w:type="gramStart"/>
+      <w:r>
+        <w:t>children :</w:t>
+      </w:r>
+      <w:proofErr w:type="gramEnd"/>
+      <w:r>
+        <w:t xml:space="preserve"> &lt;Navigate to="/login" /&gt;;</w:t>
+      </w:r>
+    </w:p>
+    <w:p>
+      <w:pPr>
+        <w:spacing w:line="240" w:lineRule="auto"/>
+        <w:jc w:val="both"/>
+      </w:pPr>
+      <w:r>
+        <w:t>}</w:t>
+      </w:r>
+    </w:p>
+    <w:p>
+      <w:pPr>
+        <w:spacing w:line="240" w:lineRule="auto"/>
+        <w:jc w:val="both"/>
+      </w:pPr>
+      <w:r>
+        <w:pict w14:anchorId="6E7F55F8">
+          <v:rect id="_x0000_i1112" style="width:0;height:1.5pt" o:hralign="center" o:hrstd="t" o:hr="t" fillcolor="#a0a0a0" stroked="f"/>
+        </w:pict>
+      </w:r>
+    </w:p>
+    <w:p>
+      <w:pPr>
+        <w:spacing w:line="240" w:lineRule="auto"/>
+        <w:jc w:val="both"/>
+        <w:rPr>
+          <w:b/>
+          <w:bCs/>
+        </w:rPr>
+      </w:pPr>
+      <w:r>
+        <w:rPr>
+          <w:b/>
+          <w:bCs/>
+        </w:rPr>
+        <w:t>29. What is code splitting in React?</w:t>
+      </w:r>
+    </w:p>
+    <w:p>
+      <w:pPr>
+        <w:spacing w:line="240" w:lineRule="auto"/>
+        <w:jc w:val="both"/>
+      </w:pPr>
+      <w:r>
+        <w:rPr>
+          <w:b/>
+          <w:bCs/>
         </w:rPr>
         <w:lastRenderedPageBreak/>
-        <w:t>Bottom of Form</w:t>
+        <w:t>Answer:</w:t>
+      </w:r>
+      <w:r>
+        <w:br/>
+        <w:t>Code splitting means splitting a large JavaScript bundle into smaller chunks that can be loaded when needed.</w:t>
+      </w:r>
+    </w:p>
+    <w:p>
+      <w:pPr>
+        <w:spacing w:line="240" w:lineRule="auto"/>
+        <w:jc w:val="both"/>
+      </w:pPr>
+      <w:r>
+        <w:t xml:space="preserve">React provides </w:t>
+      </w:r>
+      <w:proofErr w:type="gramStart"/>
+      <w:r>
+        <w:t>lazy(</w:t>
+      </w:r>
+      <w:proofErr w:type="gramEnd"/>
+      <w:r>
+        <w:t>) and Suspense for this.</w:t>
+      </w:r>
+    </w:p>
+    <w:p>
+      <w:pPr>
+        <w:spacing w:line="240" w:lineRule="auto"/>
+        <w:jc w:val="both"/>
+      </w:pPr>
+      <w:r>
+        <w:t>Example:</w:t>
+      </w:r>
+    </w:p>
+    <w:p>
+      <w:pPr>
+        <w:spacing w:line="240" w:lineRule="auto"/>
+        <w:jc w:val="both"/>
+      </w:pPr>
+      <w:proofErr w:type="spellStart"/>
+      <w:r>
+        <w:t>const</w:t>
+      </w:r>
+      <w:proofErr w:type="spellEnd"/>
+      <w:r>
+        <w:t xml:space="preserve"> Dashboard = </w:t>
+      </w:r>
+      <w:proofErr w:type="spellStart"/>
+      <w:r>
+        <w:t>React.lazy</w:t>
+      </w:r>
+      <w:proofErr w:type="spellEnd"/>
+      <w:r>
+        <w:t>(() =&gt; import(</w:t>
+      </w:r>
+      <w:proofErr w:type="gramStart"/>
+      <w:r>
+        <w:t>"./</w:t>
+      </w:r>
+      <w:proofErr w:type="gramEnd"/>
+      <w:r>
+        <w:t>Dashboard"));</w:t>
+      </w:r>
+    </w:p>
+    <w:p>
+      <w:pPr>
+        <w:spacing w:line="240" w:lineRule="auto"/>
+        <w:jc w:val="both"/>
+      </w:pPr>
+    </w:p>
+    <w:p>
+      <w:pPr>
+        <w:spacing w:line="240" w:lineRule="auto"/>
+        <w:jc w:val="both"/>
+      </w:pPr>
+      <w:r>
+        <w:t xml:space="preserve">function </w:t>
+      </w:r>
+      <w:proofErr w:type="gramStart"/>
+      <w:r>
+        <w:t>App(</w:t>
+      </w:r>
+      <w:proofErr w:type="gramEnd"/>
+      <w:r>
+        <w:t>) {</w:t>
+      </w:r>
+    </w:p>
+    <w:p>
+      <w:pPr>
+        <w:spacing w:line="240" w:lineRule="auto"/>
+        <w:jc w:val="both"/>
+      </w:pPr>
+      <w:r>
+        <w:t xml:space="preserve">  return (</w:t>
+      </w:r>
+    </w:p>
+    <w:p>
+      <w:pPr>
+        <w:spacing w:line="240" w:lineRule="auto"/>
+        <w:jc w:val="both"/>
+      </w:pPr>
+      <w:r>
+        <w:t xml:space="preserve">    &lt;Suspense fallback={&lt;p&gt;Loading...&lt;/p&gt;}&gt;</w:t>
+      </w:r>
+    </w:p>
+    <w:p>
+      <w:pPr>
+        <w:spacing w:line="240" w:lineRule="auto"/>
+        <w:jc w:val="both"/>
+      </w:pPr>
+      <w:r>
+        <w:t xml:space="preserve">      &lt;Dashboard /&gt;</w:t>
+      </w:r>
+    </w:p>
+    <w:p>
+      <w:pPr>
+        <w:spacing w:line="240" w:lineRule="auto"/>
+        <w:jc w:val="both"/>
+      </w:pPr>
+      <w:r>
+        <w:t xml:space="preserve">    &lt;/Suspense&gt;</w:t>
+      </w:r>
+    </w:p>
+    <w:p>
+      <w:pPr>
+        <w:spacing w:line="240" w:lineRule="auto"/>
+        <w:jc w:val="both"/>
+      </w:pPr>
+      <w:r>
+        <w:t xml:space="preserve">  );</w:t>
+      </w:r>
+    </w:p>
+    <w:p>
+      <w:pPr>
+        <w:spacing w:line="240" w:lineRule="auto"/>
+        <w:jc w:val="both"/>
+      </w:pPr>
+      <w:r>
+        <w:t>}</w:t>
+      </w:r>
+    </w:p>
+    <w:p>
+      <w:pPr>
+        <w:spacing w:line="240" w:lineRule="auto"/>
+        <w:jc w:val="both"/>
+      </w:pPr>
+      <w:r>
+        <w:t>This can improve the initial loading performance of an application.</w:t>
+      </w:r>
+    </w:p>
+    <w:p>
+      <w:pPr>
+        <w:spacing w:line="240" w:lineRule="auto"/>
+        <w:jc w:val="both"/>
+      </w:pPr>
+      <w:r>
+        <w:pict w14:anchorId="2611FCD6">
+          <v:rect id="_x0000_i1113" style="width:0;height:1.5pt" o:hralign="center" o:hrstd="t" o:hr="t" fillcolor="#a0a0a0" stroked="f"/>
+        </w:pict>
+      </w:r>
+    </w:p>
+    <w:p>
+      <w:pPr>
+        <w:spacing w:line="240" w:lineRule="auto"/>
+        <w:jc w:val="both"/>
+        <w:rPr>
+          <w:b/>
+          <w:bCs/>
+        </w:rPr>
+      </w:pPr>
+      <w:r>
+        <w:rPr>
+          <w:b/>
+          <w:bCs/>
+        </w:rPr>
+        <w:t>30. What is reconciliation in React?</w:t>
+      </w:r>
+    </w:p>
+    <w:p>
+      <w:pPr>
+        <w:spacing w:line="240" w:lineRule="auto"/>
+        <w:jc w:val="both"/>
+      </w:pPr>
+      <w:r>
+        <w:rPr>
+          <w:b/>
+          <w:bCs/>
+        </w:rPr>
+        <w:t>Answer:</w:t>
+      </w:r>
+      <w:r>
+        <w:br/>
+        <w:t>Reconciliation is the process React uses to determine what changes are needed in the UI when state or props change.</w:t>
+      </w:r>
+    </w:p>
+    <w:p>
+      <w:pPr>
+        <w:spacing w:line="240" w:lineRule="auto"/>
+        <w:jc w:val="both"/>
+      </w:pPr>
+      <w:r>
+        <w:t>React compares the new element tree with the previous one and determines which parts of the DOM need to be updated.</w:t>
+      </w:r>
+    </w:p>
+    <w:p>
+      <w:pPr>
+        <w:spacing w:line="240" w:lineRule="auto"/>
+        <w:jc w:val="both"/>
+      </w:pPr>
+      <w:r>
+        <w:rPr>
+          <w:b/>
+          <w:bCs/>
+        </w:rPr>
+        <w:t>Simple interview answer:</w:t>
+      </w:r>
+    </w:p>
+    <w:p>
+      <w:pPr>
+        <w:spacing w:line="240" w:lineRule="auto"/>
+        <w:jc w:val="both"/>
+      </w:pPr>
+      <w:r>
+        <w:t xml:space="preserve">Reconciliation is </w:t>
+      </w:r>
+      <w:proofErr w:type="spellStart"/>
+      <w:r>
+        <w:t>React's</w:t>
+      </w:r>
+      <w:proofErr w:type="spellEnd"/>
+      <w:r>
+        <w:t xml:space="preserve"> process of comparing the previous UI representation with the new one and efficiently updating the required parts of the DOM.</w:t>
+      </w:r>
+    </w:p>
+    <w:p>
+      <w:pPr>
+        <w:spacing w:line="240" w:lineRule="auto"/>
+        <w:jc w:val="both"/>
+      </w:pPr>
+      <w:r>
+        <w:pict w14:anchorId="1B1D6D65">
+          <v:rect id="_x0000_i1114" style="width:0;height:1.5pt" o:hralign="center" o:hrstd="t" o:hr="t" fillcolor="#a0a0a0" stroked="f"/>
+        </w:pict>
       </w:r>
     </w:p>
     <w:p>
@@ -4765,6 +6227,304 @@
     </w:lvl>
   </w:abstractNum>
   <w:abstractNum w:abstractNumId="2" w15:restartNumberingAfterBreak="0">
+    <w:nsid w:val="0E381CDA"/>
+    <w:multiLevelType w:val="multilevel"/>
+    <w:tmpl w:val="0636930E"/>
+    <w:lvl w:ilvl="0">
+      <w:start w:val="1"/>
+      <w:numFmt w:val="bullet"/>
+      <w:lvlText w:val=""/>
+      <w:lvlJc w:val="left"/>
+      <w:pPr>
+        <w:tabs>
+          <w:tab w:val="num" w:pos="720"/>
+        </w:tabs>
+        <w:ind w:left="720" w:hanging="360"/>
+      </w:pPr>
+      <w:rPr>
+        <w:rFonts w:ascii="Symbol" w:hAnsi="Symbol" w:hint="default"/>
+        <w:sz w:val="20"/>
+      </w:rPr>
+    </w:lvl>
+    <w:lvl w:ilvl="1" w:tentative="1">
+      <w:start w:val="1"/>
+      <w:numFmt w:val="bullet"/>
+      <w:lvlText w:val="o"/>
+      <w:lvlJc w:val="left"/>
+      <w:pPr>
+        <w:tabs>
+          <w:tab w:val="num" w:pos="1440"/>
+        </w:tabs>
+        <w:ind w:left="1440" w:hanging="360"/>
+      </w:pPr>
+      <w:rPr>
+        <w:rFonts w:ascii="Courier New" w:hAnsi="Courier New" w:hint="default"/>
+        <w:sz w:val="20"/>
+      </w:rPr>
+    </w:lvl>
+    <w:lvl w:ilvl="2" w:tentative="1">
+      <w:start w:val="1"/>
+      <w:numFmt w:val="bullet"/>
+      <w:lvlText w:val=""/>
+      <w:lvlJc w:val="left"/>
+      <w:pPr>
+        <w:tabs>
+          <w:tab w:val="num" w:pos="2160"/>
+        </w:tabs>
+        <w:ind w:left="2160" w:hanging="360"/>
+      </w:pPr>
+      <w:rPr>
+        <w:rFonts w:ascii="Wingdings" w:hAnsi="Wingdings" w:hint="default"/>
+        <w:sz w:val="20"/>
+      </w:rPr>
+    </w:lvl>
+    <w:lvl w:ilvl="3" w:tentative="1">
+      <w:start w:val="1"/>
+      <w:numFmt w:val="bullet"/>
+      <w:lvlText w:val=""/>
+      <w:lvlJc w:val="left"/>
+      <w:pPr>
+        <w:tabs>
+          <w:tab w:val="num" w:pos="2880"/>
+        </w:tabs>
+        <w:ind w:left="2880" w:hanging="360"/>
+      </w:pPr>
+      <w:rPr>
+        <w:rFonts w:ascii="Wingdings" w:hAnsi="Wingdings" w:hint="default"/>
+        <w:sz w:val="20"/>
+      </w:rPr>
+    </w:lvl>
+    <w:lvl w:ilvl="4" w:tentative="1">
+      <w:start w:val="1"/>
+      <w:numFmt w:val="bullet"/>
+      <w:lvlText w:val=""/>
+      <w:lvlJc w:val="left"/>
+      <w:pPr>
+        <w:tabs>
+          <w:tab w:val="num" w:pos="3600"/>
+        </w:tabs>
+        <w:ind w:left="3600" w:hanging="360"/>
+      </w:pPr>
+      <w:rPr>
+        <w:rFonts w:ascii="Wingdings" w:hAnsi="Wingdings" w:hint="default"/>
+        <w:sz w:val="20"/>
+      </w:rPr>
+    </w:lvl>
+    <w:lvl w:ilvl="5" w:tentative="1">
+      <w:start w:val="1"/>
+      <w:numFmt w:val="bullet"/>
+      <w:lvlText w:val=""/>
+      <w:lvlJc w:val="left"/>
+      <w:pPr>
+        <w:tabs>
+          <w:tab w:val="num" w:pos="4320"/>
+        </w:tabs>
+        <w:ind w:left="4320" w:hanging="360"/>
+      </w:pPr>
+      <w:rPr>
+        <w:rFonts w:ascii="Wingdings" w:hAnsi="Wingdings" w:hint="default"/>
+        <w:sz w:val="20"/>
+      </w:rPr>
+    </w:lvl>
+    <w:lvl w:ilvl="6" w:tentative="1">
+      <w:start w:val="1"/>
+      <w:numFmt w:val="bullet"/>
+      <w:lvlText w:val=""/>
+      <w:lvlJc w:val="left"/>
+      <w:pPr>
+        <w:tabs>
+          <w:tab w:val="num" w:pos="5040"/>
+        </w:tabs>
+        <w:ind w:left="5040" w:hanging="360"/>
+      </w:pPr>
+      <w:rPr>
+        <w:rFonts w:ascii="Wingdings" w:hAnsi="Wingdings" w:hint="default"/>
+        <w:sz w:val="20"/>
+      </w:rPr>
+    </w:lvl>
+    <w:lvl w:ilvl="7" w:tentative="1">
+      <w:start w:val="1"/>
+      <w:numFmt w:val="bullet"/>
+      <w:lvlText w:val=""/>
+      <w:lvlJc w:val="left"/>
+      <w:pPr>
+        <w:tabs>
+          <w:tab w:val="num" w:pos="5760"/>
+        </w:tabs>
+        <w:ind w:left="5760" w:hanging="360"/>
+      </w:pPr>
+      <w:rPr>
+        <w:rFonts w:ascii="Wingdings" w:hAnsi="Wingdings" w:hint="default"/>
+        <w:sz w:val="20"/>
+      </w:rPr>
+    </w:lvl>
+    <w:lvl w:ilvl="8" w:tentative="1">
+      <w:start w:val="1"/>
+      <w:numFmt w:val="bullet"/>
+      <w:lvlText w:val=""/>
+      <w:lvlJc w:val="left"/>
+      <w:pPr>
+        <w:tabs>
+          <w:tab w:val="num" w:pos="6480"/>
+        </w:tabs>
+        <w:ind w:left="6480" w:hanging="360"/>
+      </w:pPr>
+      <w:rPr>
+        <w:rFonts w:ascii="Wingdings" w:hAnsi="Wingdings" w:hint="default"/>
+        <w:sz w:val="20"/>
+      </w:rPr>
+    </w:lvl>
+  </w:abstractNum>
+  <w:abstractNum w:abstractNumId="3" w15:restartNumberingAfterBreak="0">
+    <w:nsid w:val="1EB77FC5"/>
+    <w:multiLevelType w:val="multilevel"/>
+    <w:tmpl w:val="1FA41736"/>
+    <w:lvl w:ilvl="0">
+      <w:start w:val="1"/>
+      <w:numFmt w:val="bullet"/>
+      <w:lvlText w:val=""/>
+      <w:lvlJc w:val="left"/>
+      <w:pPr>
+        <w:tabs>
+          <w:tab w:val="num" w:pos="720"/>
+        </w:tabs>
+        <w:ind w:left="720" w:hanging="360"/>
+      </w:pPr>
+      <w:rPr>
+        <w:rFonts w:ascii="Symbol" w:hAnsi="Symbol" w:hint="default"/>
+        <w:sz w:val="20"/>
+      </w:rPr>
+    </w:lvl>
+    <w:lvl w:ilvl="1" w:tentative="1">
+      <w:start w:val="1"/>
+      <w:numFmt w:val="bullet"/>
+      <w:lvlText w:val="o"/>
+      <w:lvlJc w:val="left"/>
+      <w:pPr>
+        <w:tabs>
+          <w:tab w:val="num" w:pos="1440"/>
+        </w:tabs>
+        <w:ind w:left="1440" w:hanging="360"/>
+      </w:pPr>
+      <w:rPr>
+        <w:rFonts w:ascii="Courier New" w:hAnsi="Courier New" w:hint="default"/>
+        <w:sz w:val="20"/>
+      </w:rPr>
+    </w:lvl>
+    <w:lvl w:ilvl="2" w:tentative="1">
+      <w:start w:val="1"/>
+      <w:numFmt w:val="bullet"/>
+      <w:lvlText w:val=""/>
+      <w:lvlJc w:val="left"/>
+      <w:pPr>
+        <w:tabs>
+          <w:tab w:val="num" w:pos="2160"/>
+        </w:tabs>
+        <w:ind w:left="2160" w:hanging="360"/>
+      </w:pPr>
+      <w:rPr>
+        <w:rFonts w:ascii="Wingdings" w:hAnsi="Wingdings" w:hint="default"/>
+        <w:sz w:val="20"/>
+      </w:rPr>
+    </w:lvl>
+    <w:lvl w:ilvl="3" w:tentative="1">
+      <w:start w:val="1"/>
+      <w:numFmt w:val="bullet"/>
+      <w:lvlText w:val=""/>
+      <w:lvlJc w:val="left"/>
+      <w:pPr>
+        <w:tabs>
+          <w:tab w:val="num" w:pos="2880"/>
+        </w:tabs>
+        <w:ind w:left="2880" w:hanging="360"/>
+      </w:pPr>
+      <w:rPr>
+        <w:rFonts w:ascii="Wingdings" w:hAnsi="Wingdings" w:hint="default"/>
+        <w:sz w:val="20"/>
+      </w:rPr>
+    </w:lvl>
+    <w:lvl w:ilvl="4" w:tentative="1">
+      <w:start w:val="1"/>
+      <w:numFmt w:val="bullet"/>
+      <w:lvlText w:val=""/>
+      <w:lvlJc w:val="left"/>
+      <w:pPr>
+        <w:tabs>
+          <w:tab w:val="num" w:pos="3600"/>
+        </w:tabs>
+        <w:ind w:left="3600" w:hanging="360"/>
+      </w:pPr>
+      <w:rPr>
+        <w:rFonts w:ascii="Wingdings" w:hAnsi="Wingdings" w:hint="default"/>
+        <w:sz w:val="20"/>
+      </w:rPr>
+    </w:lvl>
+    <w:lvl w:ilvl="5" w:tentative="1">
+      <w:start w:val="1"/>
+      <w:numFmt w:val="bullet"/>
+      <w:lvlText w:val=""/>
+      <w:lvlJc w:val="left"/>
+      <w:pPr>
+        <w:tabs>
+          <w:tab w:val="num" w:pos="4320"/>
+        </w:tabs>
+        <w:ind w:left="4320" w:hanging="360"/>
+      </w:pPr>
+      <w:rPr>
+        <w:rFonts w:ascii="Wingdings" w:hAnsi="Wingdings" w:hint="default"/>
+        <w:sz w:val="20"/>
+      </w:rPr>
+    </w:lvl>
+    <w:lvl w:ilvl="6" w:tentative="1">
+      <w:start w:val="1"/>
+      <w:numFmt w:val="bullet"/>
+      <w:lvlText w:val=""/>
+      <w:lvlJc w:val="left"/>
+      <w:pPr>
+        <w:tabs>
+          <w:tab w:val="num" w:pos="5040"/>
+        </w:tabs>
+        <w:ind w:left="5040" w:hanging="360"/>
+      </w:pPr>
+      <w:rPr>
+        <w:rFonts w:ascii="Wingdings" w:hAnsi="Wingdings" w:hint="default"/>
+        <w:sz w:val="20"/>
+      </w:rPr>
+    </w:lvl>
+    <w:lvl w:ilvl="7" w:tentative="1">
+      <w:start w:val="1"/>
+      <w:numFmt w:val="bullet"/>
+      <w:lvlText w:val=""/>
+      <w:lvlJc w:val="left"/>
+      <w:pPr>
+        <w:tabs>
+          <w:tab w:val="num" w:pos="5760"/>
+        </w:tabs>
+        <w:ind w:left="5760" w:hanging="360"/>
+      </w:pPr>
+      <w:rPr>
+        <w:rFonts w:ascii="Wingdings" w:hAnsi="Wingdings" w:hint="default"/>
+        <w:sz w:val="20"/>
+      </w:rPr>
+    </w:lvl>
+    <w:lvl w:ilvl="8" w:tentative="1">
+      <w:start w:val="1"/>
+      <w:numFmt w:val="bullet"/>
+      <w:lvlText w:val=""/>
+      <w:lvlJc w:val="left"/>
+      <w:pPr>
+        <w:tabs>
+          <w:tab w:val="num" w:pos="6480"/>
+        </w:tabs>
+        <w:ind w:left="6480" w:hanging="360"/>
+      </w:pPr>
+      <w:rPr>
+        <w:rFonts w:ascii="Wingdings" w:hAnsi="Wingdings" w:hint="default"/>
+        <w:sz w:val="20"/>
+      </w:rPr>
+    </w:lvl>
+  </w:abstractNum>
+  <w:abstractNum w:abstractNumId="4" w15:restartNumberingAfterBreak="0">
     <w:nsid w:val="20580685"/>
     <w:multiLevelType w:val="multilevel"/>
     <w:tmpl w:val="B7FCD150"/>
@@ -4913,7 +6673,7 @@
       </w:rPr>
     </w:lvl>
   </w:abstractNum>
-  <w:abstractNum w:abstractNumId="3" w15:restartNumberingAfterBreak="0">
+  <w:abstractNum w:abstractNumId="5" w15:restartNumberingAfterBreak="0">
     <w:nsid w:val="236C1B6A"/>
     <w:multiLevelType w:val="multilevel"/>
     <w:tmpl w:val="EEC21528"/>
@@ -5062,7 +6822,7 @@
       </w:rPr>
     </w:lvl>
   </w:abstractNum>
-  <w:abstractNum w:abstractNumId="4" w15:restartNumberingAfterBreak="0">
+  <w:abstractNum w:abstractNumId="6" w15:restartNumberingAfterBreak="0">
     <w:nsid w:val="2C8D6536"/>
     <w:multiLevelType w:val="multilevel"/>
     <w:tmpl w:val="11E004A8"/>
@@ -5211,7 +6971,7 @@
       </w:rPr>
     </w:lvl>
   </w:abstractNum>
-  <w:abstractNum w:abstractNumId="5" w15:restartNumberingAfterBreak="0">
+  <w:abstractNum w:abstractNumId="7" w15:restartNumberingAfterBreak="0">
     <w:nsid w:val="325A62F6"/>
     <w:multiLevelType w:val="multilevel"/>
     <w:tmpl w:val="72EEA7FC"/>
@@ -5324,7 +7084,7 @@
       </w:pPr>
     </w:lvl>
   </w:abstractNum>
-  <w:abstractNum w:abstractNumId="6" w15:restartNumberingAfterBreak="0">
+  <w:abstractNum w:abstractNumId="8" w15:restartNumberingAfterBreak="0">
     <w:nsid w:val="4DAE451F"/>
     <w:multiLevelType w:val="multilevel"/>
     <w:tmpl w:val="FB7E9BAE"/>
@@ -5473,7 +7233,7 @@
       </w:rPr>
     </w:lvl>
   </w:abstractNum>
-  <w:abstractNum w:abstractNumId="7" w15:restartNumberingAfterBreak="0">
+  <w:abstractNum w:abstractNumId="9" w15:restartNumberingAfterBreak="0">
     <w:nsid w:val="57BF736C"/>
     <w:multiLevelType w:val="multilevel"/>
     <w:tmpl w:val="6F324C3C"/>
@@ -5622,7 +7382,7 @@
       </w:rPr>
     </w:lvl>
   </w:abstractNum>
-  <w:abstractNum w:abstractNumId="8" w15:restartNumberingAfterBreak="0">
+  <w:abstractNum w:abstractNumId="10" w15:restartNumberingAfterBreak="0">
     <w:nsid w:val="58F91AF1"/>
     <w:multiLevelType w:val="multilevel"/>
     <w:tmpl w:val="98465EF2"/>
@@ -5771,7 +7531,7 @@
       </w:rPr>
     </w:lvl>
   </w:abstractNum>
-  <w:abstractNum w:abstractNumId="9" w15:restartNumberingAfterBreak="0">
+  <w:abstractNum w:abstractNumId="11" w15:restartNumberingAfterBreak="0">
     <w:nsid w:val="5D0378FC"/>
     <w:multiLevelType w:val="multilevel"/>
     <w:tmpl w:val="4E08E820"/>
@@ -5920,7 +7680,7 @@
       </w:rPr>
     </w:lvl>
   </w:abstractNum>
-  <w:abstractNum w:abstractNumId="10" w15:restartNumberingAfterBreak="0">
+  <w:abstractNum w:abstractNumId="12" w15:restartNumberingAfterBreak="0">
     <w:nsid w:val="5D277ADF"/>
     <w:multiLevelType w:val="multilevel"/>
     <w:tmpl w:val="FEBAE070"/>
@@ -6069,7 +7829,7 @@
       </w:rPr>
     </w:lvl>
   </w:abstractNum>
-  <w:abstractNum w:abstractNumId="11" w15:restartNumberingAfterBreak="0">
+  <w:abstractNum w:abstractNumId="13" w15:restartNumberingAfterBreak="0">
     <w:nsid w:val="67AB496E"/>
     <w:multiLevelType w:val="multilevel"/>
     <w:tmpl w:val="9B186E68"/>
@@ -6218,7 +7978,7 @@
       </w:rPr>
     </w:lvl>
   </w:abstractNum>
-  <w:abstractNum w:abstractNumId="12" w15:restartNumberingAfterBreak="0">
+  <w:abstractNum w:abstractNumId="14" w15:restartNumberingAfterBreak="0">
     <w:nsid w:val="6C1F4036"/>
     <w:multiLevelType w:val="multilevel"/>
     <w:tmpl w:val="1E5058E6"/>
@@ -6331,7 +8091,7 @@
       </w:pPr>
     </w:lvl>
   </w:abstractNum>
-  <w:abstractNum w:abstractNumId="13" w15:restartNumberingAfterBreak="0">
+  <w:abstractNum w:abstractNumId="15" w15:restartNumberingAfterBreak="0">
     <w:nsid w:val="6C566B42"/>
     <w:multiLevelType w:val="multilevel"/>
     <w:tmpl w:val="45D45220"/>
@@ -6480,7 +8240,7 @@
       </w:rPr>
     </w:lvl>
   </w:abstractNum>
-  <w:abstractNum w:abstractNumId="14" w15:restartNumberingAfterBreak="0">
+  <w:abstractNum w:abstractNumId="16" w15:restartNumberingAfterBreak="0">
     <w:nsid w:val="7A572A47"/>
     <w:multiLevelType w:val="multilevel"/>
     <w:tmpl w:val="458C898C"/>
@@ -6630,49 +8390,55 @@
     </w:lvl>
   </w:abstractNum>
   <w:num w:numId="1" w16cid:durableId="157578179">
-    <w:abstractNumId w:val="4"/>
+    <w:abstractNumId w:val="6"/>
   </w:num>
   <w:num w:numId="2" w16cid:durableId="159123698">
-    <w:abstractNumId w:val="7"/>
+    <w:abstractNumId w:val="9"/>
   </w:num>
   <w:num w:numId="3" w16cid:durableId="2006979191">
-    <w:abstractNumId w:val="6"/>
+    <w:abstractNumId w:val="8"/>
   </w:num>
   <w:num w:numId="4" w16cid:durableId="136192021">
     <w:abstractNumId w:val="1"/>
   </w:num>
   <w:num w:numId="5" w16cid:durableId="1869178102">
-    <w:abstractNumId w:val="12"/>
+    <w:abstractNumId w:val="14"/>
   </w:num>
   <w:num w:numId="6" w16cid:durableId="1941177724">
-    <w:abstractNumId w:val="13"/>
+    <w:abstractNumId w:val="15"/>
   </w:num>
   <w:num w:numId="7" w16cid:durableId="323243299">
-    <w:abstractNumId w:val="3"/>
+    <w:abstractNumId w:val="5"/>
   </w:num>
   <w:num w:numId="8" w16cid:durableId="1206675763">
     <w:abstractNumId w:val="0"/>
   </w:num>
   <w:num w:numId="9" w16cid:durableId="1967618962">
-    <w:abstractNumId w:val="8"/>
+    <w:abstractNumId w:val="10"/>
   </w:num>
   <w:num w:numId="10" w16cid:durableId="1998606486">
+    <w:abstractNumId w:val="13"/>
+  </w:num>
+  <w:num w:numId="11" w16cid:durableId="1848977309">
+    <w:abstractNumId w:val="12"/>
+  </w:num>
+  <w:num w:numId="12" w16cid:durableId="563881711">
+    <w:abstractNumId w:val="16"/>
+  </w:num>
+  <w:num w:numId="13" w16cid:durableId="1407534692">
     <w:abstractNumId w:val="11"/>
   </w:num>
-  <w:num w:numId="11" w16cid:durableId="1848977309">
-    <w:abstractNumId w:val="10"/>
-  </w:num>
-  <w:num w:numId="12" w16cid:durableId="563881711">
-    <w:abstractNumId w:val="14"/>
-  </w:num>
-  <w:num w:numId="13" w16cid:durableId="1407534692">
-    <w:abstractNumId w:val="9"/>
-  </w:num>
   <w:num w:numId="14" w16cid:durableId="1216548011">
-    <w:abstractNumId w:val="2"/>
+    <w:abstractNumId w:val="4"/>
   </w:num>
   <w:num w:numId="15" w16cid:durableId="255020122">
-    <w:abstractNumId w:val="5"/>
+    <w:abstractNumId w:val="7"/>
+  </w:num>
+  <w:num w:numId="16" w16cid:durableId="1678849361">
+    <w:abstractNumId w:val="3"/>
+  </w:num>
+  <w:num w:numId="17" w16cid:durableId="147980397">
+    <w:abstractNumId w:val="2"/>
   </w:num>
 </w:numbering>
 </file>
